--- a/docs/docx/sermon_004_ENGLISH.docx
+++ b/docs/docx/sermon_004_ENGLISH.docx
@@ -205,7 +205,7 @@
           <w:i w:val="0"/>
           <w:sz w:val="24"/>
         </w:rPr>
-        <w:t>The Sublime Dhamma declared by our Teacher of the Three Worlds, the Buddha—indeed, that Buddha-word—is in truth a path of practice that helps one to be released from the suffering of saṃsāra and to realize Nibbāna. Therefore, no matter how detailedly one studies the Buddha's teachings along with their commentaries and sub-commentaries, or memorizes them, if one does not walk upon that path of practice called virtue, concentration, and wisdom (sīla-samādhi-paññā), the ultimate purpose of the Buddha's teaching is not fulfilled. One cannot realize Nibbāna. To realize Nibbāna, meditation is especially necessary. Without meditation, no one can attain Nibbāna. The word used to convey this meaning of engaging in meditation is 'Yoga'. In other religions, the word 'Yoga' may be used in various other senses. But in our Dhamma, 'Yoga' means meditative attention (bhāvanā manasikāra)—meditative reflection. 'Ayoga' means not engaging in meditation. Thus, 'Yoga' is engaging in meditation, while 'Ayoga' is not engaging in meditation. Today, we take as our sermon's theme the verse declared by the Buddha to show the difference between these two.</w:t>
+        <w:t>The Sublime Dhamma expounded by the Teacher of the Three Worlds, the Buddha—that Buddha-word—is indeed a path of practice that helps one escape the suffering of *saṃsāra* and realize Nibbāna. Therefore, no matter how comprehensively one studies the Buddha's teachings, complete with commentaries and sub-commentaries, or commits them to memory, if one does not walk this path of practice consisting of virtue (*sīla*), concentration (*samādhi*), and wisdom (*paññā*), the ultimate purpose of the Buddha's teaching is not fulfilled. One cannot realize Nibbāna. Meditation is especially essential for realizing Nibbāna. Without meditation, no one can attain Nibbāna. The word that conveys this meaning of engaging in meditation is '*yoga*'. In other religions, the word '*yoga*' may be used in various other senses. However, in our Dhamma, '*yoga*' refers to meditative attention—to meditation and reflection. '*Ayoga*' means non-application to meditation. Thus, '*yoga*' is application to meditation, and '*ayoga*' is the lack of application to meditation. It is to demonstrate the difference between these two that we have chosen as our theme today this verse uttered by the Buddha.</w:t>
       </w:r>
     </w:p>
     <w:p>
@@ -216,7 +216,7 @@
           <w:i w:val="0"/>
           <w:sz w:val="24"/>
         </w:rPr>
-        <w:t>The background story of this verse is a very exemplary one. During the time the Buddha was residing at the Jetavana Monastery, there was a senior monk named Poṭhila. This Venerable Poṭhila was an expert in the Tipiṭaka; he had memorized it entirely and was a teacher instructing five hundred disciples. Judging by today's standards, you know there are various degrees such as 'Tipiṭakācārya' (Teacher of the Tipiṭaka), 'Tipiṭaka Vāgīśvarācārya' (Supreme Master of the Tipiṭaka), and so on; he was a monk worthy of being honored with such great titles. However, although Ven. Poṭhila was filled with learning, he did not direct his mind towards meditation. He did not think about his own Nibbāna or his own escape from saṃsāra, no matter how many disciples he taught. The Buddha felt compassion and a sense of spiritual urgency (saṃvega) regarding this monk, thinking: 'Alas! Though he is a person of such vast learning, he has still not thought about his own Nibbāna.' What was the method the Buddha used to arouse a sense of urgency in this monk? When Ven. Poṭhila came to pay respects to Him, the Buddha would address him as 'Empty Poṭhila' (Tuccha Poṭhila). No matter how the word 'tuccha' (empty/worthless) is used in society, its meaning is 'empty'. Thus: 'Come here, Empty Poṭhila. Welcome, Empty Poṭhila. Sit down, Empty Poṭhila. Ah, well, you may go, Empty Poṭhila. There goes Empty Poṭhila.' In this manner, whenever Ven. Poṭhila came, the Buddha used these words—the word 'Empty'. A great sense of urgency arose in this monk: 'Alas! The Buddha, my Teacher—to me, who am so highly learned and teach such a massive crowd of disciples—uses this word "Empty"!' Now, why did the Buddha, out of great compassion, give him this 'insulting name'? It was to arouse in that monk a sense of urgency regarding escape from saṃsāra, and also to shatter the conceit that had arisen due to his learning and his large following.</w:t>
+        <w:t>The background story related to this verse is a highly exemplary tale. During the time when the Buddha was residing at Jeta Grove, there was a senior elder named Poṭhila. This Ven. Poṭhila was an expert in the *Tipiṭaka*, having committed it entirely to memory, and was an acharya who taught the Dhamma to five hundred pupils. Judging by the standards of today, you all know how various degrees are awarded—he was an elder worthy of being honored with great titles such as *Tipiṭakācāriya* or *Tipiṭaka-vāgīssarācāriya*. Yet, despite Ven. Poṭhila being so full of book learning, he did not turn his mind toward meditation. He did not think about his own Nibbāna, or his own release from *saṃsāra*, no matter how many pupils he taught. The Buddha, thinking of this monk, felt a sense of urgency (*saṃvega*). "Alas, even though he is so highly educated, he still has not thought about his own Nibbāna." What was the device the Buddha used to instill a sense of urgency in this monk? When Ven. Poṭhila came to pay respects, the Buddha would address him as "Empty Poṭhila" (*Tuccha-Poṭhila*). However the word '*tuccha*' is used in society, its literal meaning is 'empty'. Thus: "Come here, Empty Poṭhila. Welcome, Empty Poṭhila. Sit down, Empty Poṭhila. Ah, well, go now, Empty Poṭhila. There goes Empty Poṭhila." In this manner, whenever Ven. Poṭhila approached, the Buddha would use those words—the word '*tuccha*'. This monk felt a deep sense of urgency. "Alas! The Buddha—my Teacher—addresses me with this word 'empty', me, who am so highly educated and who teaches such a vast number of pupils!" Now, why did the Buddha out of great compassion give him this "insulting nickname"? It was to arouse in that monk a sense of urgency regarding deliverance from *saṃsāra*, and also to shatter the pride born of his learning and his large following.</w:t>
       </w:r>
     </w:p>
     <w:p>
@@ -227,7 +227,7 @@
           <w:i w:val="0"/>
           <w:sz w:val="24"/>
         </w:rPr>
-        <w:t>For someone who practices virtues in this Dispensation, when doing things like meditation, it becomes necessary to seek various instructions under the guidance of a teacher. If one is to receive such instructions, there must be humility. This monk might have been thinking, 'Now I know everything.' A full vessel cannot be filled again. It must be emptied to be filled. It was with this intention of emptying and shattering conceit that the Buddha began addressing this monk as 'Empty'. Yet, this monk did not get angry because of it. He did not harbor hatred or ill-will toward the Buddha, thinking, 'He is disrespecting me.' Understanding his own state, he then decided: 'Now, I must abandon all these disciples and leave. I must go to some forest monastery, to a remote forest, and meditate.' Having made this resolution, the next morning he taught his disciples for the last time, and as the very last disciple departed, in a way that no one could see or understand—as if in disguise—not exactly in disguise, but in a manner unseen by anyone, even before dawn, he departed. Having departed, he traveled hundreds of leagues away and arrived at a certain forest monastery. In that forest monastery, there resided thirty monks. It was a forest monastery where thirty Arahants resided. This monk went to the chief monk of that monastery and pleaded: 'Alas, Bhante, please be a refuge to me.' That is, to be a refuge for Nibbāna. The chief monk first said, 'Alas, is not your reverence a person of such great learning? Is it not from people like you that even we must learn something?' Ven. Poṭhila replied, 'Alas, do not say so, Bhante. I have come here seeking a refuge; please give me a meditation subject (kammaṭṭhāna) for Nibbāna.' To break his conceit, the chief monk sent him to the second monk. That monk sent him to the next monk. Going on like this, they finally sent him to a seven-year-old novice monk (sāmaṇera) who had recently ordained and was at the very end of the community of monks. This novice monk was no ordinary person either. He was an Arahant. When Ven. Poṭhila approached, this young novice, who was indeed a great Arahant, was sewing a robe in a quiet spot. Ven. Poṭhila went up to this novice monk, paid respects, and pleaded: 'O virtuous one, please be my refuge, please help me.' The novice monk also said, 'Alas, Bhante, you are a very elderly, highly educated, and deeply learned monk. When even we must learn things from you, why do you speak like this?' Ven. Poṭhila replied, 'No, no, do not say so. I have come with the hope of realizing Nibbāna. Please be my refuge. If you tell me to, I am even ready to jump into a fire,' thus expressing his obedience. Then, to eradicate his conceit and test his obedience, the young monk pointed to a pond nearby and said, 'If that is so, Bhante, step into that pond over there.' Ven. Poṭhila, who was wearing high-quality, valuable robes, stepped into the pond with those very robes on. Just as he stepped in, and the edge of his robe was barely wet, the young Arahant novice called out, 'Come back, Bhante,' and then began to give him the lesson.</w:t>
+        <w:t>For one who is practicing virtuous qualities in this Dispensation (*Sāsana*), while engaged in activities like meditation, it becomes necessary to receive various instructions under the guidance of a teacher. To receive such instructions, humility is indispensable. This monk must have thought, "Now I know everything." An already filled pot cannot be refilled; it must be emptied before it can be filled. It was with this intention of emptying him and shattering his pride that the Buddha began addressing this monk as "Empty". Yet, this monk did not become angry because of it. He did not harbor ill-will or hatred toward the Buddha, thinking, "He is disrespecting me." Understanding his own position, he then decided, "Now I must abandon all these pupils and leave. I must go to some forest monastery, go to a remote forest, and meditate." Having made this resolution, the next morning he taught his pupils for the last time. As soon as the very last pupil departed, in a manner unseen and unnoticed by anyone—almost in disguise, or rather, simply unnoticed—he departed before dawn. Having traveled hundreds of leagues away, he arrived at a certain forest monastery. In that forest monastery, there resided thirty monks—all of whom were Arahants. This elder approached the chief monk of the monastery and requested, "O venerable sir, please be my refuge." That is, to help him achieve Nibbāna. This elder first said, "Alas, are you not a person of such vast learning? It is from people like you that we too have to learn." "Alas, do not say so, venerable sir! I have come seeking refuge. Please give me a meditation subject (*kammaṭṭhāna*) for Nibbāna." To break his pride further, the chief monk sent him to the second monk. That monk sent him to the next. In this manner, they passed him along until he was sent to a newly ordained seven-year-old novice monk (*sāmaṇera*) who sat at the very end of the entire community of monks. This novice was no ordinary person; he was an Arahant. When Ven. Poṭhila approached, this young novice, who was indeed a great Arahant, was sewing a robe in a quiet spot. Ven. Poṭhila came up to the novice, paid respects, and pleaded, "Venerable good sir, please be my refuge; please help me." Then this novice also said, "Alas, venerable sir, you are an elder who is very elderly, learned, and of great erudition. When we ourselves ought to learn from you, why do you speak like this?" "No, no, do not say so. I have come with the hope of realizing Nibbāna. Please help me. If you tell me to, I am even prepared to jump into fire." Thus he expressed his obedience. To remove any remaining pride and test his obedience, the young novice pointed to a pond nearby and said, "If so, venerable sir, step into that pond over there." Ven. Poṭhila, who was wearing fine, valuable robes, stepped into the pond just as he was. As soon as he stepped in, and the edge of his robe was barely wet, the young Arahant novice called out, "Come back, venerable sir!" and then began to deliver the lesson.</w:t>
       </w:r>
     </w:p>
     <w:p>
@@ -238,7 +238,7 @@
           <w:i w:val="0"/>
           <w:sz w:val="24"/>
         </w:rPr>
-        <w:t>You, meritorious people, can think a little about how this must have been. A seven-year-old novice monk—a clever, skillful novice, but indeed an Arahant. And that senior monk was highly learned, with graying hair, possessing a very dignified appearance. Yet, that senior monk sat in a squatting posture and was now learning this lesson to realize Nibbāna. He was ready to learn a lesson from this seven-year-old novice, a lesson he had been unable to learn all this time. What was the lesson this Arahant novice gave? He gave a simile that anyone can take deeply to heart, or understand very simply. 'Then, Bhante, let us suppose there is an anthill with six holes. A monitor lizard entered through one of these six holes. If one wants to catch this monitor lizard, what should one do? One must close five of the holes and watch over the single hole through which the monitor lizard entered. While watching there, one can catch the monitor lizard. In the same way, Bhante, we have six senses—like the anthill, in this body of ours. Various objects enter through these six sense doors. If we want to "catch" those objects that have entered'—here, 'catching' means, in a deep sense, to comprehend them, to 'grasp' them. In modern parlance, we say, 'I couldn't catch what was said.' It is that kind of catching meant here. Catching the monitor lizard means, regarding the object—various objects, when we think of various things we call them 'objects'—it means correctly comprehending the true nature of the object; that is what is called catching the object. 'Just as one closes those five holes to catch the monitor lizard, among these six senses, one must close the five doors of the external senses, namely the eye, ear, nose, tongue, and body, and engage in guarding this door called "mind", called the "thought-mind".' That is the idea. There was no need to explain further. As soon as the young monk spoke this simile, Ven. Poṭhila's past merits surfaced, and he understood it deeply. Next, as he was understanding it, the Buddha, watching this event from hundreds of leagues away, through His Buddha-knowledge, in order to further encourage Ven. Poṭhila at that final moment—to encourage him to exert himself in that meditation subject—uttered the verse we took as our theme earlier.</w:t>
+        <w:t>You, devout listeners, can imagine what that scene must have been like. A seven-year-old novice—how cute and delicate a novice, yet an Arahant! And the other monk, highly learned, gray-haired, and possessing a very imposing appearance. Yet, that elder sat squatting, ready to learn this lesson in order to realize Nibbāna. He was prepared to learn from this seven-year-old novice a lesson he had been unable to learn for so long. What was the lesson given by this Arahant novice? He gave a simile that anyone can take deeply or simply: "Then, venerable sir, let us suppose there is an anthill with six holes. A monitor lizard enters through one of those six holes. If one wants to catch this lizard, what should one do? One must block five of the holes and watch over the single hole through which the lizard entered. By watching there, one can catch the lizard. In the same way, venerable sir, we have six sense bases—like the anthill, in this body of ours. Various objects enter through these six sense doors. If we want to 'catch' those objects that have entered—here, 'catching' means understanding in a deep sense. As is commonly said nowadays: 'I couldn't catch what was said.' It is that kind of catching that is meant here. Catching the lizard means truly understanding the real nature of the object—various objects, which we call 'sense-objects' when we think of various things. Truly understanding the real nature of the object is what is meant by catching the object. Just as one blocks the five holes to catch the lizard, among these six sense bases, one must close the five doors of the external senses, namely the eye, ear, nose, tongue, and body, and engage in guarding the door of the mind (*manas*), also called 'the mind' (*sita*). That is the idea." There was no need for further elaboration. No sooner had the young novice spoken this simile than Ven. Poṭhila’s past merits came to the fore, and he understood it deeply. Immediately upon that realization, the Buddha, who had been watching this event from hundreds of leagues away, using his Buddha-knowledge to further encourage Ven. Poṭhila—to inspire him to apply himself to the meditation subject—uttered the verse we took as our theme:</w:t>
       </w:r>
     </w:p>
     <w:p>
@@ -249,7 +249,7 @@
           <w:i w:val="0"/>
           <w:sz w:val="24"/>
         </w:rPr>
-        <w:t>*Yogā ve jāyatī bhūri*</w:t>
+        <w:t>&gt; *Yogā ve jāyati bhūri,*</w:t>
       </w:r>
     </w:p>
     <w:p>
@@ -260,7 +260,7 @@
           <w:i w:val="0"/>
           <w:sz w:val="24"/>
         </w:rPr>
-        <w:t>*ayogā bhūrisaṅkhayo*</w:t>
+        <w:t>&gt; *ayogā bhūrisaṅkhayo;*</w:t>
       </w:r>
     </w:p>
     <w:p>
@@ -271,7 +271,7 @@
           <w:i w:val="0"/>
           <w:sz w:val="24"/>
         </w:rPr>
-        <w:t>*etaṃ dvedhāpathaṃ jñātvā*</w:t>
+        <w:t>&gt; *etaṁ dvedhāpathaṁ ñatvā,*</w:t>
       </w:r>
     </w:p>
     <w:p>
@@ -282,7 +282,7 @@
           <w:i w:val="0"/>
           <w:sz w:val="24"/>
         </w:rPr>
-        <w:t>*bhavāya vibhavāya ca*</w:t>
+        <w:t>&gt; *bhavāya vibhavāya ca;*</w:t>
       </w:r>
     </w:p>
     <w:p>
@@ -293,7 +293,7 @@
           <w:i w:val="0"/>
           <w:sz w:val="24"/>
         </w:rPr>
-        <w:t>*tathāttānaṃ niveseyya*</w:t>
+        <w:t>&gt; *tathāttānaṁ niveseyya,*</w:t>
       </w:r>
     </w:p>
     <w:p>
@@ -304,7 +304,7 @@
           <w:i w:val="0"/>
           <w:sz w:val="24"/>
         </w:rPr>
-        <w:t>*yathā bhūri pavaḍḍhati*</w:t>
+        <w:t>&gt; *yathā bhūri pavaḍḍhati.*</w:t>
       </w:r>
     </w:p>
     <w:p>
@@ -315,7 +315,7 @@
           <w:i w:val="0"/>
           <w:sz w:val="24"/>
         </w:rPr>
-        <w:t>'Yogā ve jāyatī bhūri'—Yoga means engaging in meditation, meditative attention (bhāvanā manasikāra). Through that meditative attention, one can gain great wisdom as vast as the earth. One can obtain a great result. 'Ayogā bhūrisankhayo'—But if there is no such meditative attention, no such engagement, what happens there is the decline of wisdom. Wisdom is destroyed; understanding is lost. 'Etaṃ dvedhāpathaṃ jñātvā - bhavāya vibhavāya ca'—understanding these two paths, this crossroads—fully understanding these two paths diverging in two directions—'tathāttānaṃ niveseyya - yathā bhūri pavaḍḍhati'—'in whichever way wisdom grows, practice in that way, walk on that path, turn towards that path.' This is how the Buddha advised Ven. Poṭhila through this verse. It is recorded that, encouraged by this instruction, Ven. Poṭhila very rapidly applied meditative attention and became an Arahant. From this, we can understand that there is a depth within that verse sufficient to aid the realization of Arahantship. Why? Because the young novice monk had presented the Dhamma Ven. Poṭhila had realized himself as a meditation subject through that small simile—the simile of the monitor lizard and the anthill.</w:t>
+        <w:t>"*Yogā ve jāyati bhūri*"—*yoga* means application to meditation, meditative attention. Through that meditative attention, one can gain wisdom as vast as the earth itself; one can obtain a great result. "*Ayogā bhūrisaṅkhayo*"—but if there is no such meditative attention, no such application, what happens is the decay of wisdom. Wisdom is destroyed; understanding fades away. "*Etaṁ dvedhāpathaṁ ñatvā bhavāya vibhavāya ca*"—knowing these two paths, this fork in the road, fully understanding these two paths branching in opposite directions, one toward progress (*bhava* / becoming) and the other toward decline (*vibhava* / non-becoming); "*tathāttānaṁ niveseyya yathā bhūri pavaḍḍhati*"—"conduct oneself in such a way that wisdom may grow, walk that path, turn onto that path." This is how the Buddha advised Ven. Poṭhila through this verse. It is recorded that, encouraged by this advice, Ven. Poṭhila applied meditative attention with great speed and became an Arahant. From this, we can understand that there is a depth in that verse sufficient to aid one in attaining Arahantship. Why? Because the Dhamma he had studied was presented as a meditation subject through that simple simile of the monitor lizard and the anthill by the novice monk.</w:t>
       </w:r>
     </w:p>
     <w:p>
@@ -326,7 +326,7 @@
           <w:i w:val="0"/>
           <w:sz w:val="24"/>
         </w:rPr>
-        <w:t>Now, we too can draw many lessons from this story. Let us first look at that. First of all, from this story, we see the difference between knowledge and wisdom. Today, this is something many people mix up. This is an era where knowledge is overflowing. In the name of science and other various arts and sciences—when you look at a library, it is full of books. There is such an overflowing store of knowledge in the world. But wisdom is not that. Wisdom is subtle understanding. Most people lack it. Especially, wisdom here means the deep understanding that helps realize Nibbāna—the deep understanding of the Four Noble Truths. Most people do not have that. Nor do they exert themselves for the sake of wisdom. Instead, carrying a burden of knowledge, crushed under its weight, they spend their lives and finally die, sometimes to be reborn in the lower realms, as animals, or ghost worlds. Why? A person cannot escape saṃsāra through that accumulation of knowledge. For the sake of wisdom, one must walk upon that path of virtue, concentration, and wisdom (sīla-samādhi-paññā) and receive training in it. Or to put it another way—by concentrating the mind through a certain meditation subject, and developing the three characteristics of impermanent (anicca), suffering (dukkha), and non-self (anattā), realizing the stages of awakening is what is called wisdom. This difference between the two is well illustrated by Ven. Poṭhila, who, despite having qualifications worthy of receiving various degrees, did not realize Nibbāna, which is the true purpose of the Buddha's teaching. He had not even attained the stage of Stream-entry (Sotāpanna). But that seven-year-old novice monk, who was a newly ordained monk—whom we call 'the small monk'—was not small at all; he was a great Arahant. Such is the vast gap between knowledge and wisdom.</w:t>
+        <w:t>Now, we can draw many lessons from this story. Let us first look at that. First of all, we see in this story the difference between book learning (knowledge) and wisdom. This is something that many people confuse nowadays. Ours is an era overflowing with knowledge. What with science and various other arts and crafts—if you look at a library, it is filled with books. There is such an abundance of knowledge overflowing in the world. But wisdom is not that. Wisdom is a subtle understanding. Most people lack it. Especially, wisdom here means the deep understanding that leads to the realization of Nibbāna—the deep understanding of the Four Noble Truths. Most people do not have that. They do not strive for wisdom either. Instead, they carry a heavy burden of knowledge, spend their lives crushed by its weight, and in the end, when they die, they might be born in woeful states, as animals or hungry ghosts (*petas*). Why? Because one cannot escape *saṃsāra* with a mere burden of knowledge. For wisdom, one must travel the path of virtue, concentration, and wisdom (*sīla-samādhi-paññā*) and undergo training in it. Or to put it in another way—wisdom means unifying the mind through some meditation subject, developing the three characteristics of impermanence (*anicca*), suffering (*dukkha*), and not-self (*anattā*), and realizing the Paths and Fruits. The difference between these two is clearly illustrated here: although the elder Ven. Poṭhila possessed qualifications worthy of receiving various high academic degrees, he had not realized Nibbāna, the true purpose of the Buddha's teaching. He had not even attained the stage of a Stream-enterer (*sotāpanna*). Yet that seven-year-old novice, a newly ordained monk whom we call a "little monk," was no ordinary little one but a great Arahant. Such is the vast gulf between book learning and wisdom.</w:t>
       </w:r>
     </w:p>
     <w:p>
@@ -337,7 +337,7 @@
           <w:i w:val="0"/>
           <w:sz w:val="24"/>
         </w:rPr>
-        <w:t>Next, when we think of the word 'Empty' (tuccha), which seems like an insult from the Buddha, we can understand that the fundamental thing required to practice a meditation subject and to be disciplined according to it is humility. Although Ven. Poṭhila had such shortcomings initially, how humbly did he seek refuge from the novice monk at that moment! This is exemplary for everyone. It is an occasion worthy of drawing a discipline from. Thus, he demonstrates the quality of humility. It is an example to the world. Despite possessing great academic learning, in the presence of one who had supramundane realization, he humbly and respectfully sought advice. Ven. Poṭhila set a wonderful example.</w:t>
+        <w:t>Furthermore, when we think of the word "empty" used by the Buddha, which might appear as a form of disparagement, we can understand that the primary quality needed to practice a meditation subject and train according to it is humility. Although Ven. Poṭhila had shortcomings initially, how humbly did he seek refuge from the novice at that moment! This is exemplary for everyone—an incident worthy of drawing a lesson in discipline. Thus, he demonstrated the quality of humility, setting an example for the world. Despite his vast learning, he humbly and respectfully sought advice from one who had supramundane realization. Ven. Poṭhila has given us a wonderful example.</w:t>
       </w:r>
     </w:p>
     <w:p>
@@ -348,7 +348,7 @@
           <w:i w:val="0"/>
           <w:sz w:val="24"/>
         </w:rPr>
-        <w:t>On the other hand, look at the simile given, and also the discipline that showed the spiritual power of that novice monk. He told Ven. Poṭhila to step into the pond, and Ven. Poṭhila obeyed that spiritual power. Next, the simile given by the young monk: the simile of the monitor lizard that entered the anthill. This anthill carries a deep meaning. The simile of the anthill is shown in the Dhamma itself. This physical body, born of mother and father, nourished by food and drink, and constructed from the four elements of earth, water, fire, and wind—arising from these four elements of earth, water, fire, and wind—is compared to an anthill. The six holes of this physical body are what was mentioned. The five external sense doors are the eye, ear, nose, tongue, and body. Why are these called 'holes'?—They are 'doors'. Through these doors, we take in various objects. Forms are seen by the eye. Sounds are heard by the ear. Odors are smelled by the nose. Tastes are tasted by the tongue. Tangibles are felt by the body. Likewise, thoughts come to the mind. In this way, objects stream in through these six doors. But there is a specialty here. The objects taken in by those five external senses—the eye, ear, nose, tongue, and body—the experience of those streaming objects, their consumption, is done by the mind. If we consider this like a picture, those five external senses are around the periphery, and the mind is in the center. All messages from those five—sensory messages—are deposited in the mind. Even if we think about that anthill, the mind is like the topmost hole of the anthill. That is the chief one. The five external senses are like the five holes around it. We can think of it like that for a moment. Usually, we think that the eye took the object, that the ear took the object. But no matter from where they are taken, these go and deposit themselves in the mind.</w:t>
+        <w:t>On the other hand, look at the simile that was given, and also the training that demonstrated the spiritual majesty of that novice. He told Ven. Poṭhila to step into the pond, and the elder obeyed that majesty. Next, the simile given by the young monk: the simile of the monitor lizard entering an anthill. This 'anthill' carries a profound meaning. The simile of the anthill is shown in the Dhamma itself. This physical frame, born of parents, nourished by food and drink, and constructed from the four primary elements—earth, water, fire, and wind (or *paṭhavī, āpo, tejo, vāyo*)—is compared to an anthill. The six holes of this anthill are the six doors. The five external sense bases—eye, ear, nose, tongue, and body—are like the five external holes. Why are they called "holes"? They are "doors". Through these doors, we receive various objects. The eye sees forms, the ear hears sounds, the nose smells odors, the tongue tastes flavors, the body feels touch, and the mind receives thoughts. Thus, objects stream in through these six doors. Yet, there is a specialty here. It is the mind that experiences, that "consumes," the objects that stream in through the five external senses—eye, ear, nose, tongue, and body. If we were to view this like a picture, the five external senses are situated around the periphery, with the mind in the center. All the messages—sensory messages—from those five are deposited in the mind. If we think of the anthill, we can imagine that the mind is like the topmost hole of the anthill. It is the principal one. The five external senses are like the five holes around it. We can contemplate it in this way for a moment. We usually think that the eye apprehends the object, or the ear apprehends the object. But from wherever they are received, they ultimately deposit in the mind.</w:t>
       </w:r>
     </w:p>
     <w:p>
@@ -359,7 +359,7 @@
           <w:i w:val="0"/>
           <w:sz w:val="24"/>
         </w:rPr>
-        <w:t>The mind is chief. This is the most special and supreme statement in the Buddha's teaching. Even if modern science does not take this into much consideration, the Buddha's teaching gives the chief place to the mind. The Dhammapada begins its first two verses with the words: 'Mano-pubbaṅgamā dhammā, mano-seṭṭhā manomayā.' This is like a fundamental principle of the Buddha's teaching. 'Mano-pubbaṅgamā dhammā'—here, 'dhammā' means the objects of the mind. We can call them 'things'. In everything we consider as 'things', the mind is the forerunner. The mind is chief to these. 'Mano-seṭṭhā'—the mind is supreme. 'Manomayā'—when we really reflect, these are mind-made. In things taken as 'forms' or 'sounds' and so on, it is the mind-connected part that the Buddha highlights most. They are, as it were, constructed by the mind itself. Therefore, this problem must be resolved through the mind itself. What is meant by resolving the problem through the mind itself? It is by reflecting on these incoming objects. Through reflecting on these objects, it is the comprehension of their true nature—their true nature according to the Dhamma. What does the ordinary worldling do? To see a form coming to the eye more clearly, they run after it. They run after the sound coming to the ear. These are perceptions (saññā). The Buddha compared perception (saññā) to a mirage. What is a mirage? In the hot season, a deer, seeing a shimmering, vibrating appearance on the ground caused by climatic and weather conditions, is deceived into thinking it is water and runs after it. The more it runs, the further it recedes. Therefore, it is called a mirage, 'mṛgatṛṣṇikā' (deer-thirst). The thirsty deer runs after it. The Buddha compares perceptions (saññā) to this very mirage. If so, how much do we exhaust ourselves to see clearly a form that appears to the eye, to the point that microscopes are not enough, telescopes are not enough! In that manner, we analyze and analyze them. But one does not draw closer to the Dhamma through that. One does not draw closer to seeing the reality declared by the Buddha. It does not ultimately help in realizing the three characteristics of impermanent (anicca), suffering (dukkha), and non-self (anattā).</w:t>
+        <w:t>The mind is foremost. This is one of the most special and supreme statements in the Buddha's teaching. Though modern science may not give it such consideration, the Buddha's teaching accords the primary place to the mind. The first two verses of the Dhammapada begin with the words: "*Manopubbaṅgamā dhammā, manoseṭṭhā manomayā*." This is like a fundamental principle of the Buddha's teaching. "*Manopubbaṅgamā dhammā*"—'*dhammā*' here refers to the things that are objects of the mind. We can call them "things." Mind precedes everything we consider to be "things." The mind is foremost in these. "*Manoseṭṭhā*"—the mind is supreme. "*Manomayā*"—when we truly ponder over it, they are mind-made; they are fashioned by the mind. Regarding what is taken as a "form" or a "sound" and so forth, it is the aspect connected to the mind that the Buddha highlights. These are, as it were, constructed by the mind itself. Therefore, it is through the mind itself that this problem must be resolved. What does it mean to resolve the problem through the mind itself? It is by reflecting on (attention to) the incoming objects. Through reflecting on these objects, one understands their true nature—their true nature according to the Dhamma. What do ordinary people do? They run after the form that meets the eye to see it better. They run after the sound that meets the ear. These are perceptions (*saññā*). The Buddha compared perceptions to a mirage. What is a mirage? During the hot season, due to atmospheric and climatic conditions, a deer sees a shimmering, flickering phenomenon on the ground, mistakes it for water, and runs after it. The more it runs, the further away it recedes. That is why it is called a mirage, or *mṛgatṛṣṇikā* (the deer's thirst). The thirsty deer runs after it. The Buddha compared perceptions to that very mirage. If so, how much do we exhaust ourselves trying to see a form clearly nowadays, such that microscopes are not enough, telescopes are not enough! To that extent we analyze and analyze them. Yet, that does not bring us closer to the Dhamma. It does not bring us closer to seeing the reality expounded by the Buddha. It does not ultimately help us comprehend the three characteristics of impermanence (*anicca*), suffering (*dukkha*), and not-self (*anattā*).</w:t>
       </w:r>
     </w:p>
     <w:p>
@@ -370,7 +370,7 @@
           <w:i w:val="0"/>
           <w:sz w:val="24"/>
         </w:rPr>
-        <w:t>It is the same with sound and other things. We run far after them. What is the danger of this running? Why do we run? It is because of desires for them. Desire is something that grows. Running after these perceptions is what causes the growth of defilements, which are called by various names such as craving (taṇhā), desire, and greed. Instead of that, what is advised—especially in insight meditation (vipassanā bhāvanā)—is to briefly note everything. That yogi, the meditator (yogāvacara), is on a path to Nibbāna, a journey to Nibbāna. Now, even if we are going on a long journey, if we are traveling with that journey as our target, and if we stop our vehicle everywhere along the way because 'here is a good view, here is a good song' to see and hear them, we will not be able to complete our journey. It causes delay. Therefore, a person who aspires to Nibbāna without delay, when engaging in that work of yoga, in meditation, in meditative attention, does not chase after a form that is seen. He does not run after it. Instead, he gives a note to the mind: 'form, form,' reflecting twice in this manner: 'this is merely a form.' That is what is called noting/reflecting—meditative attention (manasikāra). 'Form, form.' Next, regarding a sound as well—if it is a song, without analyzing whose song it is, or what kind of song it is, the one who has sat down for meditation notes: 'sound, sound' and ends it right there. 'sound, sound.' In the same way, regarding odors too—that too is a certain sensation, an odor or fragrance. He notes it briefly and ends it right there; in that manner. Or else, even if a thought arises, without letting that thought grow, without letting it expand, he notes it as a thought. It is merely a thought that is noted here. Through this, instead of running after the mirage, the mind can be stopped. Stopping this running mind is the special exercise done through this.</w:t>
+        <w:t>The same applies to sound and other sense-objects. People run far after these. What is the danger (*ādīnava*) of this running? Why do they run? It is because of desires for them. Running after these perceptions causes the growth of defilements known by various names such as craving (*taṇhā*), desire, and greed. Instead of that, what one is told to do—especially in insight (*vipassanā*) meditation—is to note (or contemplate) each of these things briefly. That yogi, the practitioner (*yogāvacara*), is traveling the path to Nibbāna, a journey to Nibbāna. Now, even if we are traveling a long distance, if we are heading toward a destination, but we keep stopping our vehicle everywhere because "here is a beautiful view" or "here is a good song" and stay to watch and listen, we will not be able to complete our journey. It becomes a cause for delay. Therefore, one who seeks Nibbāna diligently, when applying oneself to that yogic practice, to meditation, to meditative attention, does not chase after a form that is seen. One does not run after it. Instead, one presents to the mind: "Form, form," noting it in that manner twice as "this is merely a form." That is what is called noting, meditative attention. "Form, form." Similarly with a sound—if it is a song, without analyzing who sang it or what kind of song it is, the meditator seated in meditation finishes it right there by noting: "Sound, sound." "Sound, sound." Likewise with smells—whether an odor or a fragrance. That too is a certain sensation—an odor or fragrance. One notes it briefly and finishes it right there. In this manner, even if a thought arises, without letting that thought grow or proliferate, one notes it as a thought. One notes it as "merely a thought." It is through this that, instead of running after the mirage, one can halt the mind. Halting this running mind is the specific training done here.</w:t>
       </w:r>
     </w:p>
     <w:p>
@@ -381,7 +381,7 @@
           <w:i w:val="0"/>
           <w:sz w:val="24"/>
         </w:rPr>
-        <w:t>What have we been doing for a long time in this saṃsāra? Like the deer running after the mirage, we ran after the perceptions received through our senses. There is never any satisfaction. The deer runs to quench its thirst, but its thirst only increases, and it cannot find water to end it, because there is no water there. In the same way, to quench our desires, we run after a 'thing' created by the mind. The things we think of as 'things' are those very objects. But not a single one of them can be caught by us. Their true nature cannot be grasped. We cannot be satisfied by looking with the eye or hearing with the ear. Instead, the Buddha says to close those five doors and note the things that come to the mind in the manner described. Even the incoming thought is noted as a thought—without submitting to that thought, without allowing it to grow. Recognizing it as 'thought, thought,' it is ended right there. In this way, as in 'nipping it in the bud' (lat-tana lop karanavā), this insight attention (vipassanā manasikāra) is what is meant here by 'catching the monitor lizard'; it is the comprehension of the true nature of the object. This 'monitor lizard'—these objects—have been deposited in the mind in a very subtle way over a long period in this long saṃsāra. The objects we formed due to the perceptions coming to this mind in the past saṃsāra lie as if asleep within the mind. They wake up and try to escape through those five external senses. A certain past perception regarding a form coming to the eye arises—arising from within the mind—and grasping the external form, it runs after it, thinking, 'Ah, what a beautiful form!' It runs after it, thinking, 'Ah, what a good song, what a sweet sound!' These also arise from the mind. Once they arise and start running after the five external senses, they cannot be stopped again. Instead, what is done? Closing those five doors, the meditator, without giving room to them, treats them briefly, nips them in the bud, and remains watchful over the mind. What is used to help maintain this watchfulness? That is what is called mindfulness and clear comprehension (sati-sampajañña). 'Sati' means mindfulness. 'Sampajañña' can be called 'clear understanding' or 'awareness'—the ability to understand something, which means a power of comprehension. Thus, we can call it mindfulness and wisdom. Possessing mindfulness and wisdom, one becomes aware of something oneself—not making others aware, but becoming aware oneself: 'the nature of this is such.' If it is a form, that too is a mirage. That too is perception. Therefore, without running after it, one stops right there, noting: 'it is merely a form, it is merely a sound.'</w:t>
+        <w:t>What have we been doing for a long time in this *saṃsāra*? Just as the deer runs after the mirage, we ran after the perceptions received through our senses. There is never any satisfaction. The deer runs to quench its thirst, but its thirst only increases, and it cannot find water to end it, because there is no water there. Similarly, we run after a "thing" conjured up by our minds to satisfy our desires. The things we conceive as "things"—those "things" are indeed those sense-objects. But not a single one of them can be grasped by us. Their true nature cannot be caught. We cannot be satisfied by looking with the eye or hearing with the ear. Instead, the Buddha tells us to close those five doors and note the things that come to the mind in the manner described. Even the arising thought is noted as a thought—without submitting to that thought, without allowing it to grow. Recognizing it as "thought, thought," one finishes it right there. In this way, like "nipping it in the bud," this insight attention is what is meant here by "catching the monitor lizard"—it is understanding the true nature of the object. These "monitor lizards"—these objects—have been deposited in the mind in a highly subtle manner for a long time throughout this long *saṃsāra*. The objects we created in the past *saṃsāra* due to perceptions entering the mind lie, as it were, dormant within the mind. They wake up and try to escape through the five external senses. A certain past perception regarding a form seen by the eye arises—emerging from within the mind—and grasping the external form, one runs after it, thinking, "Ah, what a beautiful form!" "Ah, what a good song!" "What a sweet sound!" and runs after it. These also emerge from the mind. Once they emerge and begin running through the five external senses, they cannot be stopped again. Instead, what does one do? The meditator closes those five doors, denies them entry, treats them briefly, nips them in the bud, and remains watchful of the mind. What is used to aid this watchfulness? That is what is called mindfulness and full awareness (*sati-sampajañña*). *Sati* means mindfulness. *Sampajañña* can be called "clear comprehension" or "awareness"—the capacity to understand something, meaning a capacity for comprehension. Thus, we can say mindfulness and understanding. With mindfulness and understanding, one—not informing others, but oneself—becomes aware of something. "Its nature is such." If it is a form, that too is a mirage. That too is a perception. Therefore, without running after it, one stops right there, noting "it is merely a form, it is merely a sound."</w:t>
       </w:r>
     </w:p>
     <w:p>
@@ -392,7 +392,7 @@
           <w:i w:val="0"/>
           <w:sz w:val="24"/>
         </w:rPr>
-        <w:t>It is through noting in this manner that one can gradually free oneself from perception (saññā). It is by freeing oneself from perception that wisdom (paññā) can be brought forth—that deep understanding. What is that deep understanding? As declared by the Buddha, everything in this world has an impermanent (anicca) nature. A person must realize this impermanence (aniccatā) for themselves. Through this noting, the power to realize it arises in a person. If we reflect on impermanence (aniccatā) in more detail, in everything there is an arising (jāti) and a passing away. Arising and passing away—these two are what is called impermanence (aniccatā). Whether we take form, feeling/sensation (vedanā), perception (saññā), formations (saṅkhāra), or consciousness (viññāṇa)—this entire five aggregates is impermanent (anicca). It is this group of five aggregates that we designate as 'I' and 'mine'. This is a pile of form. Sometimes we take a photograph and proudly say, 'my form.' What was recorded there? A series—a continuity—of forms changing at extreme rapidity. This is shown as a single thing by that perception, like a mirage. There is such a deceptive nature in the world. Due to the weakness in the structure of these senses, we do not see that rapid change. This is because of what is called the 'perception of compactness' (ghana-saññā). There is a tendency for everything in the world to appear as a solid thing, a dense thing, a real thing, a permanent thing. The mirage seen from afar is thought of as water. But there, only a great shimmering, vibrating mass exists. In the same way, not only that which is far, but this physical body of ours also changes moment by moment with extreme rapidity. That is form. Next, feeling/sensation (vedanā) is also like that. We say 'Alas, sensation!' thinking of it as a single thing. But there too, when one notes with mindfulness and wisdom in the manner of meditative attention, it is seen. There too, exists only a heap of feelings. Likewise, perception (saññā) is also a pile of layers. It is through a pile of perceptual layers that we recognize someone. With extreme rapidity, we take that pile of layers as one due to the perception of compactness—as a form. Similarly, formations (saṅkhāra), which are our intentions—they too arise and pass away with extreme rapidity. Even consciousness (viññāṇa), though we call it 'the mind,' though we call it 'my mind,' arises and passes away with a speed that is 'unimaginable'. While such a state exists in the world, we usually take these as one through the perception of compactness and designate them as 'I' and 'mine'. When we say 'I', if there is an 'I', there must also be something that belongs to me. So, it is by trying to divide these two that we create this saṃsāric knot. 'I' and 'my things.' In this way, due to that perception of compactness, a delusion (moha) arises.</w:t>
+        <w:t>It is through such noting that one can gradually free oneself from perception (*saññā*). And having freed oneself from perception, wisdom can emerge—that deep understanding. What is that deep understanding? As the Buddha declared, there is an impermanent (*anicca*) nature in everything in this world. One must realize this impermanence for oneself. Through this noting, one gains the capacity to realize it. If we contemplate impermanence in a bit more detail: in everything, there is an arising and a passing away. It is this arising and passing away that is called impermanence (*anicca*). Be it form, feeling (*vedanā*), perception, formations (*saṅkhāra*), or consciousness (*viññāṇa*)—this entire fivefold group of grasping (the five aggregates / *pañcupādānakkhandha*) is impermanent. It is these five heaps called the five aggregates that we refer to as "I" and "mine". This is a heap of form. Sometimes we take a photograph and proudly say, "This is my form." What was recorded there? A series—a continuity (*santati*)—of forms that change with extreme rapidity. This is presented as a single entity by that perception, like a mirage. There is such a tendency in the world to present things in this way. Due to the weakness of our sensory apparatus, we do not see that rapid change. This is called the perception of compactness (*ghana-saññā*). Everything in the world has a way of appearing as a "compact thing", a "real thing", a "true thing", a "permanent thing". Just as the mirage seen from afar is thought to be water, though there is only a shimmering, vibrating mass there. Similarly, not only what is far away, but also this body of ours right here changes with extreme rapidity, moment by moment. That is form. Feeling (*vedanā*) is also like that. People say, "Oh, my feeling," thinking of it as a single thing. But there too, when one notes with mindfulness and understanding in the manner of meditative attention, one sees that there is a vast array—a heap—of feelings. Perception (*saññā*) is also a heap of layers. It is with a heap of perceptual layers that we recognize someone. We take that heap of layers as a single entity with extreme rapidity through the perception of compactness—as a form. Likewise, our intentions called formations (*saṅkhāra*). They too arise and pass away with extreme rapidity. Even consciousness (*viññāṇa*), though we call it "the mind" or "my mind", arises and passes away with a speed "beyond comprehension". While such a state of affairs exists in the world, we generally take these through the perception of compactness as a single entity and refer to them as "I" and "mine". When we say "I", if there is an "I", there must also be something belonging to me. Thus, by dividing these two, we create this *saṃsāric* knot: "I" and "my things". In this way, a delusion (*moha*) is created due to the perception of compactness.</w:t>
       </w:r>
     </w:p>
     <w:p>
@@ -403,7 +403,7 @@
           <w:i w:val="0"/>
           <w:sz w:val="24"/>
         </w:rPr>
-        <w:t>When someone engages in that meditative attention, establishing a certain state of concentration (samādhi) and stilling the mind—first, by not letting the running mind run, and keeping watch over the mind—and then, as they go on noting more deeply, they see that there is only a heap of arising and passing away here. There is no 'thing' that arises, nor any 'thing' that passes away. Ultimately, even the thing taken as a 'thing'—that too is not there. The feeling comes that here is only a mass of vibrations. Though we say 'thing' in ordinary parlance, even this object—this object taken as a 'thing'—it is seen that there is nothing here to grasp anew. Why? Because that perception of compactness is removed and it is seen as a multitude—everywhere, wherever one looks. When that realization approaches a meditator (yogāvacara), his own body, feelings, perceptions, and everything else are understood as a heap of vibrations. That cannot be shown to another. It is understood by oneself. That is what is called 'direct realization' (pratyakṣa). Through such an understanding, next, a disenchantment arises, thinking: 'Is it not a thing of arising and passing away that I am grasping as "I" and "mine", and desiring?' Likewise, when the effort to reproduce these is lost, what is seen more is the vanishing, the breaking up nature. Because of that breaking up, a fear arises. Now, if we are holding onto something, if we are grasping something seeking a refuge, when that thing we are holding onto, that thing we are grasping breaks, a certain fear and urgency arises in us. In the same way, to that meditator, as he goes on noting the five aggregates in this manner, the understanding comes: 'There is nothing to be taken here. There is nothing to hold onto. This is a very dangerous situation. It is while sitting on a pile of breaking foundations in this entire saṃsāra that we are singing joyfully.' Therefore, in truth, it is due to delusion (moha) and ignorance (avijjā) that we travel for a long time in saṃsāra, like the deer running after the mirage. Instead, when that understanding arises here, when wisdom arises, it is seen that this form, feeling/sensation (vedanā), perception (saññā), formations (saṅkhāra), and consciousness (viññāṇa)—all of which were taken as 'I' and 'mine'—are changing and breaking up with extreme rapidity. They arise and pass away. It is in this manner that the insight knowledges mature.</w:t>
+        <w:t>When someone engages in that meditative attention, gaining some concentration (*samādhi*), they steady the mind. First, they stop the running mind by not allowing it to run—by remaining watchful of the mind. Then, as they note even more deeply, they see that here there is only a heap of arising and passing away. There is no "thing" that arises and no "thing" that passes away. In the end, even what was taken to be a "thing"—even that is not there. The feeling arises that here there is only a vibrating mass. Although we say "thing" in common parlance, regarding this object—even this object called a "thing"—it is seen that there is nothing here to cling to. Why? Because that perception of compactness is removed, and it is seen as a mere mass—everywhere, wherever one looks. As that realization draws near to a practitioner (*yogāvacara*), they perceive their own body, feelings (*vedanā*), perceptions (*saññā*), and everything else as a vibrating mass. This cannot be shown to another; it is realized by oneself. That is what is called "realization" (*pratyakṣaya* / direct experience). Through such an understanding, next, a disenchantment (revulsion / *nibbidā*) arises: "Is it not a mere thing of arising and passing away that I have been clinging to and desiring as 'I' and 'mine'?" Furthermore, when the effort to recreate these ceases, what is increasingly seen is their dissolution, their breaking-up nature. Due to that dissolution, a fear arises. If we are holding onto something, clinging to something for refuge, when that thing we are holding onto breaks, we feel a certain fear and urgency (*saṃvega*). In the same way, as the practitioner contemplates the five aggregates in this manner, the realization comes: "There is nothing to be taken here. There is nothing to hold onto. This is a highly dangerous state. We are singing joyfully while sitting on a pile of crumbling foundations throughout this entire *saṃsāra*." Therefore, indeed, it is due to delusion (*moha*) and ignorance (*avijjā*) that we have traveled for a long time in *saṃsāra*, like the deer running after the mirage. Instead, when that understanding emerges here, when wisdom arises, it is seen that this form, feeling (*vedanā*), perception (*saññā*), formations (*saṅkhāra*), and consciousness (*viññāṇa*) that were taken as "I" and "mine" are all changing with extreme rapidity, breaking up. They arise and pass away. In this way, the insight knowledges mature.</w:t>
       </w:r>
     </w:p>
     <w:p>
@@ -414,7 +414,7 @@
           <w:i w:val="0"/>
           <w:sz w:val="24"/>
         </w:rPr>
-        <w:t>Therefore, we must consider the value of this attention (manasikāra). Attention is something done entirely within the mind. The meditator does not do any extraordinary work in the world, like a hen hatching eggs. What he does is not visible. But it is through this attention done inside the mind that his wisdom (paññā) grows. It is difficult for the ordinary worldling to understand this. Through this meditative attention, at some point, it gradually becomes clear to a person: 'In this entire saṃsāra, I have been engaged in a futile journey due to ignorance (avijjā) and craving (taṇhā). Taking this breaking thing, this rapidly changing thing, as "I" and "mine", and being submerged in a stream of defilements, a heap of defilements created because of it, I spend this saṃsāra. We undergo various births (jāti) according to karma.' As this understanding deepens and deepens, a person gains the strength to let go of this. Now, when we say 'letting go,' the feeling comes to a person that something one is holding is slipping away from one's hand. But if we look at it that way, a question arises as to how one can let go of the five aggregates. Though we say 'letting go' in words, something completely different happens here. As that meditator goes on noting in that manner, he sees this arising and passing away, and next, its breaking up. It begins to be understood as breaking up even faster than it arises. Next, because of this very thing, a certain fear and urgency arises. Likewise, the danger of this is seen, and the understanding comes that there is nothing to grasp here. Next, the comprehension arises that one must be freed from this—the need to be freed from this. The path to that freedom is that disenchantment. Now, we know well that a person who likes to be well-groomed, whether a young man or a young woman, dressed in all their finery and ready to go to a grand festival—if someone throws a dead dog, a dead snake, or a corpse onto their shoulders, how quickly would they shake their shoulders and cast it off? In the same way, when that understanding comes, regarding the dangerous nature of these, a certain disgust arises within the mind. A disenchantment arises. That disenchantment is not something to be told to others. That disenchantment arising from within oneself is what is used as an aid to escape from saṃsāra. Why? Because the bondage of saṃsāra is based on craving (taṇhā), on desire, on attachment, which is the mental grasping called holding/fuel (upādāna). What is here is a mental grasping. At this moment, we are not holding anything with our hands. But you, meritorious people, know very well how many things we are holding with our minds. What is meant by saying we have owned this entire world? Mental grasping. How did the kings who conquered the entire world own the world? They grasped it with the mind, with craving (taṇhā). They thought, 'this is mine.' Even this physical body of ours does not belong to us, in truth. For it is said that a multitude of ninety-thousand families of worms live inside it and excrete in it. It belongs to all of them. That is why it is called 'shared with many' (bahu-sādhāranā). This body is something that belongs to anyone. Likewise, our lands and properties are shared with thieves and enemies. They are shared with insects, monkeys, and other animals. But 'ours'—everything is ours. The country is ours, the village is ours, the world is ours—we usually designate all of this as ours. But when we look at the reality of this, not a single one of these is ours. The Buddha declared this truth, which is usually considered bitter. Though bitter, if it is the truth, we must accept it.</w:t>
+        <w:t>Therefore, we must consider the value of this attention (*manasikāra*). Attention is something done entirely within the mind. The meditator does not do anything visible in the world, like a hen sitting on her eggs. What they do is not seen. Yet, it is through this attention occurring within the mind that their wisdom grows. It is difficult for ordinary people to understand this. Through this meditative attention, someone at some point gradually comes to realize: "Throughout this entire *saṃsāra*, I have been engaged in a futile journey due to ignorance and craving (*taṇhā*). Taking this crumbling thing, this rapidly changing thing, as 'I' and 'mine', I have spent this *saṃsāra* overwhelmed by a torrent of defilements, a heap of defilements. We undergo various births (*jāti*) according to our kamma." As this understanding deepens and deepens, one gains the strength to let go of this. Now, when we say "letting go" (or abandoning), one might get the feeling that something held in the hand is slipping away. If viewed in that way, a question arises: "How can one let go of the five aggregates?" Although we use the word "letting go", what occurs here is something quite different. As the practitioner notes in that manner, they see this arising and passing away, and next, they see its breaking up. They begin to perceive it as breaking up even faster than it arises. Consequently, a certain fear arises, a sense of urgency (*saṃvega*) arises. Likewise, the danger (*ādīnava*) of this becomes clear—the realization that there is nothing to hold onto. Next, the understanding arises that one must be released from this. The path to that release is indeed that disenchantment (revulsion / *nibbidā*). Now we know that if a young man or woman who likes to look neat and well-groomed, having dressed up to go to a nice festival, suddenly has a dead dog, a dead snake, or a dead human corpse thrown onto their shoulders, how quickly they would shake their shoulders to fling it off! Similarly, when that realization about their dangerous nature arises, a certain disgust, a disenchantment, emerges from within the mind. This disenchantment is not something one talks about to others. This disenchantment arising from within oneself is used as an aid to escape from *saṃsāra*. Why? Because bondage in *saṃsāra* is based on craving (*taṇhā*), desire, and attachment called grasping (*upādāna*)—the mind's holding onto things. What we have here is a holding on by the mind. Right now, we are not holding onto anything with our hands. But you, devout listeners, know well how many things we hold onto with our minds! What does it mean to "own" this entire world? It is a holding on by the mind. How did kings who conquered the entire world own the world? They held onto it with their minds, through craving (*taṇhā*). They thought, "This is mine." Even this physical frame of ours does not belong to us, in truth. For they say there are eighty families of worms living inside it—and lice on the head. It belongs to all of them. This is called "common to many" (*bahu-sādhāraṇa*). This body is something common to all. Similarly, our gardens and lands belong also to thieves and enemies, to monkeys and wild beasts. Yet, "ours"—everything is ours. Our country is ours, our village is ours, our world is ours—we commonly refer to all of these as ours. But when we look at the reality, not a single one of these is ours. The Buddha declared this truth, which is generally considered bitter. Bitter though it may be, if it is the truth, we must accept it.</w:t>
       </w:r>
     </w:p>
     <w:p>
@@ -425,7 +425,7 @@
           <w:i w:val="0"/>
           <w:sz w:val="24"/>
         </w:rPr>
-        <w:t>It is through such a vision of truth that a person is able to escape from this saṃsāra. The path that helps towards this is this meditative attention. Therefore, you meritorious people must reflect today. A person might think that the stories we present as similes are things that cannot be put into practice in daily life. But how did that seven-year-old novice monk attain such a sublime state, the state of Arahantship? Was it by reading books? Was it by gaining a vast store of academic knowledge? No. It was through meditative attention. That young monk caught the monitor lizard in the anthill correctly. Closing the five holes of the external senses, and catching the monitor lizard correctly through that hole called 'mind', is why he became an Arahant. Therefore, a highly practical lesson for daily life was taught here by this seven-year-old novice monk to Ven. Poṭhila. We too must make use of it. We must make it a practical thing in our daily lives. In this day and age, we often say 'it is impossible.' But through this simile, we see that we can create a moment for this meditative attention even in our daily lives. Some might wonder how these can be stopped merely by noting them in the manner described. One might think, in daily life, 'should we not run after these?' But the meditator does not think from such an ordinary perspective. For a long time, we have been in a great deception. A great deception called ignorance (avijjā) and delusion (moha) has been created due to these five senses. If we are to understand their true nature, a certain discipline is necessary, as declared by the Buddha. Just as you have undertaken today, one must first undertake a certain virtue (sīla) and discipline body and speech. Establishing oneself on that virtue, to concentrate the mind means to make the mind one-pointed. It is to a concentrated mind that this reality appears. To a scattered mind, the reality of the world is not understood. Therefore, removing the causes that distract the mind, one must still the mind on some meditation subject.</w:t>
+        <w:t>It is through such a vision of truth that one is able to escape from *saṃsāra*. The path that helps in this is this meditative attention. Therefore, you all should contemplate today. One might think that these stories we present as similes are things that cannot be put into practice in daily life. But how did that seven-year-old novice attain such a supreme state, the state of Arahantship? Was it by reading books? Was it by acquiring vast knowledge? No. It was through meditative attention. That little monk caught the monitor lizard in the anthill correctly. Because he closed the five holes of the five external senses and caught the lizard correctly through the hole called "the mind," he became an Arahant. Thus, the seven-year-old novice taught Ven. Poṭhila a highly practical lesson for daily life. We too must make use of it. We must make it a practical thing in our daily lives. We often say "it is impossible in this day and age." Yet, through this simile, we see that we can create a place for this meditative attention even in our daily lives. Some might wonder, "How can things stop with mere noting, as described? Don't we have to run after these in daily life?" But the meditator does not contemplate from such a narrow perspective. For a long time, we have been living in this great deception. A great deception called ignorance (*avijjā*) or delusion (*moha*) has been created because of these five senses. To understand their true nature, a certain training is required, as declared by the Buddha. First, one must restrain body and speech by undertaking some virtue (*sīla*), just as you have undertaken virtue on this occasion. Established on that virtue, to concentrate the mind means to unify the mind. It is to a unified mind that this reality becomes visible. A scattered mind does not perceive the reality of the world. Therefore, removing the causes that distract the mind, one must steady the mind on some meditation subject.</w:t>
       </w:r>
     </w:p>
     <w:p>
@@ -436,7 +436,7 @@
           <w:i w:val="0"/>
           <w:sz w:val="24"/>
         </w:rPr>
-        <w:t>After concentrating the mind in that way, next, if this noting is done correctly, one begins to understand gradually: regarding the thing we took as one—through the perception of compactness—here, there is only a multitude, a heap. Why is it called a heap? It is understood as a heap because each one is understood separately. When we look at a broom and examine whether it is a broom, we see that here is only a heap of ribs (coconut-leaf midribs). Then, each rib is seen separately. Within that separate seeing, there are those phenomena of Name-and-Form (nāmarūpa). That is an occasion when a certain deep Dhamma matter called Name-and-Form (nāmarūpa) is understood. According to the Dhamma declared by the Buddha, in truth, there exist here only two things: Name-and-Form (nāmarūpa). There is no 'I' here. That is the Buddha's teaching. Although we think 'Name' (nāma) means a name, it consists of these five phenomena: feeling/sensation (vedanā), perception (saññā), intention/volition (cetānā), contact (phassa), and attention (manasikāra). Even in daily life, we experience some feeling—and based on that feeling, we form a certain recognition, which is perception. Based on that recognition, we think—intention. Through those thoughts, we make a certain contact, and direct our attention to a certain place. This is what is called mental phenomena (nāma-dhamma).</w:t>
+        <w:t>Once the mind is unified in that manner, if this noting is done properly, one gradually begins to realize that regarding what we took as a single entity—taken through the perception of compactness—here there is only a mass, a heap. Why is it perceived as a heap? It is because each part is perceived separately. Now, looking at a broom, when we examine it closely to see if it is "a broom," we see that here there is only a heap of coconut-leaf midribs. Then, each midrib is seen separately. Within that separate seeing lies those phenomena of Name-and-Form (*nāmarūpa*). That is a moment when a certain deep aspect of the Dhamma, namely Name-and-Form, is understood. Now, according to the Dhamma expounded by the Buddha, in truth, there are only Name-and-Form here. There is no "I" here. That is the Buddha's teaching. Although we commonly think of "Name" (*nāma*) as just a name, it actually refers to these five factors: feeling (*vedanā*), perception (*saññā*), intention (*cetanā*), contact (*phassa*), and attention (*manasikāra*). Even in our daily life, we experience some feeling, and based on that feeling, we form a certain recognition (perception). Based on that recognition, we think—intention. Through those thoughts, we make a certain contact, an attention to a certain point. This is what is called Name phenomena.</w:t>
       </w:r>
     </w:p>
     <w:p>
@@ -447,7 +447,7 @@
           <w:i w:val="0"/>
           <w:sz w:val="24"/>
         </w:rPr>
-        <w:t>Next, what is the Form (rūpa) part of this? Form (rūpa) is considered as these four great elements of earth, water, fire, and wind. These four elements are mixed in an extremely subtle manner. In what we call water, the other elements are also included. But the water-element (āpo-dhātu) is more prominent in it. Therefore, we call it water. In this manner, mixed in a highly wondrous way, these four elements are like four ungraspable ghosts—the great primary elements (mahābhūta-dhamma). It is from these four elements that this body of ours is constructed. Now, keeping others from getting close to our bodies which we designate as 'I' and 'mine', keeping watch from afar, cleaning it—after this physical body dies and is cast into a cemetery, how do others recognize it? Ultimately, everything turns back to earth. Taking the essence of this earth as food is how this body was built. Over a long period, for a period of twenty, thirty, or a hundred years, this physical body was built up. Next, when it decays, it also turns to earth. Arising from earth, it becomes earth. That is what is there. Thus, there are only the four elements. But we do not understand this in our daily lives. The mind does not understand it. To the meditator, this is understood in an extremely subtle manner. So, this is what is called Form (rūpa). In the language of the meditator, when we say 'Form' (rūpa), what is understood? The four elements of earth, water, fire, and wind. While others, in various ways, say, 'what a beautiful form, what a gorgeous form, what a lovely form indeed!' to the one who has that deep wisdom, the understanding comes: 'what is there here? Only the four elements.'</w:t>
+        <w:t>Next, what is the Form (*rūpa*) part of this? What is considered Form is the four primary elements: earth, water, fire, and wind (*paṭhavī, āpo, tejo, vāyo*). These four elements are mixed in a highly subtle manner. In what we call water, the other elements are also present. But because the water element (*āpo-dhātu*) is more prominent in it, we call it water. In this way, these four great elements (*mahābhූta*) are like four ungraspable spirits mixed together in a wondrous manner. It is from these four elements that our body is constructed. Now, we protect this body as "I" and "mine", keeping others at a distance, looking after it, cleaning it; but after this physical frame dies and is put in a cemetery or graveyard, how will others recognize it? In the end, everything turns to earth. It is by taking the essence of this earth as food that our body was built up. Over a long period—twenty, thirty, or a hundred years—this physical frame was built up. Next, when it decays, it turns to earth again. Arising from earth, it becomes earth. That is what is there. Thus, there are only the four elements. But we do not realize this in daily life. The mind does not perceive it. This is understood in a highly subtle manner by the meditator. So, that is what is called Form. In the language of the meditator, when one says "Form," what is understood? The four elements: earth, water, fire, and wind. While others say, "This is a beautiful form," "an attractive form," "how beautiful this form is!", to the one with deep wisdom, the understanding arises: "What is here? Just the four elements."</w:t>
       </w:r>
     </w:p>
     <w:p>
@@ -458,7 +458,7 @@
           <w:i w:val="0"/>
           <w:sz w:val="24"/>
         </w:rPr>
-        <w:t>It is the same with what is called the mind. Or rather, the 'mental phenomena' (nāma-dhamma) part. There too, exists a feeling that is directly realized by oneself. Through that, there is a perception that is taken. Even while sitting right now, there is a certain feeling, in such a way that one can say, 'it hurts in such-and-search a place.' Next, there is a recognition, 'has a mosquito bitten me?' A feeling arises. Next, regarding contact—regarding the place of collision—an understanding comes. All of this is done through the noting called attention (manasikāra). Ultimately, when we look, it is attention. It is through attention, therefore, that one understands the emptiness of an object. We also started with the story of 'Empty Poṭhila'—regarding emptiness. That is from another perspective. Now, here, ultimately what comes is the emptiness called voidness (suññatā). This means a penetrative vision of the object. What the ordinary worldling does is run after an object, like the deer running after the mirage. What the meditator does is stop and look at the object, seeing it penetratively. To see the object penetratively means to see the impermanence (aniccatā) of the object. That which was taken as an object is something that arises and passes away with extreme rapidity. Now let us suppose we are looking at a candle flame. That large candle flame appears very beautiful, yellow, or with a slight touch of red, in a lovely manner. How is this seen when that meditative attention is developed? Like a heap of candle flames arising and passing away with extreme rapidity. It is not a single flame. Similarly, let us suppose there is a stream of water flowing. Or rather, water pouring from something. Now, in a water spout or a waterfall, the stream of water appears from afar like a silver wall. When looking closely, ultimately what is there is a stream of water falling and breaking up with extreme rapidity, not remaining in the same state for even a single moment. And it is seen dispersing. It is understood as one only because of taking it with the perception of compactness. But to wisdom, to comprehension, it is understood in the end that there is nothing here to be taken as one. 'There is nothing.' This object is ultimately seen penetratively. This is a very wondrous thing. It starts with the object. It starts by noting the object. But it ends with seeing the emptiness of the object—seeing the object penetratively.</w:t>
+        <w:t>The same applies to what is called the mind, or the Name phenomena part. There too, there is a feeling (*vedanā*) that is directly experienced. There is a perception (*saññā*) formed through it. Even while sitting now, there is some feeling, such that one can say, "Ah, it hurts over there in that spot." Next, there is a recognition: "Did a mosquito bite?" A feeling arises. Next, there comes a perception of touch—of the point of contact. All of this is done through attention (*manasikāra*), which is noting. In the final analysis, it is noting. It is through noting itself, then, that one understands the emptiness of an object. We began with the story of "Empty Poṭhila"—about emptiness. That was in another sense. But here, what ultimately comes is an emptiness called voidness (*śūnyatā*). This means seeing through the object. What ordinary people do is run after an object, like the deer running after the mirage. What the practitioner (*yogāvacara*) does is stop, look at the object, and see through the object. Seeing through the object means seeing the impermanence (*anicca*) of the object. What was taken as an object is something that arises and passes away with extreme rapidity. Now, let us suppose we are looking at a candle flame. That large candle flame looks beautiful, yellow, or with a hint of red, appearing in a beautiful form. How does this appear when that meditative attention is developed? It appears like a mass of candle flames arising and passing away with extreme rapidity. It is not a single flame. Similarly, let us think of a stream of flowing water, or water pouring from somewhere. Now, a stream of water in a conduit or a waterfall appears from afar like a silver wall. When one looks closely, in the end, what is there is a stream of water falling and breaking with extreme rapidity, not remaining the same for a single moment. It is also seen dispersing. It is perceived as a single entity because of the perception of compactness. But to that understanding, to wisdom, it is ultimately understood that there is no "thing" here to be taken as one. "No thing." This object is finally seen through. This is a wondrous thing. It begins with the object; it begins with noting the object. But it ends with seeing the emptiness of the object—seeing through the object.</w:t>
       </w:r>
     </w:p>
     <w:p>
@@ -469,7 +469,7 @@
           <w:i w:val="0"/>
           <w:sz w:val="24"/>
         </w:rPr>
-        <w:t>It is through that penetrative seeing that ultimately it is directly realized by oneself: 'there is nothing here to grasp as "I" and "mine".' If there is an 'I', then there is something that belongs to me; if there is no 'I', there is also nothing that belongs to me. Likewise, one understands that this perception of 'I' is a certain ignorance (avijjā), a delusion (moha) deposited in the mind over a long period through ignorance, which society instigates and tries to retain. Now, a person cannot make society understand this realization by shouting. This cannot be made to happen by telling anyone. Why was Ven. Poṭhila unable to understand this despite learning so many books? The Buddha declared this Dhamma as well-proclaimed (svākkhāto); this Dhamma is visible here and now (sandiṭṭhiko), timeless (akāliko), inviting to come and see (ehipassiko), leading onwards (opanayiko), and to be personally realized by the wise (paccattaṃ veditabbo viññūhi), and so on, in various terms. Why? This is something to be directly realized by the wise themselves. Another cannot make one realize this. The path to be applied for that is what was called 'Yoga'—meditative attention, the correct form of meditative attention.</w:t>
+        <w:t>It is through that seeing through that one ultimately realizes for oneself that there is nothing here to be held onto as "I" and "mine". Only if there is an "I" can there be something belonging to me; if there is no "I", there is also nothing belonging to me. Furthermore, one realizes that the perception of "I" here is a kind of ignorance, a delusion, deposited in the mind for a long time due to ignorance (*avijjā*), which society incites and tries to maintain. This realization cannot be understood by shouting it to society. No one can make another do it by merely explaining it. Why was Ven. Poṭhila unable to understand this despite learning so many books? The Buddha declared this Dhamma, this Well-expounded Dhamma, as *sandiṭṭhiko*, *akāliko*, *ehipassiko*, *opanayiko*, *paccattaṁ veditabbo viññūhi* (to be personally realized by the wise), and so on. Why? Because this is something that must be realized by the wise, each for themselves. No one else can make one realize it. The path to be applied for that is what was called *yoga*—meditative attention, proper meditative attention.</w:t>
       </w:r>
     </w:p>
     <w:p>
@@ -480,7 +480,7 @@
           <w:i w:val="0"/>
           <w:sz w:val="24"/>
         </w:rPr>
-        <w:t>Taking some meditation subject—let us say, mindfulness of breathing (ānāpāna)—through this process of inhalation and exhalation, which stays with us from birth to death, some people can bring forth this aforementioned knowledge. That is a very well-known fact. Now, though we say we take a breath, what is here is a heap of breath-waves. To exhale a breath is also a heap of waves—a heap of vibrations there too. But this wavy nature is usually not understood. Why is it not understood? 'I am breathing.' 'This is my breath.' Let us suppose we took a breath filled with the fragrance of nice flowers, with great attachment. Or we took a breath with something like the fragrance of incense. 'I' took a breath, but we cannot hold onto it. Such is the cosmic order (dhammatā). No matter how desirously we take a breath, we cannot retain it. Later, we suffocate. Therefore, that breath must be expelled. Within that exhalation lies a similar heap of vibrations. So, in the end, when we look, we have to say that what arises is a heap of vibrations, and what passes away is a heap of vibrations. Ultimately, after that too has passed away, even those vibrations are understood by a person in an extremely subtle manner. This cannot be understood by a person through external machines, no matter how subtle those machines may be. It is only through the wisdom developed within oneself that this is understood by a person. It is through this understanding that a person is able to let go of this five aggregates. Trying to escape from this physical body by destroying oneself does not solve that problem. It only worsens the problem. Next, according to karma, one is born again somewhere. Now, many people, speaking of life-sacrifice or life-surrender, sacrifice their lives for something they hold dear, or someone they hold dear—treating it as a great thing. One cannot escape from this saṃsāra in that way. For the habituation of consciousness (viññāṇa) possesses such a great pull. But instead, what is advised to be done is to directly realize those supramundane states through wisdom.</w:t>
+        <w:t>Taking some meditation subject—let us say, mindfulness of breathing (*ānāpānasati*)—even through this process of inhalation and exhalation that remains with us from birth to death, some can arouse this wisdom. This is a very well-known fact. Although we say "I take a breath," what is here is actually a series of breath-waves. Exhaling a breath is also a mass of waves, of vibrations. But this wave-like nature is generally not perceived. Why is it not perceived? "I am breathing." "This is my breath." Let us suppose we took a breath filled with the fragrance of beautiful flowers with great pleasure. Or we breathed in something like the scent of joss sticks. "I" took a breath, but it cannot be retained. That is the cosmic law (*dhammatā*). No matter how eagerly we took that breath, we cannot retain it. The chest gets tight. Therefore, that breath must be exhaled. Within that exhalation, there is a similar mass of vibrations. So, in the final analysis, one has to say that what arises is a mass of vibrations, and what passes away is also a mass of vibrations. In the end, that too passes away, and those vibrations are perceived in a highly subtle manner. This cannot be understood through external instruments, no matter how subtle those instruments may be. It is understood through the wisdom developed within oneself. It is through this understanding that one is able to let go of the five aggregates. Even if one commits suicide thinking, "I must get rid of this physical frame," one does not escape the problem. It only worsens. Next, one is born again somewhere according to kamma. Nowadays, many people sacrifice their lives, calling it "life sacrifice" or "life dedication," for some thing or person they love—viewing it as a great thing. One cannot escape *saṃsāra* in that way, because there are so many kammic potentials embedded in consciousness (*viññāṇa*). Instead, what is advised is to realize those supramundane states through wisdom.</w:t>
       </w:r>
     </w:p>
     <w:p>
@@ -491,7 +491,7 @@
           <w:i w:val="0"/>
           <w:sz w:val="24"/>
         </w:rPr>
-        <w:t>There are four levels of escaping from this saṃsāra, called Stream-entry (Sotāpanna), Once-returning (Sakadāgāmi), Non-returning (Anāgāmi), and Arahantship. Within our minds, there are forces that pull us to the four lower realms (apāya), evil forces. In the supramundane wisdom of the Stream-enterer, there is a power that destroys those unwholesome forces. A Stream-enterer is not born more than seven times in saṃsāra. Likewise, he does not go to the four lower realms. That is the greatest guarantee received through Stream-entry itself. That is why the Buddha preached that the fruit of Stream-entry is supreme compared to sovereign lordship over the entire world, compared to being a universal monarch, compared to going to heaven. For if one is a universal monarch, he is a righteous king. But in the ordinary world, kingship is a state where committing sin is unavoidable. As a result of those sins committed, next, one is born in the terrible lower realms, in states of ghosts (peta) and demons (yakkha). But the Stream-enterer is freed from the four lower realms. That is the first supramundane state. Next, Once-returning means coming back to this world only once more. Perhaps being born in a heavenly world, and then being born in the human world only once more. All of these are named according to how they shorten saṃsāra. Non-returning is the third state. He does not return to this world. Ending the suffering of saṃsāra in the Brahma world itself, he attains final extinguishment through sublime Arahantship. This is the last life of the Arahant. After this life, there is no birth (jāti) again. Although the ordinary world conducts grand celebrations saying 'someone is born,' 'it is a birthday'—how much suffering is birth? The child does not remember it, and sometimes the mother does not remember it either. Not only that, if we look with our eyes wide open, according to the state of the world, is it not because of birth that all these calamities arise? This physical body of ours is also due to this birth. Through the craving (taṇhā) we formed in the past, through mental grasping, we received a certain body according to karma. Sometimes one might be born maimed, mute, or deaf; how much suffering does one have to undergo because of that? Well, let us suppose we are born without any of those, in a healthy state of mind and body. Even then, to nourish this body, to keep it in health, from the day of birth, if someone—like our parents—nourishes us, we can live. When we reach a stage where we can no longer hang onto them, next, we must earn and provide with the sweat of our brow, struggling, and undergoing various sufferings. Such is the situation for protecting this life—for guarding this physical body. Thus, the suffering that arises because of birth. Next, what comes along with birth is decay (jarā). From the day of birth, one decays. Usually, we say we have aged, we have reached old age, by setting some limit—saying it is after 40, or 35. But in truth, this decaying starts from birth itself. The hair that was born, or whatever, goes on decaying. When this decaying accelerates, affliction and disease (vyādhi) come. Gradually, illness accumulates and worsens this problem. Ultimately, this ends in death (maraṇa).</w:t>
+        <w:t>There are four stages of release from this *saṃsāra*, namely Stream-entry (*sotāpanna*), Once-returning (*sakadāgāmi*), Non-returning (*anāgāmi*), and Arahantship. Within our minds, there are forces that drag us down to the four woeful states—sinful forces. The supramundane wisdom of the Stream-enterer has the power to destroy those unwholesome forces. A Stream-enterer is not born more than seven times in *saṃsāra*. Furthermore, they do not fall into the four woeful states. That is the greatest guarantee obtained from Stream-entry itself. That is why the Buddha declared the Fruit of Stream-entry to be supreme, more than lordship over the entire world, more than universal monarchy, more than going to heaven. For a universal monarch is a righteous king, but in the ordinary world, a kingship is a position where committing sin is almost unavoidable. As a result of those sins committed, they are next born in terrible hells, as hungry ghosts, or as demons. But the Stream-enterer is released from the four woeful states. That is the first supramundane state. Next, the Once-returner returns to this world only once more. They may be born in heaven and return to the human world only once. These are named according to how they shorten *saṃsāra*. Non-returning is the third stage. They do not return to this world. They end *saṃsāric* suffering in the Brahma realm itself and attain final Nibbāna (*pariNibbāna) as a noble Arahant. That is the state of Non-returning. Arahantship is this final life. After this life, there is no further birth (*jāti*). Birth is suffering (*jāti dukkha*)—although ordinary people celebrate birth with great festivities as birthdays. What a suffering birth is! Yet the child does not remember it, and sometimes the mother does not remember it either. Not only that, if we look with our eyes wide open, according to the state of the world, is it not because of birth (*jāti*) that all these troubles arise? Even this physical frame of ours is due to this birth (*jāti*). Due to the craving (*taṇhā*) and mental grasping (*upādāna*) we created in the past, we received a certain body according to kamma. Sometimes one might be born blind, mute, or deaf, and how much suffering must one undergo because of that? Well, let us suppose one is born without any such defects, with all limbs intact. Even then, to nourish this body, to survive, from the day of birth, only if parents and others feed and look after us can we live. When the time comes that we can no longer depend on them, then through the sweat of our brow, getting soiled in mud, undergoing various hardships, we must earn a living. Such is the situation for protecting this life—for maintaining this physical frame. Thus, that is the suffering born of birth (*jāti*). Next, what comes together with birth is aging (*jarā*). From the very day of birth, we age. We usually say we have grown old, reached old age, by setting a certain limit—saying it is after forty or thirty-five years. But in truth, this aging begins from birth itself. Even the hair on our head that is born keeps aging. When this aging accelerates, ailment and disease come. Gradually, sickness also joins and worsens this problem. In the end, this culminates in death (*maraṇa*).</w:t>
       </w:r>
     </w:p>
     <w:p>
@@ -502,7 +502,7 @@
           <w:i w:val="0"/>
           <w:sz w:val="24"/>
         </w:rPr>
-        <w:t>It was because of these four—birth, decay, disease, and death—that the Buddha renounced such royal luxuries and departed. Other sufferings in the world are secondary. They can increase or decrease. But these are common to all. Therefore, if someone reflects on this saṃsāric condition with wisdom, instead of running after the vast accumulation of knowledge which the world has grasped as convention, what is to be done, as Ven. Poṭhila did in the end, as he learned that 'lesson' in the end, is to engage in this path of practice declared by the Buddha—Yoga. One must depart from Ayoga and engage in Yoga. Yoga means meditative attention (bhāvanā manasikāra). In this manner, taking some meditation subject, approaching those who can give instructions on them, and obtaining and following their instructions—humbly, like Ven. Poṭhila—one must walk on that path of Dhamma. This has been a futile running in saṃsāra for a long time. Like the deer running after the mirage, in this life we form certain targets in our childhood. The small child, looking at the lives of adults, forms desires after their lands, properties, and vehicles they use. Those very things are given to the young child as toys, placed in front of him on the day of his first solid feeding. Those are the target objects of his parents' desires. Those objects are what that small child goes and grasps on the day of first solid feeding. Next, that child dedicates his entire life to the thing he grasped. Those are the toys of small children. There is no need to speak anew about the toys of grown-up children. They spend their entire lives after them. Sometimes they sacrifice their lives. But in the end, those are empty things. One can never escape from saṃsāra through such things.</w:t>
+        <w:t>It is because of these four—birth, aging, sickness, and death (*jāti, jarā, vyādhi, maraṇa*)—that the Buddha abandoned such royal luxury and departed. Other sufferings in the world are minor. They can increase or decrease. These four are common to everyone. Therefore, if someone contemplates this *saṃsāric* state with wisdom, instead of running after that vast array of knowledge held by the world as conventional truth, what they must do is apply themselves to this path of practice—to *yoga*—declared by the Buddha, just as Ven. Poṭhila did in the end when he learned that "lesson." One must turn away from *ayoga* (non-practice) and engage in *yoga* (practice). *Yoga* means meditative attention. In this way, one must approach those who can give instructions on a meditation subject, receive instructions from them, and—humbly like Ven. Poṭhila—walk that path of the Dhamma. For a long time in *saṃsāra*, we have been running in a futile race. Like the deer running after the mirage, in this life, we set certain goals in our childhood. A small child looks at the lives of adults and develops desires for their lands and houses, the vehicles they use, and so on. Those very things are given to the child as toys, and are placed before them on the day they are first fed solid food. Those are the target objects of their parents' desires. It is those objects that the little child goes and grasps on that first feeding day. Next, the child dedicates their entire life to that grasped object. Those are the toys of small children. There is no need to speak separately of the toys of grown-up children. They spend their entire lives chasing after them. Sometimes they sacrifice their lives. But in the end, they are empty things. One can never escape *saṃsāra* through such things.</w:t>
       </w:r>
     </w:p>
     <w:p>
@@ -513,7 +513,7 @@
           <w:i w:val="0"/>
           <w:sz w:val="24"/>
         </w:rPr>
-        <w:t>Instead, what is to be done is to stop that running and try to stop the mind, by means of a meditation subject. What the Buddha said even to the thief Aṅgulimāla, that bandit, was: 'I have stopped, you too stop.' It is like that. This stopping is what is needed for the world—not running. Everyone invites us to run. Stopping this running is what is called meditative stillness. To aid this, by means of a meditation subject, noting the objects coming to the sense doors very subtly as they arise—with mindfulness and clear comprehension (sati-sampajañña)—a person becomes able to realize the three characteristics of impermanent (anicca), suffering (dukkha), and non-self (anattā) within himself. If everything changes, if everything is of the nature of arising and passing away, if we are oppressed by them, if they break up with extreme rapidity, this is a very dangerous thing—this is suffering (dukkha). If we are repairing and using a vehicle whose parts are falling apart, how much trouble is that? How much suffering? In the same way is this body of ours. Even if we take food and drink, in a few hours we must nourish it again. We take this breath with great attachment, thinking it is the sweet fragrance of flowers, but we are forced to expel it. It is the same with other things. Due to this breaking up nature—this changing nature, this transiency—the Buddha declared this as suffering (dukkha). Identifying the three characteristics must be the target of everyone's life: the characteristic of impermanence (anicca), next the characteristic of suffering (dukkha), and next the characteristic of non-self (anattā). If this is suffering, if it is a thing of suffering, if there is in truth no pleasure here, how can we proudly say 'I' and 'mine'? It is because it cannot be maintained according to our wishes that it breaks up. If we can say it is 'mine', it must remain as we want. But this is not such a thing. In a way we did not think of, at a moment we did not think of, the things we wish for, the things we are holding onto, the things we possess, change, break up, are destroyed, and depart. Such is the nature that exists in this saṃsāra.</w:t>
+        <w:t>Instead, what must be done is to stop that running and try to halt the mind, using the object of a meditation subject. Even to the robber Angulimāla, that bandit, the Buddha said, "I have stopped, you too stop." It is just like that. This stopping is what the world needs—not running. Everyone invites us to run. Halting this running is what is called meditative attention. To help in this, by nipping the incoming objects at the sense doors in the bud through a meditation subject, noting them in a highly subtle manner—endowed with mindfulness and full awareness (*sati-sampajañña*)—one becomes able to realize for oneself the three characteristics of impermanence (*anicca*), suffering (*dukkha*), and not-self (*anattā*) expounded by the Buddha. If everything changes, if everything is of the nature of arising and passing away, if one is oppressed by them, if they break up with extreme rapidity, this is a highly dangerous thing—this is suffering (*dukkha*). If we keep patching up and using a vehicle whose parts are falling apart, how troublesome is that? What a suffering! Similarly, this body of ours—even if we take food and drink, we must nourish it again in a few hours. We take this inhalation with great pleasure, smelling a nice flower, but we have to exhale it. The same applies to other things. Because of this breaking-up nature, this changing nature, this mutability (*vipariṇāma*), the Buddha declared this to be *dukkha* (suffering). Identifying these three marks should be the goal of everyone's life: the characteristic of impermanence (*anicca*), the characteristic of suffering (*dukkha*), and the characteristic of not-self (*anattā*). If this is suffering, if it is something painful, if there is indeed no pleasure here, how can one proudly claim it as "I" and "mine"? It breaks up precisely because it cannot be kept under one's control. If it could be called "mine," it should behave as I wish. But this is not such a thing. In a way we did not expect, at a moment we did not expect, the things we desire, the things we hold onto, the things we possess, change, break, and are destroyed—they are separated from us. Such is the nature of this *saṃsāra*.</w:t>
       </w:r>
     </w:p>
     <w:p>
@@ -524,7 +524,7 @@
           <w:i w:val="0"/>
           <w:sz w:val="24"/>
         </w:rPr>
-        <w:t>The person who has directly realized this nature with wisdom is the one who obtains that sublime bliss of Nibbāna, which is called 'the settling of all formations' (sabba-saṅkhāra-samatha). The extinguishment, Nibbāna is extinction. In this entire world, in this entire saṃsāra, there is what is called a burning. In a very wondrous way, there is a burning inside and outside in the world. The Buddha has declared, 'O monks, everything is burning.' The eye, ear, nose, and so on—all of these are burning. It is within such a multitude of burnings that the worldlings exist. Through the Dhamma He declared, the Buddha, having freed Himself from these burnings, has shown the path to that cooling called 'Nibbāna'. That path of practice is what is called the Buddha's teaching. Its core is the engagement in that practice. Therefore, you meritorious people, having undertaken a valuable virtue today on this valuable Poya day—the virtue of the Eight Precepts—(there are also meritorious people here who have undertaken virtue more valuable than their lives)—having disciplined body and speech in whatever manner, you have now listened to several Dhamma points related to the Buddha's teaching. Through this—whether through the similes we presented or other narratives—even if you absorb only the practical portion necessary for your daily lives, that is enough, even if not everything. Next, what is important is to make this in daily life—not as something to be tested—but to integrate it into your lifestyle, to integrate it into your daily routine, to dedicate a small amount of time during the day to this meditative attention, even a few minutes, and then, if possible when there is leisure, or even by making leisure, to turn towards these. I hope that you will direct your lives towards that sublime task, action, and target of liberation from saṃsāra—the realization of Nibbāna—a very important task that was missed due to falling into negligence in this long saṃsāra.</w:t>
+        <w:t>The one who has directly realized this nature with wisdom attains that supreme bliss of Nibbāna, which is called the calming of all formations (*sabba-saṅkhāra-samatha*) expounded by the Buddha. Nibbāna means Nibbāna. Throughout this entire world, throughout this entire *saṃsāra*, there is a burning. Wondrously, the world burns within and without. The Buddha declared: "Monks, everything is burning." The eye, the ear, the nose, and all these are burning. The world lives amidst such a multitude of burnings. Through the Dhamma expounded by the Buddha, having escaped from these burnings, he showed the path to that supreme Nibbāna. That path of practice is what is called the Buddha's teaching. Its essence is the application of that practice. Therefore, you, devout lay disciples, having undertaken the valuable Noble Eight Precepts (*ariya-aṭṭhaṅgika-sīla*) on this valuable Uposatha day—and there are those here who have undertaken even more valuable precepts—having restrained body and speech in whatever manner, have now listened to several Dhamma points related to the Buddha's teaching. Through this—by means of the similes and other examples we presented—even if you adopt only the practical aspects necessary for your daily lives, if not everything, that is sufficient. Next, what is important is that in your daily life—not as a mere experiment, but incorporating it into your lifestyle, incorporating it into your daily routine, dedicating at least a short time of the day to this meditative attention, even a few minutes, or if possible, when you have free time, or even by taking leave—you turn toward this, and apply your life to that supreme task, duty, and purpose of *saṃsāric* release, the realization of Nibbāna, which has been neglected due to falling into negligence in this long *saṃsāra*.</w:t>
       </w:r>
     </w:p>
     <w:p>
@@ -535,7 +535,7 @@
           <w:i w:val="0"/>
           <w:sz w:val="24"/>
         </w:rPr>
-        <w:t>Therefore, at this time, during this sermon, we believe that several valuable Dhamma qualities that help towards Nibbāna have been deposited in your minds. You listened to this with faith (saddhā). Faith is a very valuable quality. So much so that the Buddha declares faith as a spiritual faculty (indriya) that helps realize Nibbāna, and also as a power (bala). Mindfulness (sati), concentration (samādhi), and wisdom (paññā)—we believe that you meritorious people have gained the strength to develop these to some extent by listening and reflecting on this sermon. Therefore, considering the strength you received as the benefit of hearing the Dhamma today, if a great store of wholesome feelings/sensations (vedanā) arose by directing a pure mind, body, and speech to these, let us now share those merits with those who expect and desire merits.</w:t>
+        <w:t>At this moment, within this Dhamma sermon, we believe that several valuable Dhamma teachings helpful for Nibbāna have been deposited in your minds. You listened to this with faith (*saddhā*). Faith is a highly valuable quality. So much so, the Buddha declared this faith to be a spiritual faculty (*indriya*) as well as a spiritual power (*bala*) that aids in realizing Nibbāna. Mindfulness (*sati*), concentration (*samādhi*), and wisdom (*paññā*)—we believe that you have gained the strength to develop these to some extent by listening and reflecting on this Dhamma sermon. Therefore, by applying a pure mind, body, and speech with the strength you have received, which is considered the benefit of listening to the Dhamma today, if a great mass of wholesome states (*kusala*) has arisen, let us now share all those merits with those who expect them and wish to receive them.</w:t>
       </w:r>
     </w:p>
     <w:p>
@@ -546,7 +546,7 @@
           <w:i w:val="0"/>
           <w:sz w:val="24"/>
         </w:rPr>
-        <w:t>If we have accumulated a sublime store of merit through preaching and listening to the Dhamma at this time, may the devas and brahmas who protect the Dispensation, and especially all those deities who guard this place, rejoice in this store of merit! According to their own aspirations, may they realize the supreme, deathless, great Nibbāna through whichever path of awakening they choose! May they provide protection to the Dispensation and to us! Such is the aspiration we must make. Likewise, including our own relatives, whichever host of beings from Avīci to Akaniṭṭha who desire merit and desire Nibbāna—may all of them rejoice in this sublime merit and, as quickly as possible, realize the supreme, deathless, great Nibbāna through their aspired path of awakening! Reciting these verses, share the merits.</w:t>
+        <w:t>Whatever sublime mass of wholesome merit we have gathered through this preaching and listening to the Dhamma on this occasion, may the guardian deities of the Dispensation, the assembly of Devas and Brahmas, and especially all the deities presiding over this place, rejoice in this mass of merit! According to their own aspirations, may they realize the supreme, deathless, great Nibbāna through one of the three Bodhis (Awakenings)! May they protect the Dispensation and us! We must make this aspiration. Similarly, may all beings—including one's own departed relatives—from the Avīci hell to the Akanitṭha heaven, who wish for merit and seek Nibbāna, rejoice in this noble merit and realize the supreme, deathless, great Nibbāna as quickly as possible through their aspired Bodhi. Reciting these verses, share the merits:</w:t>
       </w:r>
     </w:p>
     <w:p>

--- a/docs/docx/sermon_004_ENGLISH.docx
+++ b/docs/docx/sermon_004_ENGLISH.docx
@@ -3,22 +3,25 @@
 <w:document xmlns:wpc="http://schemas.microsoft.com/office/word/2010/wordprocessingCanvas" xmlns:mo="http://schemas.microsoft.com/office/mac/office/2008/main" xmlns:mc="http://schemas.openxmlformats.org/markup-compatibility/2006" xmlns:mv="urn:schemas-microsoft-com:mac:vml" xmlns:o="urn:schemas-microsoft-com:office:office" xmlns:r="http://schemas.openxmlformats.org/officeDocument/2006/relationships" xmlns:m="http://schemas.openxmlformats.org/officeDocument/2006/math" xmlns:v="urn:schemas-microsoft-com:vml" xmlns:wp14="http://schemas.microsoft.com/office/word/2010/wordprocessingDrawing" xmlns:wp="http://schemas.openxmlformats.org/drawingml/2006/wordprocessingDrawing" xmlns:w10="urn:schemas-microsoft-com:office:word" xmlns:w="http://schemas.openxmlformats.org/wordprocessingml/2006/main" xmlns:w14="http://schemas.microsoft.com/office/word/2010/wordml" xmlns:wpg="http://schemas.microsoft.com/office/word/2010/wordprocessingGroup" xmlns:wpi="http://schemas.microsoft.com/office/word/2010/wordprocessingInk" xmlns:wne="http://schemas.microsoft.com/office/word/2006/wordml" xmlns:wps="http://schemas.microsoft.com/office/word/2010/wordprocessingShape" mc:Ignorable="w14 wp14">
   <w:body>
     <w:p>
+      <w:pPr>
+        <w:pStyle w:val="Heading1"/>
+      </w:pPr>
+      <w:bookmarkStart w:id="6" w:name="_Toc242628787"/>
       <w:r>
         <w:rPr>
           <w:rFonts w:ascii="Georgia" w:hAnsi="Georgia"/>
           <w:b/>
-          <w:i w:val="0"/>
           <w:sz w:val="32"/>
         </w:rPr>
+        <w:lastRenderedPageBreak/>
         <w:t>Pahankanuwa Sermon #4</w:t>
       </w:r>
+      <w:bookmarkEnd w:id="6"/>
     </w:p>
     <w:p>
       <w:r>
         <w:rPr>
           <w:rFonts w:ascii="Georgia" w:hAnsi="Georgia"/>
-          <w:b w:val="0"/>
-          <w:i w:val="0"/>
           <w:sz w:val="22"/>
         </w:rPr>
         <w:t>English Translation</w:t>
@@ -28,8 +31,6 @@
       <w:r>
         <w:rPr>
           <w:rFonts w:ascii="Georgia" w:hAnsi="Georgia"/>
-          <w:b w:val="0"/>
-          <w:i w:val="0"/>
           <w:sz w:val="22"/>
         </w:rPr>
         <w:t>Translated from Sinhala</w:t>
@@ -40,9 +41,7 @@
         <w:rPr>
           <w:rFonts w:ascii="Georgia" w:hAnsi="Georgia"/>
           <w:b/>
-          <w:i w:val="0"/>
           <w:color w:val="000000"/>
-          <w:sz w:val="24"/>
         </w:rPr>
         <w:t>Author: Ven. Katukurunde Nanananda Thero</w:t>
       </w:r>
@@ -51,9 +50,6 @@
       <w:r>
         <w:rPr>
           <w:rFonts w:ascii="Georgia" w:hAnsi="Georgia"/>
-          <w:b w:val="0"/>
-          <w:i w:val="0"/>
-          <w:sz w:val="24"/>
         </w:rPr>
         <w:t>(Pahankaṇuwa Sinhala Audio Dhamma Sermon No. )</w:t>
       </w:r>
@@ -62,9 +58,6 @@
       <w:r>
         <w:rPr>
           <w:rFonts w:ascii="Georgia" w:hAnsi="Georgia"/>
-          <w:b w:val="0"/>
-          <w:i w:val="0"/>
-          <w:sz w:val="24"/>
         </w:rPr>
         <w:t>Namo tassa bhagavato arahato sammāsambuddhassa</w:t>
       </w:r>
@@ -73,9 +66,6 @@
       <w:r>
         <w:rPr>
           <w:rFonts w:ascii="Georgia" w:hAnsi="Georgia"/>
-          <w:b w:val="0"/>
-          <w:i w:val="0"/>
-          <w:sz w:val="24"/>
         </w:rPr>
         <w:t>(Homage to the Blessed One, the Worthy One, the Fully Self-Enlightened One)</w:t>
       </w:r>
@@ -85,7 +75,6 @@
         <w:rPr>
           <w:rFonts w:ascii="Georgia" w:hAnsi="Georgia"/>
           <w:b/>
-          <w:i w:val="0"/>
           <w:color w:val="000000"/>
           <w:sz w:val="22"/>
         </w:rPr>
@@ -96,7 +85,6 @@
       <w:r>
         <w:rPr>
           <w:rFonts w:ascii="Georgia" w:hAnsi="Georgia"/>
-          <w:b w:val="0"/>
           <w:i/>
           <w:color w:val="000000"/>
           <w:sz w:val="28"/>
@@ -108,7 +96,6 @@
       <w:r>
         <w:rPr>
           <w:rFonts w:ascii="Georgia" w:hAnsi="Georgia"/>
-          <w:b w:val="0"/>
           <w:i/>
           <w:color w:val="000000"/>
           <w:sz w:val="28"/>
@@ -120,7 +107,6 @@
       <w:r>
         <w:rPr>
           <w:rFonts w:ascii="Georgia" w:hAnsi="Georgia"/>
-          <w:b w:val="0"/>
           <w:i/>
           <w:color w:val="000000"/>
           <w:sz w:val="28"/>
@@ -132,7 +118,6 @@
       <w:r>
         <w:rPr>
           <w:rFonts w:ascii="Georgia" w:hAnsi="Georgia"/>
-          <w:b w:val="0"/>
           <w:i/>
           <w:color w:val="000000"/>
           <w:sz w:val="28"/>
@@ -144,7 +129,6 @@
       <w:r>
         <w:rPr>
           <w:rFonts w:ascii="Georgia" w:hAnsi="Georgia"/>
-          <w:b w:val="0"/>
           <w:i/>
           <w:color w:val="000000"/>
           <w:sz w:val="28"/>
@@ -156,7 +140,6 @@
       <w:r>
         <w:rPr>
           <w:rFonts w:ascii="Georgia" w:hAnsi="Georgia"/>
-          <w:b w:val="0"/>
           <w:i/>
           <w:color w:val="000000"/>
           <w:sz w:val="28"/>
@@ -169,7 +152,6 @@
         <w:rPr>
           <w:rFonts w:ascii="Georgia" w:hAnsi="Georgia"/>
           <w:b/>
-          <w:i w:val="0"/>
           <w:sz w:val="22"/>
         </w:rPr>
         <w:t>From:</w:t>
@@ -179,8 +161,6 @@
       <w:r>
         <w:rPr>
           <w:rFonts w:ascii="Georgia" w:hAnsi="Georgia"/>
-          <w:b w:val="0"/>
-          <w:i w:val="0"/>
           <w:sz w:val="28"/>
         </w:rPr>
         <w:t>Verse 282 from the Maggavagga (Chapter on the Path) of the Dhammapada</w:t>
@@ -190,9 +170,6 @@
       <w:r>
         <w:rPr>
           <w:rFonts w:ascii="Georgia" w:hAnsi="Georgia"/>
-          <w:b w:val="0"/>
-          <w:i w:val="0"/>
-          <w:sz w:val="24"/>
         </w:rPr>
         <w:t>Dear Listeners,</w:t>
       </w:r>
@@ -201,9 +178,6 @@
       <w:r>
         <w:rPr>
           <w:rFonts w:ascii="Georgia" w:hAnsi="Georgia"/>
-          <w:b w:val="0"/>
-          <w:i w:val="0"/>
-          <w:sz w:val="24"/>
         </w:rPr>
         <w:t>The Sublime Dhamma expounded by the Teacher of the Three Worlds, the Buddha—that Buddha-word—is indeed a path of practice that helps one escape the suffering of *saṃsāra* and realize Nibbāna. Therefore, no matter how comprehensively one studies the Buddha's teachings, complete with commentaries and sub-commentaries, or commits them to memory, if one does not walk this path of practice consisting of virtue (*sīla*), concentration (*samādhi*), and wisdom (*paññā*), the ultimate purpose of the Buddha's teaching is not fulfilled. One cannot realize Nibbāna. Meditation is especially essential for realizing Nibbāna. Without meditation, no one can attain Nibbāna. The word that conveys this meaning of engaging in meditation is '*yoga*'. In other religions, the word '*yoga*' may be used in various other senses. However, in our Dhamma, '*yoga*' refers to meditative attention—to meditation and reflection. '*Ayoga*' means non-application to meditation. Thus, '*yoga*' is application to meditation, and '*ayoga*' is the lack of application to meditation. It is to demonstrate the difference between these two that we have chosen as our theme today this verse uttered by the Buddha.</w:t>
       </w:r>
@@ -212,10 +186,8 @@
       <w:r>
         <w:rPr>
           <w:rFonts w:ascii="Georgia" w:hAnsi="Georgia"/>
-          <w:b w:val="0"/>
-          <w:i w:val="0"/>
-          <w:sz w:val="24"/>
         </w:rPr>
+        <w:lastRenderedPageBreak/>
         <w:t>The background story related to this verse is a highly exemplary tale. During the time when the Buddha was residing at Jeta Grove, there was a senior elder named Poṭhila. This Ven. Poṭhila was an expert in the *Tipiṭaka*, having committed it entirely to memory, and was an acharya who taught the Dhamma to five hundred pupils. Judging by the standards of today, you all know how various degrees are awarded—he was an elder worthy of being honored with great titles such as *Tipiṭakācāriya* or *Tipiṭaka-vāgīssarācāriya*. Yet, despite Ven. Poṭhila being so full of book learning, he did not turn his mind toward meditation. He did not think about his own Nibbāna, or his own release from *saṃsāra*, no matter how many pupils he taught. The Buddha, thinking of this monk, felt a sense of urgency (*saṃvega*). "Alas, even though he is so highly educated, he still has not thought about his own Nibbāna." What was the device the Buddha used to instill a sense of urgency in this monk? When Ven. Poṭhila came to pay respects, the Buddha would address him as "Empty Poṭhila" (*Tuccha-Poṭhila*). However the word '*tuccha*' is used in society, its literal meaning is 'empty'. Thus: "Come here, Empty Poṭhila. Welcome, Empty Poṭhila. Sit down, Empty Poṭhila. Ah, well, go now, Empty Poṭhila. There goes Empty Poṭhila." In this manner, whenever Ven. Poṭhila approached, the Buddha would use those words—the word '*tuccha*'. This monk felt a deep sense of urgency. "Alas! The Buddha—my Teacher—addresses me with this word 'empty', me, who am so highly educated and who teaches such a vast number of pupils!" Now, why did the Buddha out of great compassion give him this "insulting nickname"? It was to arouse in that monk a sense of urgency regarding deliverance from *saṃsāra*, and also to shatter the pride born of his learning and his large following.</w:t>
       </w:r>
     </w:p>
@@ -223,31 +195,36 @@
       <w:r>
         <w:rPr>
           <w:rFonts w:ascii="Georgia" w:hAnsi="Georgia"/>
-          <w:b w:val="0"/>
-          <w:i w:val="0"/>
-          <w:sz w:val="24"/>
         </w:rPr>
-        <w:t>For one who is practicing virtuous qualities in this Dispensation (*Sāsana*), while engaged in activities like meditation, it becomes necessary to receive various instructions under the guidance of a teacher. To receive such instructions, humility is indispensable. This monk must have thought, "Now I know everything." An already filled pot cannot be refilled; it must be emptied before it can be filled. It was with this intention of emptying him and shattering his pride that the Buddha began addressing this monk as "Empty". Yet, this monk did not become angry because of it. He did not harbor ill-will or hatred toward the Buddha, thinking, "He is disrespecting me." Understanding his own position, he then decided, "Now I must abandon all these pupils and leave. I must go to some forest monastery, go to a remote forest, and meditate." Having made this resolution, the next morning he taught his pupils for the last time. As soon as the very last pupil departed, in a manner unseen and unnoticed by anyone—almost in disguise, or rather, simply unnoticed—he departed before dawn. Having traveled hundreds of leagues away, he arrived at a certain forest monastery. In that forest monastery, there resided thirty monks—all of whom were Arahants. This elder approached the chief monk of the monastery and requested, "O venerable sir, please be my refuge." That is, to help him achieve Nibbāna. This elder first said, "Alas, are you not a person of such vast learning? It is from people like you that we too have to learn." "Alas, do not say so, venerable sir! I have come seeking refuge. Please give me a meditation subject (*kammaṭṭhāna*) for Nibbāna." To break his pride further, the chief monk sent him to the second monk. That monk sent him to the next. In this manner, they passed him along until he was sent to a newly ordained seven-year-old novice monk (*sāmaṇera*) who sat at the very end of the entire community of monks. This novice was no ordinary person; he was an Arahant. When Ven. Poṭhila approached, this young novice, who was indeed a great Arahant, was sewing a robe in a quiet spot. Ven. Poṭhila came up to the novice, paid respects, and pleaded, "Venerable good sir, please be my refuge; please help me." Then this novice also said, "Alas, venerable sir, you are an elder who is very elderly, learned, and of great erudition. When we ourselves ought to learn from you, why do you speak like this?" "No, no, do not say so. I have come with the hope of realizing Nibbāna. Please help me. If you tell me to, I am even prepared to jump into fire." Thus he expressed his obedience. To remove any remaining pride and test his obedience, the young novice pointed to a pond nearby and said, "If so, venerable sir, step into that pond over there." Ven. Poṭhila, who was wearing fine, valuable robes, stepped into the pond just as he was. As soon as he stepped in, and the edge of his robe was barely wet, the young Arahant novice called out, "Come back, venerable sir!" and then began to deliver the lesson.</w:t>
+        <w:t xml:space="preserve">For one who is practicing virtuous qualities in this Dispensation (*Sāsana*), while engaged in activities like meditation, it becomes necessary to receive various instructions under the guidance of a teacher. To receive such instructions, humility is indispensable. This monk must have thought, "Now I know everything." An already filled pot cannot be refilled; it must be emptied before it can be filled. It was with this intention of emptying him and shattering his pride that the Buddha began addressing this monk as "Empty". Yet, this monk did not become angry because of it. He did not harbor ill-will or hatred toward the Buddha, thinking, "He is disrespecting me." Understanding his own position, he then decided, "Now I must abandon all these pupils and leave. I must go to some forest monastery, go to a remote forest, and meditate." Having made this resolution, the next morning he taught his pupils for the last time. As soon as the very last pupil departed, in a manner unseen and unnoticed by anyone—almost in disguise, or rather, simply unnoticed—he departed before dawn. Having traveled hundreds of leagues away, he arrived at a certain forest monastery. In that forest monastery, there resided thirty monks—all of whom were Arahants. This elder approached the chief monk of the monastery and requested, "O venerable sir, please be my refuge." That is, to help him achieve Nibbāna. This elder first said, "Alas, are you not a person of such vast learning? It is from people like you that we too have to learn." "Alas, do not say so, venerable sir! I have come seeking refuge. Please give me a meditation subject </w:t>
+      </w:r>
+      <w:r>
+        <w:rPr>
+          <w:rFonts w:ascii="Georgia" w:hAnsi="Georgia"/>
+        </w:rPr>
+        <w:lastRenderedPageBreak/>
+        <w:t>(*kammaṭṭhāna*) for Nibbāna." To break his pride further, the chief monk sent him to the second monk. That monk sent him to the next. In this manner, they passed him along until he was sent to a newly ordained seven-year-old novice monk (*sāmaṇera*) who sat at the very end of the entire community of monks. This novice was no ordinary person; he was an Arahant. When Ven. Poṭhila approached, this young novice, who was indeed a great Arahant, was sewing a robe in a quiet spot. Ven. Poṭhila came up to the novice, paid respects, and pleaded, "Venerable good sir, please be my refuge; please help me." Then this novice also said, "Alas, venerable sir, you are an elder who is very elderly, learned, and of great erudition. When we ourselves ought to learn from you, why do you speak like this?" "No, no, do not say so. I have come with the hope of realizing Nibbāna. Please help me. If you tell me to, I am even prepared to jump into fire." Thus he expressed his obedience. To remove any remaining pride and test his obedience, the young novice pointed to a pond nearby and said, "If so, venerable sir, step into that pond over there." Ven. Poṭhila, who was wearing fine, valuable robes, stepped into the pond just as he was. As soon as he stepped in, and the edge of his robe was barely wet, the young Arahant novice called out, "Come back, venerable sir!" and then began to deliver the lesson.</w:t>
       </w:r>
     </w:p>
     <w:p>
       <w:r>
         <w:rPr>
           <w:rFonts w:ascii="Georgia" w:hAnsi="Georgia"/>
-          <w:b w:val="0"/>
-          <w:i w:val="0"/>
-          <w:sz w:val="24"/>
         </w:rPr>
-        <w:t>You, devout listeners, can imagine what that scene must have been like. A seven-year-old novice—how cute and delicate a novice, yet an Arahant! And the other monk, highly learned, gray-haired, and possessing a very imposing appearance. Yet, that elder sat squatting, ready to learn this lesson in order to realize Nibbāna. He was prepared to learn from this seven-year-old novice a lesson he had been unable to learn for so long. What was the lesson given by this Arahant novice? He gave a simile that anyone can take deeply or simply: "Then, venerable sir, let us suppose there is an anthill with six holes. A monitor lizard enters through one of those six holes. If one wants to catch this lizard, what should one do? One must block five of the holes and watch over the single hole through which the lizard entered. By watching there, one can catch the lizard. In the same way, venerable sir, we have six sense bases—like the anthill, in this body of ours. Various objects enter through these six sense doors. If we want to 'catch' those objects that have entered—here, 'catching' means understanding in a deep sense. As is commonly said nowadays: 'I couldn't catch what was said.' It is that kind of catching that is meant here. Catching the lizard means truly understanding the real nature of the object—various objects, which we call 'sense-objects' when we think of various things. Truly understanding the real nature of the object is what is meant by catching the object. Just as one blocks the five holes to catch the lizard, among these six sense bases, one must close the five doors of the external senses, namely the eye, ear, nose, tongue, and body, and engage in guarding the door of the mind (*manas*), also called 'the mind' (*sita*). That is the idea." There was no need for further elaboration. No sooner had the young novice spoken this simile than Ven. Poṭhila’s past merits came to the fore, and he understood it deeply. Immediately upon that realization, the Buddha, who had been watching this event from hundreds of leagues away, using his Buddha-knowledge to further encourage Ven. Poṭhila—to inspire him to apply himself to the meditation subject—uttered the verse we took as our theme:</w:t>
+        <w:t xml:space="preserve">You, devout listeners, can imagine what that scene must have been like. A seven-year-old novice—how cute and delicate a novice, yet an Arahant! And the other monk, highly learned, gray-haired, and possessing a very imposing appearance. Yet, that elder sat squatting, ready to learn this lesson in order to realize Nibbāna. He was prepared to learn from this seven-year-old novice a lesson he had been unable to learn for so long. What was the lesson given by this Arahant novice? He gave a simile that anyone can take deeply or simply: "Then, venerable sir, let us suppose there is an anthill with six holes. A monitor lizard enters through one of those six holes. If one wants to catch this lizard, what should one do? One must block five of the holes and watch over the single hole through which the lizard entered. By watching there, one can catch the lizard. In the same way, venerable sir, we have six sense bases—like the anthill, in this body of ours. Various objects enter through these six sense doors. If we want to 'catch' those objects that have entered—here, 'catching' means understanding in a deep sense. As is commonly said nowadays: 'I couldn't catch what was said.' It is that kind of catching that is meant here. Catching the lizard means truly understanding the real nature of the object—various objects, which we call 'sense-objects' when we think of various things. Truly understanding the real nature of the object is what is meant by catching the object. Just as one blocks the five holes to catch the lizard, among these six sense bases, one must close the five doors of the external senses, namely the eye, ear, nose, tongue, and body, and engage in guarding the door of the mind (*manas*), also called 'the mind' (*sita*). That is the idea." There was no need for further elaboration. No sooner had the young novice spoken this simile than Ven. Poṭhila’s past merits came to the fore, and he understood it deeply. Immediately upon that realization, the Buddha, who had been watching this event from hundreds of leagues away, using his Buddha-knowledge to further </w:t>
+      </w:r>
+      <w:r>
+        <w:rPr>
+          <w:rFonts w:ascii="Georgia" w:hAnsi="Georgia"/>
+        </w:rPr>
+        <w:lastRenderedPageBreak/>
+        <w:t>encourage Ven. Poṭhila—to inspire him to apply himself to the meditation subject—uttered the verse we took as our theme:</w:t>
       </w:r>
     </w:p>
     <w:p>
       <w:r>
         <w:rPr>
           <w:rFonts w:ascii="Georgia" w:hAnsi="Georgia"/>
-          <w:b w:val="0"/>
-          <w:i w:val="0"/>
-          <w:sz w:val="24"/>
         </w:rPr>
         <w:t>&gt; *Yogā ve jāyati bhūri,*</w:t>
       </w:r>
@@ -256,9 +233,6 @@
       <w:r>
         <w:rPr>
           <w:rFonts w:ascii="Georgia" w:hAnsi="Georgia"/>
-          <w:b w:val="0"/>
-          <w:i w:val="0"/>
-          <w:sz w:val="24"/>
         </w:rPr>
         <w:t>&gt; *ayogā bhūrisaṅkhayo;*</w:t>
       </w:r>
@@ -267,9 +241,6 @@
       <w:r>
         <w:rPr>
           <w:rFonts w:ascii="Georgia" w:hAnsi="Georgia"/>
-          <w:b w:val="0"/>
-          <w:i w:val="0"/>
-          <w:sz w:val="24"/>
         </w:rPr>
         <w:t>&gt; *etaṁ dvedhāpathaṁ ñatvā,*</w:t>
       </w:r>
@@ -278,9 +249,6 @@
       <w:r>
         <w:rPr>
           <w:rFonts w:ascii="Georgia" w:hAnsi="Georgia"/>
-          <w:b w:val="0"/>
-          <w:i w:val="0"/>
-          <w:sz w:val="24"/>
         </w:rPr>
         <w:t>&gt; *bhavāya vibhavāya ca;*</w:t>
       </w:r>
@@ -289,9 +257,6 @@
       <w:r>
         <w:rPr>
           <w:rFonts w:ascii="Georgia" w:hAnsi="Georgia"/>
-          <w:b w:val="0"/>
-          <w:i w:val="0"/>
-          <w:sz w:val="24"/>
         </w:rPr>
         <w:t>&gt; *tathāttānaṁ niveseyya,*</w:t>
       </w:r>
@@ -300,9 +265,6 @@
       <w:r>
         <w:rPr>
           <w:rFonts w:ascii="Georgia" w:hAnsi="Georgia"/>
-          <w:b w:val="0"/>
-          <w:i w:val="0"/>
-          <w:sz w:val="24"/>
         </w:rPr>
         <w:t>&gt; *yathā bhūri pavaḍḍhati.*</w:t>
       </w:r>
@@ -311,31 +273,41 @@
       <w:r>
         <w:rPr>
           <w:rFonts w:ascii="Georgia" w:hAnsi="Georgia"/>
-          <w:b w:val="0"/>
-          <w:i w:val="0"/>
-          <w:sz w:val="24"/>
         </w:rPr>
-        <w:t>"*Yogā ve jāyati bhūri*"—*yoga* means application to meditation, meditative attention. Through that meditative attention, one can gain wisdom as vast as the earth itself; one can obtain a great result. "*Ayogā bhūrisaṅkhayo*"—but if there is no such meditative attention, no such application, what happens is the decay of wisdom. Wisdom is destroyed; understanding fades away. "*Etaṁ dvedhāpathaṁ ñatvā bhavāya vibhavāya ca*"—knowing these two paths, this fork in the road, fully understanding these two paths branching in opposite directions, one toward progress (*bhava* / becoming) and the other toward decline (*vibhava* / non-becoming); "*tathāttānaṁ niveseyya yathā bhūri pavaḍḍhati*"—"conduct oneself in such a way that wisdom may grow, walk that path, turn onto that path." This is how the Buddha advised Ven. Poṭhila through this verse. It is recorded that, encouraged by this advice, Ven. Poṭhila applied meditative attention with great speed and became an Arahant. From this, we can understand that there is a depth in that verse sufficient to aid one in attaining Arahantship. Why? Because the Dhamma he had studied was presented as a meditation subject through that simple simile of the monitor lizard and the anthill by the novice monk.</w:t>
+        <w:t>"*Yogā ve jāyati bhūri*"—*yoga* means application to meditation, meditative attention. Through that meditative attention, one can gain wisdom as vast as the earth itself; one can obtain a great result. "*Ayogā bhūrisaṅkhayo*"—but if there is no such meditative attention, no such application, what happens is the decay of wisdom. Wisdom is destroyed; understanding fades away. "*Etaṁ dvedhāpathaṁ ñatvā bhavāya vibhavāya ca*"—knowing these two paths, this fork in the road, fully understanding these two paths branching in opposite directions, one toward progress (*bhava</w:t>
+      </w:r>
+      <w:r>
+        <w:rPr>
+          <w:rFonts w:ascii="Georgia" w:hAnsi="Georgia"/>
+        </w:rPr>
+        <w:t>*)</w:t>
+      </w:r>
+      <w:r>
+        <w:rPr>
+          <w:rFonts w:ascii="Georgia" w:hAnsi="Georgia"/>
+        </w:rPr>
+        <w:t xml:space="preserve"> and the other toward decline (*vibhava*); "*tathāttānaṁ niveseyya yathā bhūri pavaḍḍhati*"—"conduct oneself in such a way that wisdom may grow, walk that path, turn onto that path." This is how the Buddha advised Ven. Poṭhila through this verse. It is recorded that, encouraged by this advice, Ven. Poṭhila applied meditative attention with great speed and became an Arahant. From this, we can understand that there is a depth in that verse sufficient to aid one in attaining Arahantship. Why? Because the Dhamma he had studied was presented as a meditation subject through that simple simile of the monitor lizard and the anthill by the novice monk.</w:t>
       </w:r>
     </w:p>
     <w:p>
       <w:r>
         <w:rPr>
           <w:rFonts w:ascii="Georgia" w:hAnsi="Georgia"/>
-          <w:b w:val="0"/>
-          <w:i w:val="0"/>
-          <w:sz w:val="24"/>
         </w:rPr>
-        <w:t>Now, we can draw many lessons from this story. Let us first look at that. First of all, we see in this story the difference between book learning (knowledge) and wisdom. This is something that many people confuse nowadays. Ours is an era overflowing with knowledge. What with science and various other arts and crafts—if you look at a library, it is filled with books. There is such an abundance of knowledge overflowing in the world. But wisdom is not that. Wisdom is a subtle understanding. Most people lack it. Especially, wisdom here means the deep understanding that leads to the realization of Nibbāna—the deep understanding of the Four Noble Truths. Most people do not have that. They do not strive for wisdom either. Instead, they carry a heavy burden of knowledge, spend their lives crushed by its weight, and in the end, when they die, they might be born in woeful states, as animals or hungry ghosts (*petas*). Why? Because one cannot escape *saṃsāra* with a mere burden of knowledge. For wisdom, one must travel the path of virtue, concentration, and wisdom (*sīla-samādhi-paññā*) and undergo training in it. Or to put it in another way—wisdom means unifying the mind through some meditation subject, developing the three characteristics of impermanence (*anicca*), suffering (*dukkha*), and not-self (*anattā*), and realizing the Paths and Fruits. The difference between these two is clearly illustrated here: although the elder Ven. Poṭhila possessed qualifications worthy of receiving various high academic degrees, he had not realized Nibbāna, the true purpose of the Buddha's teaching. He had not even attained the stage of a Stream-enterer (*sotāpanna*). Yet that seven-year-old novice, a newly ordained monk whom we call a "little monk," was no ordinary little one but a great Arahant. Such is the vast gulf between book learning and wisdom.</w:t>
+        <w:t>Now, we can draw many lessons from this story. Let us first look at that. First of all, we see in this story the difference between book learning (knowledge) and wisdom. This is something that many people confuse nowadays. Ours is an era overflowing with knowledge. What with science and various other arts and crafts—if you look at a library, it is filled with books. There is such an abundance of knowledge overflowing in the world. But wisdom is not that. Wisdom is a subtle understanding. Most people lack it. Especially, wisdom here means the deep understanding that leads to the realization of Nibbāna—the deep understanding of the Four Noble Truths. Most people do not have that. They do not strive for wisdom either. Instead, they carry a heavy burden of knowledge, spend their lives crushed by its weight, and in the end, when they die, they might be born in woeful states, as animals or hungry ghosts (*petas*). Why? Because one cannot escape *saṃsāra* with a mere burden of knowledge. For wisdom, one must travel the path of virtue, concentration, and wisdom (*sīla-samādhi-paññā*) and undergo training in it. Or to put it in another way—wisdom means unifying the mind through some meditation subject, developing the three characteristics of impermanence (*anicca*), suffering (*dukkha*), and not-</w:t>
+      </w:r>
+      <w:r>
+        <w:rPr>
+          <w:rFonts w:ascii="Georgia" w:hAnsi="Georgia"/>
+        </w:rPr>
+        <w:lastRenderedPageBreak/>
+        <w:t>self (*anattā*), and realizing the Paths and Fruits. The difference between these two is clearly illustrated here: although the elder Ven. Poṭhila possessed qualifications worthy of receiving various high academic degrees, he had not realized Nibbāna, the true purpose of the Buddha's teaching. He had not even attained the stage of a Stream-enterer (*sotāpanna*). Yet that seven-year-old novice, a newly ordained monk whom we call a "little monk," was no ordinary little one but a great Arahant. Such is the vast gulf between book learning and wisdom.</w:t>
       </w:r>
     </w:p>
     <w:p>
       <w:r>
         <w:rPr>
           <w:rFonts w:ascii="Georgia" w:hAnsi="Georgia"/>
-          <w:b w:val="0"/>
-          <w:i w:val="0"/>
-          <w:sz w:val="24"/>
         </w:rPr>
         <w:t>Furthermore, when we think of the word "empty" used by the Buddha, which might appear as a form of disparagement, we can understand that the primary quality needed to practice a meditation subject and train according to it is humility. Although Ven. Poṭhila had shortcomings initially, how humbly did he seek refuge from the novice at that moment! This is exemplary for everyone—an incident worthy of drawing a lesson in discipline. Thus, he demonstrated the quality of humility, setting an example for the world. Despite his vast learning, he humbly and respectfully sought advice from one who had supramundane realization. Ven. Poṭhila has given us a wonderful example.</w:t>
       </w:r>
@@ -344,9 +316,6 @@
       <w:r>
         <w:rPr>
           <w:rFonts w:ascii="Georgia" w:hAnsi="Georgia"/>
-          <w:b w:val="0"/>
-          <w:i w:val="0"/>
-          <w:sz w:val="24"/>
         </w:rPr>
         <w:t>On the other hand, look at the simile that was given, and also the training that demonstrated the spiritual majesty of that novice. He told Ven. Poṭhila to step into the pond, and the elder obeyed that majesty. Next, the simile given by the young monk: the simile of the monitor lizard entering an anthill. This 'anthill' carries a profound meaning. The simile of the anthill is shown in the Dhamma itself. This physical frame, born of parents, nourished by food and drink, and constructed from the four primary elements—earth, water, fire, and wind (or *paṭhavī, āpo, tejo, vāyo*)—is compared to an anthill. The six holes of this anthill are the six doors. The five external sense bases—eye, ear, nose, tongue, and body—are like the five external holes. Why are they called "holes"? They are "doors". Through these doors, we receive various objects. The eye sees forms, the ear hears sounds, the nose smells odors, the tongue tastes flavors, the body feels touch, and the mind receives thoughts. Thus, objects stream in through these six doors. Yet, there is a specialty here. It is the mind that experiences, that "consumes," the objects that stream in through the five external senses—eye, ear, nose, tongue, and body. If we were to view this like a picture, the five external senses are situated around the periphery, with the mind in the center. All the messages—sensory messages—from those five are deposited in the mind. If we think of the anthill, we can imagine that the mind is like the topmost hole of the anthill. It is the principal one. The five external senses are like the five holes around it. We can contemplate it in this way for a moment. We usually think that the eye apprehends the object, or the ear apprehends the object. But from wherever they are received, they ultimately deposit in the mind.</w:t>
       </w:r>
@@ -355,31 +324,36 @@
       <w:r>
         <w:rPr>
           <w:rFonts w:ascii="Georgia" w:hAnsi="Georgia"/>
-          <w:b w:val="0"/>
-          <w:i w:val="0"/>
-          <w:sz w:val="24"/>
         </w:rPr>
-        <w:t>The mind is foremost. This is one of the most special and supreme statements in the Buddha's teaching. Though modern science may not give it such consideration, the Buddha's teaching accords the primary place to the mind. The first two verses of the Dhammapada begin with the words: "*Manopubbaṅgamā dhammā, manoseṭṭhā manomayā*." This is like a fundamental principle of the Buddha's teaching. "*Manopubbaṅgamā dhammā*"—'*dhammā*' here refers to the things that are objects of the mind. We can call them "things." Mind precedes everything we consider to be "things." The mind is foremost in these. "*Manoseṭṭhā*"—the mind is supreme. "*Manomayā*"—when we truly ponder over it, they are mind-made; they are fashioned by the mind. Regarding what is taken as a "form" or a "sound" and so forth, it is the aspect connected to the mind that the Buddha highlights. These are, as it were, constructed by the mind itself. Therefore, it is through the mind itself that this problem must be resolved. What does it mean to resolve the problem through the mind itself? It is by reflecting on (attention to) the incoming objects. Through reflecting on these objects, one understands their true nature—their true nature according to the Dhamma. What do ordinary people do? They run after the form that meets the eye to see it better. They run after the sound that meets the ear. These are perceptions (*saññā*). The Buddha compared perceptions to a mirage. What is a mirage? During the hot season, due to atmospheric and climatic conditions, a deer sees a shimmering, flickering phenomenon on the ground, mistakes it for water, and runs after it. The more it runs, the further away it recedes. That is why it is called a mirage, or *mṛgatṛṣṇikā* (the deer's thirst). The thirsty deer runs after it. The Buddha compared perceptions to that very mirage. If so, how much do we exhaust ourselves trying to see a form clearly nowadays, such that microscopes are not enough, telescopes are not enough! To that extent we analyze and analyze them. Yet, that does not bring us closer to the Dhamma. It does not bring us closer to seeing the reality expounded by the Buddha. It does not ultimately help us comprehend the three characteristics of impermanence (*anicca*), suffering (*dukkha*), and not-self (*anattā*).</w:t>
+        <w:t xml:space="preserve">The mind is foremost. This is one of the most special and supreme statements in the Buddha's teaching. Though modern science may not give it such consideration, the Buddha's teaching accords the primary place to the mind. The first two verses of the Dhammapada begin with the words: "*Manopubbaṅgamā dhammā, manoseṭṭhā </w:t>
+      </w:r>
+      <w:r>
+        <w:rPr>
+          <w:rFonts w:ascii="Georgia" w:hAnsi="Georgia"/>
+        </w:rPr>
+        <w:lastRenderedPageBreak/>
+        <w:t>manomayā*." This is like a fundamental principle of the Buddha's teaching. "*Manopubbaṅgamā dhammā*"—'*dhammā*' here refers to the things that are objects of the mind. We can call them "things." Mind precedes everything we consider to be "things." The mind is foremost in these. "*Manoseṭṭhā*"—the mind is supreme. "*Manomayā*"—when we truly ponder over it, they are mind-made; they are fashioned by the mind. Regarding what is taken as a "form" or a "sound" and so forth, it is the aspect connected to the mind that the Buddha highlights. These are, as it were, constructed by the mind itself. Therefore, it is through the mind itself that this problem must be resolved. What does it mean to resolve the problem through the mind itself? It is by reflecting on (attention to) the incoming objects. Through reflecting on these objects, one understands their true nature—their true nature according to the Dhamma. What do ordinary people do? They run after the form that meets the eye to see it better. They run after the sound that meets the ear. These are perceptions (*saññā*). The Buddha compared perceptions to a mirage. What is a mirage? During the hot season, due to atmospheric and climatic conditions, a deer sees a shimmering, flickering phenomenon on the ground, mistakes it for water, and runs after it. The more it runs, the further away it recedes. That is why it is called a mirage, or *mṛgatṛṣṇikā* (the deer's thirst). The thirsty deer runs after it. The Buddha compared perceptions to that very mirage. If so, how much do we exhaust ourselves trying to see a form clearly nowadays, such that microscopes are not enough, telescopes are not enough! To that extent we analyze and analyze them. Yet, that does not bring us closer to the Dhamma. It does not bring us closer to seeing the reality expounded by the Buddha. It does not ultimately help us comprehend the three characteristics of impermanence (*anicca*), suffering (*dukkha*), and not-self (*anattā*).</w:t>
       </w:r>
     </w:p>
     <w:p>
       <w:r>
         <w:rPr>
           <w:rFonts w:ascii="Georgia" w:hAnsi="Georgia"/>
-          <w:b w:val="0"/>
-          <w:i w:val="0"/>
-          <w:sz w:val="24"/>
         </w:rPr>
-        <w:t>The same applies to sound and other sense-objects. People run far after these. What is the danger (*ādīnava*) of this running? Why do they run? It is because of desires for them. Running after these perceptions causes the growth of defilements known by various names such as craving (*taṇhā*), desire, and greed. Instead of that, what one is told to do—especially in insight (*vipassanā*) meditation—is to note (or contemplate) each of these things briefly. That yogi, the practitioner (*yogāvacara*), is traveling the path to Nibbāna, a journey to Nibbāna. Now, even if we are traveling a long distance, if we are heading toward a destination, but we keep stopping our vehicle everywhere because "here is a beautiful view" or "here is a good song" and stay to watch and listen, we will not be able to complete our journey. It becomes a cause for delay. Therefore, one who seeks Nibbāna diligently, when applying oneself to that yogic practice, to meditation, to meditative attention, does not chase after a form that is seen. One does not run after it. Instead, one presents to the mind: "Form, form," noting it in that manner twice as "this is merely a form." That is what is called noting, meditative attention. "Form, form." Similarly with a sound—if it is a song, without analyzing who sang it or what kind of song it is, the meditator seated in meditation finishes it right there by noting: "Sound, sound." "Sound, sound." Likewise with smells—whether an odor or a fragrance. That too is a certain sensation—an odor or fragrance. One notes it briefly and finishes it right there. In this manner, even if a thought arises, without letting that thought grow or proliferate, one notes it as a thought. One notes it as "merely a thought." It is through this that, instead of running after the mirage, one can halt the mind. Halting this running mind is the specific training done here.</w:t>
+        <w:t xml:space="preserve">The same applies to sound and other sense-objects. People run far after these. What is the danger (*ādīnava*) of this running? Why do they run? It is because of desires for them. Running after these perceptions causes the growth of defilements known by various names such as craving (*taṇhā*), desire, and greed. Instead of that, what one is told to do—especially in insight (*vipassanā*) meditation—is to note (or contemplate) each of these things briefly. That yogi, the practitioner (*yogāvacara*), is traveling the path to Nibbāna, a journey to Nibbāna. Now, even if we are traveling a long distance, if we are heading toward a destination, but we keep stopping our vehicle everywhere because "here is a beautiful view" or "here is a good song" and stay to watch and listen, we will not be able to complete our journey. It becomes a cause for delay. Therefore, one who seeks Nibbāna diligently, when applying oneself to that yogic practice, to meditation, to meditative attention, does not chase after a form that is seen. One does not run after it. Instead, one presents to the mind: "Form, form," noting it in that manner twice as "this is merely a form." That is what is called noting, meditative attention. "Form, form." Similarly with a sound—if it is a song, without analyzing who sang it or what kind of song it is, the meditator seated in meditation finishes it right there by noting: "Sound, sound." "Sound, sound." Likewise with smells—whether an odor or a fragrance. That too is a certain </w:t>
+      </w:r>
+      <w:r>
+        <w:rPr>
+          <w:rFonts w:ascii="Georgia" w:hAnsi="Georgia"/>
+        </w:rPr>
+        <w:lastRenderedPageBreak/>
+        <w:t>sensation—an odor or fragrance. One notes it briefly and finishes it right there. In this manner, even if a thought arises, without letting that thought grow or proliferate, one notes it as a thought. One notes it as "merely a thought." It is through this that, instead of running after the mirage, one can halt the mind. Halting this running mind is the specific training done here.</w:t>
       </w:r>
     </w:p>
     <w:p>
       <w:r>
         <w:rPr>
           <w:rFonts w:ascii="Georgia" w:hAnsi="Georgia"/>
-          <w:b w:val="0"/>
-          <w:i w:val="0"/>
-          <w:sz w:val="24"/>
         </w:rPr>
         <w:t>What have we been doing for a long time in this *saṃsāra*? Just as the deer runs after the mirage, we ran after the perceptions received through our senses. There is never any satisfaction. The deer runs to quench its thirst, but its thirst only increases, and it cannot find water to end it, because there is no water there. Similarly, we run after a "thing" conjured up by our minds to satisfy our desires. The things we conceive as "things"—those "things" are indeed those sense-objects. But not a single one of them can be grasped by us. Their true nature cannot be caught. We cannot be satisfied by looking with the eye or hearing with the ear. Instead, the Buddha tells us to close those five doors and note the things that come to the mind in the manner described. Even the arising thought is noted as a thought—without submitting to that thought, without allowing it to grow. Recognizing it as "thought, thought," one finishes it right there. In this way, like "nipping it in the bud," this insight attention is what is meant here by "catching the monitor lizard"—it is understanding the true nature of the object. These "monitor lizards"—these objects—have been deposited in the mind in a highly subtle manner for a long time throughout this long *saṃsāra*. The objects we created in the past *saṃsāra* due to perceptions entering the mind lie, as it were, dormant within the mind. They wake up and try to escape through the five external senses. A certain past perception regarding a form seen by the eye arises—emerging from within the mind—and grasping the external form, one runs after it, thinking, "Ah, what a beautiful form!" "Ah, what a good song!" "What a sweet sound!" and runs after it. These also emerge from the mind. Once they emerge and begin running through the five external senses, they cannot be stopped again. Instead, what does one do? The meditator closes those five doors, denies them entry, treats them briefly, nips them in the bud, and remains watchful of the mind. What is used to aid this watchfulness? That is what is called mindfulness and full awareness (*sati-sampajañña*). *Sati* means mindfulness. *Sampajañña* can be called "clear comprehension" or "awareness"—the capacity to understand something, meaning a capacity for comprehension. Thus, we can say mindfulness and understanding. With mindfulness and understanding, one—not informing others, but oneself—becomes aware of something. "Its nature is such." If it is a form, that too is a mirage. That too is a perception. Therefore, without running after it, one stops right there, noting "it is merely a form, it is merely a sound."</w:t>
       </w:r>
@@ -388,42 +362,135 @@
       <w:r>
         <w:rPr>
           <w:rFonts w:ascii="Georgia" w:hAnsi="Georgia"/>
-          <w:b w:val="0"/>
-          <w:i w:val="0"/>
-          <w:sz w:val="24"/>
         </w:rPr>
-        <w:t>It is through such noting that one can gradually free oneself from perception (*saññā*). And having freed oneself from perception, wisdom can emerge—that deep understanding. What is that deep understanding? As the Buddha declared, there is an impermanent (*anicca*) nature in everything in this world. One must realize this impermanence for oneself. Through this noting, one gains the capacity to realize it. If we contemplate impermanence in a bit more detail: in everything, there is an arising and a passing away. It is this arising and passing away that is called impermanence (*anicca*). Be it form, feeling (*vedanā*), perception, formations (*saṅkhāra*), or consciousness (*viññāṇa*)—this entire fivefold group of grasping (the five aggregates / *pañcupādānakkhandha*) is impermanent. It is these five heaps called the five aggregates that we refer to as "I" and "mine". This is a heap of form. Sometimes we take a photograph and proudly say, "This is my form." What was recorded there? A series—a continuity (*santati*)—of forms that change with extreme rapidity. This is presented as a single entity by that perception, like a mirage. There is such a tendency in the world to present things in this way. Due to the weakness of our sensory apparatus, we do not see that rapid change. This is called the perception of compactness (*ghana-saññā*). Everything in the world has a way of appearing as a "compact thing", a "real thing", a "true thing", a "permanent thing". Just as the mirage seen from afar is thought to be water, though there is only a shimmering, vibrating mass there. Similarly, not only what is far away, but also this body of ours right here changes with extreme rapidity, moment by moment. That is form. Feeling (*vedanā*) is also like that. People say, "Oh, my feeling," thinking of it as a single thing. But there too, when one notes with mindfulness and understanding in the manner of meditative attention, one sees that there is a vast array—a heap—of feelings. Perception (*saññā*) is also a heap of layers. It is with a heap of perceptual layers that we recognize someone. We take that heap of layers as a single entity with extreme rapidity through the perception of compactness—as a form. Likewise, our intentions called formations (*saṅkhāra*). They too arise and pass away with extreme rapidity. Even consciousness (*viññāṇa*), though we call it "the mind" or "my mind", arises and passes away with a speed "beyond comprehension". While such a state of affairs exists in the world, we generally take these through the perception of compactness as a single entity and refer to them as "I" and "mine". When we say "I", if there is an "I", there must also be something belonging to me. Thus, by dividing these two, we create this *saṃsāric* knot: "I" and "my things". In this way, a delusion (*moha*) is created due to the perception of compactness.</w:t>
+        <w:t xml:space="preserve">It is through such noting that one can gradually free oneself from perception (*saññā*). And having freed oneself from perception, wisdom can emerge—that deep understanding. What is that deep understanding? As the Buddha declared, there is an impermanent (*anicca*) nature in everything in this world. One must realize this impermanence for oneself. Through this noting, one gains the capacity to realize it. If we contemplate impermanence in a bit more detail: in everything, there is an arising </w:t>
+      </w:r>
+      <w:r>
+        <w:rPr>
+          <w:rFonts w:ascii="Georgia" w:hAnsi="Georgia"/>
+        </w:rPr>
+        <w:lastRenderedPageBreak/>
+        <w:t xml:space="preserve">and a passing away. It is this arising and passing away that is called impermanence (*anicca*). Be it form, feeling (*vedanā*), perception, </w:t>
+      </w:r>
+      <w:r>
+        <w:rPr>
+          <w:rFonts w:ascii="Georgia" w:hAnsi="Georgia"/>
+        </w:rPr>
+        <w:t>Preparations</w:t>
+      </w:r>
+      <w:r>
+        <w:rPr>
+          <w:rFonts w:ascii="Georgia" w:hAnsi="Georgia"/>
+        </w:rPr>
+        <w:t xml:space="preserve"> (*saṅkhāra*), or consciousness (*viññāṇa*)—this entire fivefold group of grasping </w:t>
+      </w:r>
+      <w:r>
+        <w:rPr>
+          <w:rFonts w:ascii="Georgia" w:hAnsi="Georgia"/>
+        </w:rPr>
+        <w:t>(*</w:t>
+      </w:r>
+      <w:r>
+        <w:rPr>
+          <w:rFonts w:ascii="Georgia" w:hAnsi="Georgia"/>
+        </w:rPr>
+        <w:t xml:space="preserve">pañcupādānakkhandha*) is impermanent. It is these five heaps called the five aggregates that we refer to as "I" and "mine". This is a heap of form. Sometimes we take a photograph and proudly say, "This is my form." What was recorded there? A series—a continuity (*santati*)—of forms that change with extreme rapidity. This is presented as a single entity by that perception, like a mirage. There is such a tendency in the world to present things in this way. Due to the weakness of our sensory apparatus, we do not see that rapid change. This is called the perception of compactness (*ghana-saññā*). Everything in the world has a way of appearing as a "compact thing", a "real thing", a "true thing", a "permanent thing". Just as the mirage seen from afar is thought to be water, though there is only a shimmering, vibrating mass there. Similarly, not only what is far away, but also this body of ours right here changes with extreme rapidity, moment by moment. That is form. Feeling (*vedanā*) is also like that. People say, "Oh, my feeling," thinking of it as a single thing. But there too, when one notes with mindfulness and understanding in the manner of meditative attention, one sees that there is a vast array—a heap—of feelings. Perception (*saññā*) is also a heap of layers. It is with a heap of perceptual layers that we recognize someone. We take that heap of layers as a single entity with extreme rapidity through the perception of compactness—as a form. Likewise, our intentions called </w:t>
+      </w:r>
+      <w:r>
+        <w:rPr>
+          <w:rFonts w:ascii="Georgia" w:hAnsi="Georgia"/>
+        </w:rPr>
+        <w:t>Preparations</w:t>
+      </w:r>
+      <w:r>
+        <w:rPr>
+          <w:rFonts w:ascii="Georgia" w:hAnsi="Georgia"/>
+        </w:rPr>
+        <w:t xml:space="preserve"> (*saṅkhāra*). They too arise and pass away with extreme rapidity. Even consciousness (*viññāṇa*), though we call it "the mind" or "my mind", arises and passes away with a speed "beyond comprehension". While such a state of affairs exists in the world, we generally take these through the perception of compactness as a single entity and refer to them as "I" and "mine". When we say "I", if there is an "I", there must also be something belonging to me. Thus, by dividing these two, we create this *saṃsāric* knot: "I" and "my things". In this way, a delusion (*moha*) is created due to the perception of compactness.</w:t>
       </w:r>
     </w:p>
     <w:p>
       <w:r>
         <w:rPr>
           <w:rFonts w:ascii="Georgia" w:hAnsi="Georgia"/>
-          <w:b w:val="0"/>
-          <w:i w:val="0"/>
-          <w:sz w:val="24"/>
         </w:rPr>
-        <w:t>When someone engages in that meditative attention, gaining some concentration (*samādhi*), they steady the mind. First, they stop the running mind by not allowing it to run—by remaining watchful of the mind. Then, as they note even more deeply, they see that here there is only a heap of arising and passing away. There is no "thing" that arises and no "thing" that passes away. In the end, even what was taken to be a "thing"—even that is not there. The feeling arises that here there is only a vibrating mass. Although we say "thing" in common parlance, regarding this object—even this object called a "thing"—it is seen that there is nothing here to cling to. Why? Because that perception of compactness is removed, and it is seen as a mere mass—everywhere, wherever one looks. As that realization draws near to a practitioner (*yogāvacara*), they perceive their own body, feelings (*vedanā*), perceptions (*saññā*), and everything else as a vibrating mass. This cannot be shown to another; it is realized by oneself. That is what is called "realization" (*pratyakṣaya* / direct experience). Through such an understanding, next, a disenchantment (revulsion / *nibbidā*) arises: "Is it not a mere thing of arising and passing away that I have been clinging to and desiring as 'I' and 'mine'?" Furthermore, when the effort to recreate these ceases, what is increasingly seen is their dissolution, their breaking-up nature. Due to that dissolution, a fear arises. If we are holding onto something, clinging to something for refuge, when that thing we are holding onto breaks, we feel a certain fear and urgency (*saṃvega*). In the same way, as the practitioner contemplates the five aggregates in this manner, the realization comes: "There is nothing to be taken here. There is nothing to hold onto. This is a highly dangerous state. We are singing joyfully while sitting on a pile of crumbling foundations throughout this entire *saṃsāra*." Therefore, indeed, it is due to delusion (*moha*) and ignorance (*avijjā*) that we have traveled for a long time in *saṃsāra*, like the deer running after the mirage. Instead, when that understanding emerges here, when wisdom arises, it is seen that this form, feeling (*vedanā*), perception (*saññā*), formations (*saṅkhāra*), and consciousness (*viññāṇa*) that were taken as "I" and "mine" are all changing with extreme rapidity, breaking up. They arise and pass away. In this way, the insight knowledges mature.</w:t>
+        <w:t>When someone engages in that meditative attention, gaining some concentration (*samādhi*), they steady the mind. First, they stop the running mind by not allowing it to run—by remaining watchful of the mind. Then, as they note even more deeply, they see that here there is only a heap of arising and passing away. There is no "thing" that arises and no "thing" that passes away. In the end, even what was taken to be a "thing"—even that is not there. The feeling arises that here there is only a vibrating mass. Although we say "thing" in common parlance, regarding this object—even this object called a "thing"—it is seen that there is nothing here to cling to. Why? Because that perception of compactness is removed, and it is seen as a mere mass—everywhere, wherever one looks. As that realization draws near to a practitioner (*yogāvacara*), they perceive their own body, feelings (*vedanā*), perceptions (*saññā*), and everything else as a vibrating mass. This cannot be shown to another; it is realized by oneself. That is what is called "realization" (*pratyakṣaya</w:t>
+      </w:r>
+      <w:r>
+        <w:rPr>
+          <w:rFonts w:ascii="Georgia" w:hAnsi="Georgia"/>
+        </w:rPr>
+        <w:t>*)</w:t>
+      </w:r>
+      <w:r>
+        <w:rPr>
+          <w:rFonts w:ascii="Georgia" w:hAnsi="Georgia"/>
+        </w:rPr>
+        <w:t xml:space="preserve">. Through such an understanding, next, a disenchantment </w:t>
+      </w:r>
+      <w:r>
+        <w:rPr>
+          <w:rFonts w:ascii="Georgia" w:hAnsi="Georgia"/>
+        </w:rPr>
+        <w:t>(*</w:t>
+      </w:r>
+      <w:r>
+        <w:rPr>
+          <w:rFonts w:ascii="Georgia" w:hAnsi="Georgia"/>
+        </w:rPr>
+        <w:t xml:space="preserve">nibbidā*) arises: "Is it not a mere </w:t>
+      </w:r>
+      <w:r>
+        <w:rPr>
+          <w:rFonts w:ascii="Georgia" w:hAnsi="Georgia"/>
+        </w:rPr>
+        <w:lastRenderedPageBreak/>
+        <w:t xml:space="preserve">thing of arising and passing away that I have been clinging to and desiring as 'I' and 'mine'?" Furthermore, when the effort to recreate these ceases, what is increasingly seen is their dissolution, their breaking-up nature. Due to that dissolution, a fear arises. If we are holding onto something, clinging to something for refuge, when that thing we are holding onto breaks, we feel a certain fear and urgency (*saṃvega*). In the same way, as the practitioner contemplates the five aggregates in this manner, the realization comes: "There is nothing to be taken here. There is nothing to hold onto. This is a highly dangerous state. We are singing joyfully while sitting on a pile of crumbling foundations throughout this entire *saṃsāra*." Therefore, indeed, it is due to delusion (*moha*) and ignorance (*avijjā*) that we have traveled for a long time in *saṃsāra*, like the deer running after the mirage. Instead, when that understanding emerges here, when wisdom arises, it is seen that this form, feeling (*vedanā*), perception (*saññā*), </w:t>
+      </w:r>
+      <w:r>
+        <w:rPr>
+          <w:rFonts w:ascii="Georgia" w:hAnsi="Georgia"/>
+        </w:rPr>
+        <w:t>Preparations</w:t>
+      </w:r>
+      <w:r>
+        <w:rPr>
+          <w:rFonts w:ascii="Georgia" w:hAnsi="Georgia"/>
+        </w:rPr>
+        <w:t xml:space="preserve"> (*saṅkhāra*), and consciousness (*viññāṇa*) that were taken as "I" and "mine" are all changing with extreme rapidity, breaking up. They arise and pass away. In this way, the insight knowledges mature.</w:t>
       </w:r>
     </w:p>
     <w:p>
       <w:r>
         <w:rPr>
           <w:rFonts w:ascii="Georgia" w:hAnsi="Georgia"/>
-          <w:b w:val="0"/>
-          <w:i w:val="0"/>
-          <w:sz w:val="24"/>
         </w:rPr>
-        <w:t>Therefore, we must consider the value of this attention (*manasikāra*). Attention is something done entirely within the mind. The meditator does not do anything visible in the world, like a hen sitting on her eggs. What they do is not seen. Yet, it is through this attention occurring within the mind that their wisdom grows. It is difficult for ordinary people to understand this. Through this meditative attention, someone at some point gradually comes to realize: "Throughout this entire *saṃsāra*, I have been engaged in a futile journey due to ignorance and craving (*taṇhā*). Taking this crumbling thing, this rapidly changing thing, as 'I' and 'mine', I have spent this *saṃsāra* overwhelmed by a torrent of defilements, a heap of defilements. We undergo various births (*jāti*) according to our kamma." As this understanding deepens and deepens, one gains the strength to let go of this. Now, when we say "letting go" (or abandoning), one might get the feeling that something held in the hand is slipping away. If viewed in that way, a question arises: "How can one let go of the five aggregates?" Although we use the word "letting go", what occurs here is something quite different. As the practitioner notes in that manner, they see this arising and passing away, and next, they see its breaking up. They begin to perceive it as breaking up even faster than it arises. Consequently, a certain fear arises, a sense of urgency (*saṃvega*) arises. Likewise, the danger (*ādīnava*) of this becomes clear—the realization that there is nothing to hold onto. Next, the understanding arises that one must be released from this. The path to that release is indeed that disenchantment (revulsion / *nibbidā*). Now we know that if a young man or woman who likes to look neat and well-groomed, having dressed up to go to a nice festival, suddenly has a dead dog, a dead snake, or a dead human corpse thrown onto their shoulders, how quickly they would shake their shoulders to fling it off! Similarly, when that realization about their dangerous nature arises, a certain disgust, a disenchantment, emerges from within the mind. This disenchantment is not something one talks about to others. This disenchantment arising from within oneself is used as an aid to escape from *saṃsāra*. Why? Because bondage in *saṃsāra* is based on craving (*taṇhā*), desire, and attachment called grasping (*upādāna*)—the mind's holding onto things. What we have here is a holding on by the mind. Right now, we are not holding onto anything with our hands. But you, devout listeners, know well how many things we hold onto with our minds! What does it mean to "own" this entire world? It is a holding on by the mind. How did kings who conquered the entire world own the world? They held onto it with their minds, through craving (*taṇhā*). They thought, "This is mine." Even this physical frame of ours does not belong to us, in truth. For they say there are eighty families of worms living inside it—and lice on the head. It belongs to all of them. This is called "common to many" (*bahu-sādhāraṇa*). This body is something common to all. Similarly, our gardens and lands belong also to thieves and enemies, to monkeys and wild beasts. Yet, "ours"—everything is ours. Our country is ours, our village is ours, our world is ours—we commonly refer to all of these as ours. But when we look at the reality, not a single one of these is ours. The Buddha declared this truth, which is generally considered bitter. Bitter though it may be, if it is the truth, we must accept it.</w:t>
+        <w:t xml:space="preserve">Therefore, we must consider the value of this attention (*manasikāra*). Attention is something done entirely within the mind. The meditator does not do anything visible in the world, like a hen sitting on her eggs. What they do is not seen. Yet, it is through this attention occurring within the mind that their wisdom grows. It is difficult for ordinary people to understand this. Through this meditative attention, someone at some point gradually comes to realize: "Throughout this entire *saṃsāra*, I have been engaged in a futile journey due to ignorance and craving (*taṇhā*). Taking this crumbling thing, this rapidly changing thing, as 'I' and 'mine', I have spent this *saṃsāra* overwhelmed by a torrent of defilements, a heap of defilements. We undergo various births (*jāti*) according to our kamma." As this understanding deepens and deepens, one gains the strength to let go of this. Now, when we say "letting go" (or abandoning), one might get the feeling that something held in the hand is slipping away. If viewed in that way, a question arises: "How can one let go of the five aggregates?" Although we use the word "letting go", what occurs here is something quite different. As the practitioner notes in that manner, they see this arising and passing away, and next, they see its breaking up. They begin to perceive it as breaking up even faster than it arises. Consequently, a certain fear arises, a sense of urgency (*saṃvega*) arises. Likewise, the danger (*ādīnava*) of this becomes clear—the realization that there is nothing to hold onto. Next, the understanding arises that one must be released from this. The path to that release is indeed that disenchantment </w:t>
+      </w:r>
+      <w:r>
+        <w:rPr>
+          <w:rFonts w:ascii="Georgia" w:hAnsi="Georgia"/>
+        </w:rPr>
+        <w:t>(*</w:t>
+      </w:r>
+      <w:r>
+        <w:rPr>
+          <w:rFonts w:ascii="Georgia" w:hAnsi="Georgia"/>
+        </w:rPr>
+        <w:t xml:space="preserve">nibbidā*). Now we know that if a young man or woman who likes to look neat and well-groomed, having dressed up to go to a nice festival, suddenly has a dead dog, a dead snake, or a dead human corpse thrown onto their shoulders, how quickly they would shake their shoulders to fling it off! Similarly, when that realization about their dangerous nature arises, a certain disgust, a disenchantment, emerges from within the mind. This disenchantment is not something one talks about to others. This disenchantment arising from within oneself is used as an aid to escape from *saṃsāra*. Why? Because bondage in *saṃsāra* is based on craving </w:t>
+      </w:r>
+      <w:r>
+        <w:rPr>
+          <w:rFonts w:ascii="Georgia" w:hAnsi="Georgia"/>
+        </w:rPr>
+        <w:lastRenderedPageBreak/>
+        <w:t>(*taṇhā*), desire, and attachment called grasping (*upādāna*)—the mind's holding onto things. What we have here is a holding on by the mind. Right now, we are not holding onto anything with our hands. But you, devout listeners, know well how many things we hold onto with our minds! What does it mean to "own" this entire world? It is a holding on by the mind. How did kings who conquered the entire world own the world? They held onto it with their minds, through craving (*taṇhā*). They thought, "This is mine." Even this physical frame of ours does not belong to us, in truth. For they say there are eighty families of worms living inside it—and lice on the head. It belongs to all of them. This is called "common to many" (*bahu-sādhāraṇa*). This body is something common to all. Similarly, our gardens and lands belong also to thieves and enemies, to monkeys and wild beasts. Yet, "ours"—everything is ours. Our country is ours, our village is ours, our world is ours—we commonly refer to all of these as ours. But when we look at the reality, not a single one of these is ours. The Buddha declared this truth, which is generally considered bitter. Bitter though it may be, if it is the truth, we must accept it.</w:t>
       </w:r>
     </w:p>
     <w:p>
       <w:r>
         <w:rPr>
           <w:rFonts w:ascii="Georgia" w:hAnsi="Georgia"/>
-          <w:b w:val="0"/>
-          <w:i w:val="0"/>
-          <w:sz w:val="24"/>
         </w:rPr>
         <w:t>It is through such a vision of truth that one is able to escape from *saṃsāra*. The path that helps in this is this meditative attention. Therefore, you all should contemplate today. One might think that these stories we present as similes are things that cannot be put into practice in daily life. But how did that seven-year-old novice attain such a supreme state, the state of Arahantship? Was it by reading books? Was it by acquiring vast knowledge? No. It was through meditative attention. That little monk caught the monitor lizard in the anthill correctly. Because he closed the five holes of the five external senses and caught the lizard correctly through the hole called "the mind," he became an Arahant. Thus, the seven-year-old novice taught Ven. Poṭhila a highly practical lesson for daily life. We too must make use of it. We must make it a practical thing in our daily lives. We often say "it is impossible in this day and age." Yet, through this simile, we see that we can create a place for this meditative attention even in our daily lives. Some might wonder, "How can things stop with mere noting, as described? Don't we have to run after these in daily life?" But the meditator does not contemplate from such a narrow perspective. For a long time, we have been living in this great deception. A great deception called ignorance (*avijjā*) or delusion (*moha*) has been created because of these five senses. To understand their true nature, a certain training is required, as declared by the Buddha. First, one must restrain body and speech by undertaking some virtue (*sīla*), just as you have undertaken virtue on this occasion. Established on that virtue, to concentrate the mind means to unify the mind. It is to a unified mind that this reality becomes visible. A scattered mind does not perceive the reality of the world. Therefore, removing the causes that distract the mind, one must steady the mind on some meditation subject.</w:t>
       </w:r>
@@ -432,20 +499,21 @@
       <w:r>
         <w:rPr>
           <w:rFonts w:ascii="Georgia" w:hAnsi="Georgia"/>
-          <w:b w:val="0"/>
-          <w:i w:val="0"/>
-          <w:sz w:val="24"/>
         </w:rPr>
-        <w:t>Once the mind is unified in that manner, if this noting is done properly, one gradually begins to realize that regarding what we took as a single entity—taken through the perception of compactness—here there is only a mass, a heap. Why is it perceived as a heap? It is because each part is perceived separately. Now, looking at a broom, when we examine it closely to see if it is "a broom," we see that here there is only a heap of coconut-leaf midribs. Then, each midrib is seen separately. Within that separate seeing lies those phenomena of Name-and-Form (*nāmarūpa*). That is a moment when a certain deep aspect of the Dhamma, namely Name-and-Form, is understood. Now, according to the Dhamma expounded by the Buddha, in truth, there are only Name-and-Form here. There is no "I" here. That is the Buddha's teaching. Although we commonly think of "Name" (*nāma*) as just a name, it actually refers to these five factors: feeling (*vedanā*), perception (*saññā*), intention (*cetanā*), contact (*phassa*), and attention (*manasikāra*). Even in our daily life, we experience some feeling, and based on that feeling, we form a certain recognition (perception). Based on that recognition, we think—intention. Through those thoughts, we make a certain contact, an attention to a certain point. This is what is called Name phenomena.</w:t>
+        <w:t xml:space="preserve">Once the mind is unified in that manner, if this noting is done properly, one gradually begins to realize that regarding what we took as a single entity—taken through the perception of compactness—here there is only a mass, a heap. Why is it perceived as a heap? It is because each part is perceived separately. Now, looking at a </w:t>
+      </w:r>
+      <w:r>
+        <w:rPr>
+          <w:rFonts w:ascii="Georgia" w:hAnsi="Georgia"/>
+        </w:rPr>
+        <w:lastRenderedPageBreak/>
+        <w:t>broom, when we examine it closely to see if it is "a broom," we see that here there is only a heap of coconut-leaf midribs. Then, each midrib is seen separately. Within that separate seeing lies those phenomena of Name-and-Form (*nāmarūpa*). That is a moment when a certain deep aspect of the Dhamma, namely Name-and-Form, is understood. Now, according to the Dhamma expounded by the Buddha, in truth, there are only Name-and-Form here. There is no "I" here. That is the Buddha's teaching. Although we commonly think of "Name" (*nāma*) as just a name, it actually refers to these five factors: feeling (*vedanā*), perception (*saññā*), intention (*cetanā*), contact (*phassa*), and attention (*manasikāra*). Even in our daily life, we experience some feeling, and based on that feeling, we form a certain recognition (perception). Based on that recognition, we think—intention. Through those thoughts, we make a certain contact, an attention to a certain point. This is what is called Name phenomena.</w:t>
       </w:r>
     </w:p>
     <w:p>
       <w:r>
         <w:rPr>
           <w:rFonts w:ascii="Georgia" w:hAnsi="Georgia"/>
-          <w:b w:val="0"/>
-          <w:i w:val="0"/>
-          <w:sz w:val="24"/>
         </w:rPr>
         <w:t>Next, what is the Form (*rūpa*) part of this? What is considered Form is the four primary elements: earth, water, fire, and wind (*paṭhavī, āpo, tejo, vāyo*). These four elements are mixed in a highly subtle manner. In what we call water, the other elements are also present. But because the water element (*āpo-dhātu*) is more prominent in it, we call it water. In this way, these four great elements (*mahābhූta*) are like four ungraspable spirits mixed together in a wondrous manner. It is from these four elements that our body is constructed. Now, we protect this body as "I" and "mine", keeping others at a distance, looking after it, cleaning it; but after this physical frame dies and is put in a cemetery or graveyard, how will others recognize it? In the end, everything turns to earth. It is by taking the essence of this earth as food that our body was built up. Over a long period—twenty, thirty, or a hundred years—this physical frame was built up. Next, when it decays, it turns to earth again. Arising from earth, it becomes earth. That is what is there. Thus, there are only the four elements. But we do not realize this in daily life. The mind does not perceive it. This is understood in a highly subtle manner by the meditator. So, that is what is called Form. In the language of the meditator, when one says "Form," what is understood? The four elements: earth, water, fire, and wind. While others say, "This is a beautiful form," "an attractive form," "how beautiful this form is!", to the one with deep wisdom, the understanding arises: "What is here? Just the four elements."</w:t>
       </w:r>
@@ -454,20 +522,21 @@
       <w:r>
         <w:rPr>
           <w:rFonts w:ascii="Georgia" w:hAnsi="Georgia"/>
-          <w:b w:val="0"/>
-          <w:i w:val="0"/>
-          <w:sz w:val="24"/>
         </w:rPr>
-        <w:t>The same applies to what is called the mind, or the Name phenomena part. There too, there is a feeling (*vedanā*) that is directly experienced. There is a perception (*saññā*) formed through it. Even while sitting now, there is some feeling, such that one can say, "Ah, it hurts over there in that spot." Next, there is a recognition: "Did a mosquito bite?" A feeling arises. Next, there comes a perception of touch—of the point of contact. All of this is done through attention (*manasikāra*), which is noting. In the final analysis, it is noting. It is through noting itself, then, that one understands the emptiness of an object. We began with the story of "Empty Poṭhila"—about emptiness. That was in another sense. But here, what ultimately comes is an emptiness called voidness (*śūnyatā*). This means seeing through the object. What ordinary people do is run after an object, like the deer running after the mirage. What the practitioner (*yogāvacara*) does is stop, look at the object, and see through the object. Seeing through the object means seeing the impermanence (*anicca*) of the object. What was taken as an object is something that arises and passes away with extreme rapidity. Now, let us suppose we are looking at a candle flame. That large candle flame looks beautiful, yellow, or with a hint of red, appearing in a beautiful form. How does this appear when that meditative attention is developed? It appears like a mass of candle flames arising and passing away with extreme rapidity. It is not a single flame. Similarly, let us think of a stream of flowing water, or water pouring from somewhere. Now, a stream of water in a conduit or a waterfall appears from afar like a silver wall. When one looks closely, in the end, what is there is a stream of water falling and breaking with extreme rapidity, not remaining the same for a single moment. It is also seen dispersing. It is perceived as a single entity because of the perception of compactness. But to that understanding, to wisdom, it is ultimately understood that there is no "thing" here to be taken as one. "No thing." This object is finally seen through. This is a wondrous thing. It begins with the object; it begins with noting the object. But it ends with seeing the emptiness of the object—seeing through the object.</w:t>
+        <w:t xml:space="preserve">The same applies to what is called the mind, or the Name phenomena part. There too, there is a feeling (*vedanā*) that is directly experienced. There is a perception (*saññā*) formed through it. Even while sitting now, there is some feeling, such that one can say, "Ah, it hurts over there in that spot." Next, there is a recognition: "Did a mosquito bite?" A feeling arises. Next, there comes a perception of touch—of the point of contact. All of this is done through attention (*manasikāra*), which is noting. In the final analysis, it is noting. It is through noting itself, then, that one understands the emptiness of an object. We began with the story of "Empty Poṭhila"—about emptiness. That was in another sense. But here, what ultimately comes is an emptiness called voidness (*śūnyatā*). This means seeing through the object. What ordinary people do is run after an object, like the deer running after the </w:t>
+      </w:r>
+      <w:r>
+        <w:rPr>
+          <w:rFonts w:ascii="Georgia" w:hAnsi="Georgia"/>
+        </w:rPr>
+        <w:lastRenderedPageBreak/>
+        <w:t>mirage. What the practitioner (*yogāvacara*) does is stop, look at the object, and see through the object. Seeing through the object means seeing the impermanence (*anicca*) of the object. What was taken as an object is something that arises and passes away with extreme rapidity. Now, let us suppose we are looking at a candle flame. That large candle flame looks beautiful, yellow, or with a hint of red, appearing in a beautiful form. How does this appear when that meditative attention is developed? It appears like a mass of candle flames arising and passing away with extreme rapidity. It is not a single flame. Similarly, let us think of a stream of flowing water, or water pouring from somewhere. Now, a stream of water in a conduit or a waterfall appears from afar like a silver wall. When one looks closely, in the end, what is there is a stream of water falling and breaking with extreme rapidity, not remaining the same for a single moment. It is also seen dispersing. It is perceived as a single entity because of the perception of compactness. But to that understanding, to wisdom, it is ultimately understood that there is no "thing" here to be taken as one. "No thing." This object is finally seen through. This is a wondrous thing. It begins with the object; it begins with noting the object. But it ends with seeing the emptiness of the object—seeing through the object.</w:t>
       </w:r>
     </w:p>
     <w:p>
       <w:r>
         <w:rPr>
           <w:rFonts w:ascii="Georgia" w:hAnsi="Georgia"/>
-          <w:b w:val="0"/>
-          <w:i w:val="0"/>
-          <w:sz w:val="24"/>
         </w:rPr>
         <w:t>It is through that seeing through that one ultimately realizes for oneself that there is nothing here to be held onto as "I" and "mine". Only if there is an "I" can there be something belonging to me; if there is no "I", there is also nothing belonging to me. Furthermore, one realizes that the perception of "I" here is a kind of ignorance, a delusion, deposited in the mind for a long time due to ignorance (*avijjā*), which society incites and tries to maintain. This realization cannot be understood by shouting it to society. No one can make another do it by merely explaining it. Why was Ven. Poṭhila unable to understand this despite learning so many books? The Buddha declared this Dhamma, this Well-expounded Dhamma, as *sandiṭṭhiko*, *akāliko*, *ehipassiko*, *opanayiko*, *paccattaṁ veditabbo viññūhi* (to be personally realized by the wise), and so on. Why? Because this is something that must be realized by the wise, each for themselves. No one else can make one realize it. The path to be applied for that is what was called *yoga*—meditative attention, proper meditative attention.</w:t>
       </w:r>
@@ -476,31 +545,36 @@
       <w:r>
         <w:rPr>
           <w:rFonts w:ascii="Georgia" w:hAnsi="Georgia"/>
-          <w:b w:val="0"/>
-          <w:i w:val="0"/>
-          <w:sz w:val="24"/>
         </w:rPr>
-        <w:t>Taking some meditation subject—let us say, mindfulness of breathing (*ānāpānasati*)—even through this process of inhalation and exhalation that remains with us from birth to death, some can arouse this wisdom. This is a very well-known fact. Although we say "I take a breath," what is here is actually a series of breath-waves. Exhaling a breath is also a mass of waves, of vibrations. But this wave-like nature is generally not perceived. Why is it not perceived? "I am breathing." "This is my breath." Let us suppose we took a breath filled with the fragrance of beautiful flowers with great pleasure. Or we breathed in something like the scent of joss sticks. "I" took a breath, but it cannot be retained. That is the cosmic law (*dhammatā*). No matter how eagerly we took that breath, we cannot retain it. The chest gets tight. Therefore, that breath must be exhaled. Within that exhalation, there is a similar mass of vibrations. So, in the final analysis, one has to say that what arises is a mass of vibrations, and what passes away is also a mass of vibrations. In the end, that too passes away, and those vibrations are perceived in a highly subtle manner. This cannot be understood through external instruments, no matter how subtle those instruments may be. It is understood through the wisdom developed within oneself. It is through this understanding that one is able to let go of the five aggregates. Even if one commits suicide thinking, "I must get rid of this physical frame," one does not escape the problem. It only worsens. Next, one is born again somewhere according to kamma. Nowadays, many people sacrifice their lives, calling it "life sacrifice" or "life dedication," for some thing or person they love—viewing it as a great thing. One cannot escape *saṃsāra* in that way, because there are so many kammic potentials embedded in consciousness (*viññāṇa*). Instead, what is advised is to realize those supramundane states through wisdom.</w:t>
+        <w:t xml:space="preserve">Taking some meditation subject—let us say, mindfulness of breathing (*ānāpānasati*)—even through this process of inhalation and exhalation that remains with us from birth to death, some can arouse this wisdom. This is a very well-known fact. Although we say "I take a breath," what is here is actually a series of breath-waves. Exhaling a breath is also a mass of waves, of vibrations. But this wave-like nature is generally not perceived. Why is it not perceived? "I am breathing." "This is my breath." Let us suppose we took a breath filled with the fragrance of beautiful flowers with great pleasure. Or we breathed in something like the scent of joss sticks. "I" took a breath, but it cannot be retained. That is the cosmic law (*dhammatā*). No matter how eagerly we took that breath, we cannot retain it. The chest gets tight. Therefore, that breath must be exhaled. Within that exhalation, there is a similar mass of vibrations. So, in the final analysis, one has to say that what </w:t>
+      </w:r>
+      <w:r>
+        <w:rPr>
+          <w:rFonts w:ascii="Georgia" w:hAnsi="Georgia"/>
+        </w:rPr>
+        <w:lastRenderedPageBreak/>
+        <w:t>arises is a mass of vibrations, and what passes away is also a mass of vibrations. In the end, that too passes away, and those vibrations are perceived in a highly subtle manner. This cannot be understood through external instruments, no matter how subtle those instruments may be. It is understood through the wisdom developed within oneself. It is through this understanding that one is able to let go of the five aggregates. Even if one commits suicide thinking, "I must get rid of this physical frame," one does not escape the problem. It only worsens. Next, one is born again somewhere according to kamma. Nowadays, many people sacrifice their lives, calling it "life sacrifice" or "life dedication," for some thing or person they love—viewing it as a great thing. One cannot escape *saṃsāra* in that way, because there are so many kammic potentials embedded in consciousness (*viññāṇa*). Instead, what is advised is to realize those supramundane states through wisdom.</w:t>
       </w:r>
     </w:p>
     <w:p>
       <w:r>
         <w:rPr>
           <w:rFonts w:ascii="Georgia" w:hAnsi="Georgia"/>
-          <w:b w:val="0"/>
-          <w:i w:val="0"/>
-          <w:sz w:val="24"/>
         </w:rPr>
-        <w:t>There are four stages of release from this *saṃsāra*, namely Stream-entry (*sotāpanna*), Once-returning (*sakadāgāmi*), Non-returning (*anāgāmi*), and Arahantship. Within our minds, there are forces that drag us down to the four woeful states—sinful forces. The supramundane wisdom of the Stream-enterer has the power to destroy those unwholesome forces. A Stream-enterer is not born more than seven times in *saṃsāra*. Furthermore, they do not fall into the four woeful states. That is the greatest guarantee obtained from Stream-entry itself. That is why the Buddha declared the Fruit of Stream-entry to be supreme, more than lordship over the entire world, more than universal monarchy, more than going to heaven. For a universal monarch is a righteous king, but in the ordinary world, a kingship is a position where committing sin is almost unavoidable. As a result of those sins committed, they are next born in terrible hells, as hungry ghosts, or as demons. But the Stream-enterer is released from the four woeful states. That is the first supramundane state. Next, the Once-returner returns to this world only once more. They may be born in heaven and return to the human world only once. These are named according to how they shorten *saṃsāra*. Non-returning is the third stage. They do not return to this world. They end *saṃsāric* suffering in the Brahma realm itself and attain final Nibbāna (*pariNibbāna) as a noble Arahant. That is the state of Non-returning. Arahantship is this final life. After this life, there is no further birth (*jāti*). Birth is suffering (*jāti dukkha*)—although ordinary people celebrate birth with great festivities as birthdays. What a suffering birth is! Yet the child does not remember it, and sometimes the mother does not remember it either. Not only that, if we look with our eyes wide open, according to the state of the world, is it not because of birth (*jāti*) that all these troubles arise? Even this physical frame of ours is due to this birth (*jāti*). Due to the craving (*taṇhā*) and mental grasping (*upādāna*) we created in the past, we received a certain body according to kamma. Sometimes one might be born blind, mute, or deaf, and how much suffering must one undergo because of that? Well, let us suppose one is born without any such defects, with all limbs intact. Even then, to nourish this body, to survive, from the day of birth, only if parents and others feed and look after us can we live. When the time comes that we can no longer depend on them, then through the sweat of our brow, getting soiled in mud, undergoing various hardships, we must earn a living. Such is the situation for protecting this life—for maintaining this physical frame. Thus, that is the suffering born of birth (*jāti*). Next, what comes together with birth is aging (*jarā*). From the very day of birth, we age. We usually say we have grown old, reached old age, by setting a certain limit—saying it is after forty or thirty-five years. But in truth, this aging begins from birth itself. Even the hair on our head that is born keeps aging. When this aging accelerates, ailment and disease come. Gradually, sickness also joins and worsens this problem. In the end, this culminates in death (*maraṇa*).</w:t>
+        <w:t xml:space="preserve">There are four stages of release from this *saṃsāra*, namely Stream-entry (*sotāpanna*), Once-returning (*sakadāgāmi*), Non-returning (*anāgāmi*), and Arahantship. Within our minds, there are forces that drag us down to the four woeful states—sinful forces. The supramundane wisdom of the Stream-enterer has the power to destroy those unwholesome forces. A Stream-enterer is not born more than seven times in *saṃsāra*. Furthermore, they do not fall into the four woeful states. That is the greatest guarantee obtained from Stream-entry itself. That is why the Buddha declared the Fruit of Stream-entry to be supreme, more than lordship over the entire world, more than universal monarchy, more than going to heaven. For a universal monarch is a righteous king, but in the ordinary world, a kingship is a position where committing sin is almost unavoidable. As a result of those sins committed, they are next born in terrible hells, as hungry ghosts, or as demons. But the Stream-enterer is released from the four woeful states. That is the first supramundane state. Next, the Once-returner returns to this world only once more. They may be born in heaven and return to the human world only once. These are named according to how they shorten *saṃsāra*. Non-returning is the third stage. They do not return to this world. They end *saṃsāric* suffering in the Brahma realm itself and attain final Nibbāna (*pariNibbāna) as a noble Arahant. That is the state of Non-returning. Arahantship is this final life. After this life, there is no further birth (*jāti*). Birth is suffering (*jāti dukkha*)—although ordinary people celebrate birth with great festivities as birthdays. What a suffering birth is! Yet the child does not remember it, and sometimes the mother does not remember it either. Not only that, if we look with our eyes wide open, according to the state of the world, is it not because of birth (*jāti*) that all these troubles arise? Even this physical frame of ours is due to this birth (*jāti*). Due to the craving (*taṇhā*) and mental grasping (*upādāna*) we created in the past, we received a certain body according to kamma. Sometimes one might be born blind, mute, or deaf, and how much suffering must one undergo because of that? Well, let us suppose one is born without any such defects, with all limbs intact. Even then, to nourish this body, to survive, from the day of birth, only if parents and others feed and look after us can we live. When the time comes that we can no longer depend on them, then through the sweat of our </w:t>
+      </w:r>
+      <w:r>
+        <w:rPr>
+          <w:rFonts w:ascii="Georgia" w:hAnsi="Georgia"/>
+        </w:rPr>
+        <w:lastRenderedPageBreak/>
+        <w:t>brow, getting soiled in mud, undergoing various hardships, we must earn a living. Such is the situation for protecting this life—for maintaining this physical frame. Thus, that is the suffering born of birth (*jāti*). Next, what comes together with birth is aging (*jarā*). From the very day of birth, we age. We usually say we have grown old, reached old age, by setting a certain limit—saying it is after forty or thirty-five years. But in truth, this aging begins from birth itself. Even the hair on our head that is born keeps aging. When this aging accelerates, ailment and disease come. Gradually, sickness also joins and worsens this problem. In the end, this culminates in death (*maraṇa*).</w:t>
       </w:r>
     </w:p>
     <w:p>
       <w:r>
         <w:rPr>
           <w:rFonts w:ascii="Georgia" w:hAnsi="Georgia"/>
-          <w:b w:val="0"/>
-          <w:i w:val="0"/>
-          <w:sz w:val="24"/>
         </w:rPr>
         <w:t>It is because of these four—birth, aging, sickness, and death (*jāti, jarā, vyādhi, maraṇa*)—that the Buddha abandoned such royal luxury and departed. Other sufferings in the world are minor. They can increase or decrease. These four are common to everyone. Therefore, if someone contemplates this *saṃsāric* state with wisdom, instead of running after that vast array of knowledge held by the world as conventional truth, what they must do is apply themselves to this path of practice—to *yoga*—declared by the Buddha, just as Ven. Poṭhila did in the end when he learned that "lesson." One must turn away from *ayoga* (non-practice) and engage in *yoga* (practice). *Yoga* means meditative attention. In this way, one must approach those who can give instructions on a meditation subject, receive instructions from them, and—humbly like Ven. Poṭhila—walk that path of the Dhamma. For a long time in *saṃsāra*, we have been running in a futile race. Like the deer running after the mirage, in this life, we set certain goals in our childhood. A small child looks at the lives of adults and develops desires for their lands and houses, the vehicles they use, and so on. Those very things are given to the child as toys, and are placed before them on the day they are first fed solid food. Those are the target objects of their parents' desires. It is those objects that the little child goes and grasps on that first feeding day. Next, the child dedicates their entire life to that grasped object. Those are the toys of small children. There is no need to speak separately of the toys of grown-up children. They spend their entire lives chasing after them. Sometimes they sacrifice their lives. But in the end, they are empty things. One can never escape *saṃsāra* through such things.</w:t>
       </w:r>
@@ -509,42 +583,56 @@
       <w:r>
         <w:rPr>
           <w:rFonts w:ascii="Georgia" w:hAnsi="Georgia"/>
-          <w:b w:val="0"/>
-          <w:i w:val="0"/>
-          <w:sz w:val="24"/>
         </w:rPr>
-        <w:t>Instead, what must be done is to stop that running and try to halt the mind, using the object of a meditation subject. Even to the robber Angulimāla, that bandit, the Buddha said, "I have stopped, you too stop." It is just like that. This stopping is what the world needs—not running. Everyone invites us to run. Halting this running is what is called meditative attention. To help in this, by nipping the incoming objects at the sense doors in the bud through a meditation subject, noting them in a highly subtle manner—endowed with mindfulness and full awareness (*sati-sampajañña*)—one becomes able to realize for oneself the three characteristics of impermanence (*anicca*), suffering (*dukkha*), and not-self (*anattā*) expounded by the Buddha. If everything changes, if everything is of the nature of arising and passing away, if one is oppressed by them, if they break up with extreme rapidity, this is a highly dangerous thing—this is suffering (*dukkha*). If we keep patching up and using a vehicle whose parts are falling apart, how troublesome is that? What a suffering! Similarly, this body of ours—even if we take food and drink, we must nourish it again in a few hours. We take this inhalation with great pleasure, smelling a nice flower, but we have to exhale it. The same applies to other things. Because of this breaking-up nature, this changing nature, this mutability (*vipariṇāma*), the Buddha declared this to be *dukkha* (suffering). Identifying these three marks should be the goal of everyone's life: the characteristic of impermanence (*anicca*), the characteristic of suffering (*dukkha*), and the characteristic of not-self (*anattā*). If this is suffering, if it is something painful, if there is indeed no pleasure here, how can one proudly claim it as "I" and "mine"? It breaks up precisely because it cannot be kept under one's control. If it could be called "mine," it should behave as I wish. But this is not such a thing. In a way we did not expect, at a moment we did not expect, the things we desire, the things we hold onto, the things we possess, change, break, and are destroyed—they are separated from us. Such is the nature of this *saṃsāra*.</w:t>
+        <w:t xml:space="preserve">Instead, what must be done is to stop that running and try to halt the mind, using the object of a meditation subject. Even to the robber Angulimāla, that bandit, the Buddha said, "I have stopped, you too stop." It is just like that. This stopping is what the world needs—not running. Everyone invites us to run. Halting this running is what is called meditative attention. To help in this, by nipping the incoming objects at the sense doors in the bud through a meditation subject, noting them in a highly subtle manner—endowed with mindfulness and full awareness (*sati-sampajañña*)—one becomes able to realize for oneself the three characteristics of impermanence (*anicca*), suffering (*dukkha*), and not-self (*anattā*) expounded by the Buddha. If everything changes, if everything is of the nature of arising and passing away, if one is oppressed by them, if they break up with extreme rapidity, this is a highly dangerous thing—this is suffering (*dukkha*). If we keep patching up </w:t>
+      </w:r>
+      <w:r>
+        <w:rPr>
+          <w:rFonts w:ascii="Georgia" w:hAnsi="Georgia"/>
+        </w:rPr>
+        <w:lastRenderedPageBreak/>
+        <w:t>and using a vehicle whose parts are falling apart, how troublesome is that? What a suffering! Similarly, this body of ours—even if we take food and drink, we must nourish it again in a few hours. We take this inhalation with great pleasure, smelling a nice flower, but we have to exhale it. The same applies to other things. Because of this breaking-up nature, this changing nature, this mutability (*vipariṇāma*), the Buddha declared this to be *dukkha* (suffering). Identifying these three marks should be the goal of everyone's life: the characteristic of impermanence (*anicca*), the characteristic of suffering (*dukkha*), and the characteristic of not-self (*anattā*). If this is suffering, if it is something painful, if there is indeed no pleasure here, how can one proudly claim it as "I" and "mine"? It breaks up precisely because it cannot be kept under one's control. If it could be called "mine," it should behave as I wish. But this is not such a thing. In a way we did not expect, at a moment we did not expect, the things we desire, the things we hold onto, the things we possess, change, break, and are destroyed—they are separated from us. Such is the nature of this *saṃsāra*.</w:t>
       </w:r>
     </w:p>
     <w:p>
       <w:r>
         <w:rPr>
           <w:rFonts w:ascii="Georgia" w:hAnsi="Georgia"/>
-          <w:b w:val="0"/>
-          <w:i w:val="0"/>
-          <w:sz w:val="24"/>
         </w:rPr>
-        <w:t>The one who has directly realized this nature with wisdom attains that supreme bliss of Nibbāna, which is called the calming of all formations (*sabba-saṅkhāra-samatha*) expounded by the Buddha. Nibbāna means Nibbāna. Throughout this entire world, throughout this entire *saṃsāra*, there is a burning. Wondrously, the world burns within and without. The Buddha declared: "Monks, everything is burning." The eye, the ear, the nose, and all these are burning. The world lives amidst such a multitude of burnings. Through the Dhamma expounded by the Buddha, having escaped from these burnings, he showed the path to that supreme Nibbāna. That path of practice is what is called the Buddha's teaching. Its essence is the application of that practice. Therefore, you, devout lay disciples, having undertaken the valuable Noble Eight Precepts (*ariya-aṭṭhaṅgika-sīla*) on this valuable Uposatha day—and there are those here who have undertaken even more valuable precepts—having restrained body and speech in whatever manner, have now listened to several Dhamma points related to the Buddha's teaching. Through this—by means of the similes and other examples we presented—even if you adopt only the practical aspects necessary for your daily lives, if not everything, that is sufficient. Next, what is important is that in your daily life—not as a mere experiment, but incorporating it into your lifestyle, incorporating it into your daily routine, dedicating at least a short time of the day to this meditative attention, even a few minutes, or if possible, when you have free time, or even by taking leave—you turn toward this, and apply your life to that supreme task, duty, and purpose of *saṃsāric* release, the realization of Nibbāna, which has been neglected due to falling into negligence in this long *saṃsāra*.</w:t>
+        <w:t xml:space="preserve">The one who has directly realized this nature with wisdom attains that supreme bliss of Nibbāna, which is called the calming of all </w:t>
+      </w:r>
+      <w:r>
+        <w:rPr>
+          <w:rFonts w:ascii="Georgia" w:hAnsi="Georgia"/>
+        </w:rPr>
+        <w:t>Preparations</w:t>
+      </w:r>
+      <w:r>
+        <w:rPr>
+          <w:rFonts w:ascii="Georgia" w:hAnsi="Georgia"/>
+        </w:rPr>
+        <w:t xml:space="preserve"> (*sabba-saṅkhāra-samatha*) expounded by the Buddha. Nibbāna means Nibbāna. Throughout this entire world, throughout this entire *saṃsāra*, there is a burning. Wondrously, the world burns within and without. The Buddha declared: "Monks, everything is burning." The eye, the ear, the nose, and all these are burning. The world lives amidst such a multitude of burnings. Through the Dhamma expounded by the Buddha, having escaped from these burnings, he showed the path to that supreme Nibbāna. That path of practice is what is called the Buddha's teaching. Its essence is the application of that practice. Therefore, you, devout lay disciples, having undertaken the valuable Noble Eight Precepts (*ariya-aṭṭhaṅgika-sīla*) on this valuable Uposatha day—and there are those here who have undertaken even more valuable precepts—having restrained body and speech in whatever manner, have now listened to several Dhamma points related to the Buddha's teaching. Through this—by means of the similes and other examples we presented—even if you adopt only the practical aspects necessary for your daily lives, if not everything, that is sufficient. Next, what is important is that in your daily life—not as a mere experiment, but incorporating it into your lifestyle, incorporating it into your daily routine, dedicating at least a short time of the day to this meditative attention, even a few minutes, or if possible, when you have free time, or even by taking leave—you turn toward this, and apply your life to that supreme task, duty, and purpose of *saṃsāric* release, the realization of Nibbāna, which has been neglected due to falling into negligence in this long *saṃsāra*.</w:t>
       </w:r>
     </w:p>
     <w:p>
       <w:r>
         <w:rPr>
           <w:rFonts w:ascii="Georgia" w:hAnsi="Georgia"/>
-          <w:b w:val="0"/>
-          <w:i w:val="0"/>
-          <w:sz w:val="24"/>
         </w:rPr>
-        <w:t>At this moment, within this Dhamma sermon, we believe that several valuable Dhamma teachings helpful for Nibbāna have been deposited in your minds. You listened to this with faith (*saddhā*). Faith is a highly valuable quality. So much so, the Buddha declared this faith to be a spiritual faculty (*indriya*) as well as a spiritual power (*bala*) that aids in realizing Nibbāna. Mindfulness (*sati*), concentration (*samādhi*), and wisdom (*paññā*)—we believe that you have gained the strength to develop these to some extent by listening and reflecting on this Dhamma sermon. Therefore, by applying a pure mind, body, and speech with the strength you have received, which is considered the benefit of listening to the Dhamma today, if a great mass of wholesome states (*kusala*) has arisen, let us now share all those merits with those who expect them and wish to receive them.</w:t>
+        <w:t xml:space="preserve">At this moment, within this Dhamma sermon, we believe that several valuable Dhamma teachings helpful for Nibbāna have been deposited in your minds. You listened to this with faith (*saddhā*). Faith is a highly valuable quality. So much so, the Buddha declared this faith to be a spiritual faculty (*indriya*) as well as a spiritual power (*bala*) that aids in realizing Nibbāna. Mindfulness (*sati*), </w:t>
+      </w:r>
+      <w:r>
+        <w:rPr>
+          <w:rFonts w:ascii="Georgia" w:hAnsi="Georgia"/>
+        </w:rPr>
+        <w:lastRenderedPageBreak/>
+        <w:t>concentration (*samādhi*), and wisdom (*paññā*)—we believe that you have gained the strength to develop these to some extent by listening and reflecting on this Dhamma sermon. Therefore, by applying a pure mind, body, and speech with the strength you have received, which is considered the benefit of listening to the Dhamma today, if a great mass of wholesome states (*kusala*) has arisen, let us now share all those merits with those who expect them and wish to receive them.</w:t>
       </w:r>
     </w:p>
     <w:p>
       <w:r>
         <w:rPr>
           <w:rFonts w:ascii="Georgia" w:hAnsi="Georgia"/>
-          <w:b w:val="0"/>
-          <w:i w:val="0"/>
-          <w:sz w:val="24"/>
         </w:rPr>
         <w:t>Whatever sublime mass of wholesome merit we have gathered through this preaching and listening to the Dhamma on this occasion, may the guardian deities of the Dispensation, the assembly of Devas and Brahmas, and especially all the deities presiding over this place, rejoice in this mass of merit! According to their own aspirations, may they realize the supreme, deathless, great Nibbāna through one of the three Bodhis (Awakenings)! May they protect the Dispensation and us! We must make this aspiration. Similarly, may all beings—including one's own departed relatives—from the Avīci hell to the Akanitṭha heaven, who wish for merit and seek Nibbāna, rejoice in this noble merit and realize the supreme, deathless, great Nibbāna as quickly as possible through their aspired Bodhi. Reciting these verses, share the merits:</w:t>
       </w:r>
@@ -553,19 +641,10 @@
       <w:r>
         <w:rPr>
           <w:rFonts w:ascii="Georgia" w:hAnsi="Georgia"/>
-          <w:b w:val="0"/>
-          <w:i w:val="0"/>
-          <w:sz w:val="24"/>
         </w:rPr>
         <w:t>“*Ettāvatā ca amhehi.........*”</w:t>
       </w:r>
     </w:p>
-    <w:sectPr>
-      <w:pgSz w:w="12240" w:h="15840"/>
-      <w:pgMar w:top="1440" w:right="1800" w:bottom="1440" w:left="1800" w:header="720" w:footer="720" w:gutter="0"/>
-      <w:cols w:space="720"/>
-      <w:docGrid w:linePitch="360"/>
-    </w:sectPr>
   </w:body>
 </w:document>
 </file>

--- a/docs/docx/sermon_004_ENGLISH.docx
+++ b/docs/docx/sermon_004_ENGLISH.docx
@@ -3,25 +3,22 @@
 <w:document xmlns:wpc="http://schemas.microsoft.com/office/word/2010/wordprocessingCanvas" xmlns:mo="http://schemas.microsoft.com/office/mac/office/2008/main" xmlns:mc="http://schemas.openxmlformats.org/markup-compatibility/2006" xmlns:mv="urn:schemas-microsoft-com:mac:vml" xmlns:o="urn:schemas-microsoft-com:office:office" xmlns:r="http://schemas.openxmlformats.org/officeDocument/2006/relationships" xmlns:m="http://schemas.openxmlformats.org/officeDocument/2006/math" xmlns:v="urn:schemas-microsoft-com:vml" xmlns:wp14="http://schemas.microsoft.com/office/word/2010/wordprocessingDrawing" xmlns:wp="http://schemas.openxmlformats.org/drawingml/2006/wordprocessingDrawing" xmlns:w10="urn:schemas-microsoft-com:office:word" xmlns:w="http://schemas.openxmlformats.org/wordprocessingml/2006/main" xmlns:w14="http://schemas.microsoft.com/office/word/2010/wordml" xmlns:wpg="http://schemas.microsoft.com/office/word/2010/wordprocessingGroup" xmlns:wpi="http://schemas.microsoft.com/office/word/2010/wordprocessingInk" xmlns:wne="http://schemas.microsoft.com/office/word/2006/wordml" xmlns:wps="http://schemas.microsoft.com/office/word/2010/wordprocessingShape" mc:Ignorable="w14 wp14">
   <w:body>
     <w:p>
-      <w:pPr>
-        <w:pStyle w:val="Heading1"/>
-      </w:pPr>
-      <w:bookmarkStart w:id="6" w:name="_Toc242628787"/>
       <w:r>
         <w:rPr>
           <w:rFonts w:ascii="Georgia" w:hAnsi="Georgia"/>
           <w:b/>
+          <w:i w:val="0"/>
           <w:sz w:val="32"/>
         </w:rPr>
-        <w:lastRenderedPageBreak/>
         <w:t>Pahankanuwa Sermon #4</w:t>
       </w:r>
-      <w:bookmarkEnd w:id="6"/>
     </w:p>
     <w:p>
       <w:r>
         <w:rPr>
           <w:rFonts w:ascii="Georgia" w:hAnsi="Georgia"/>
+          <w:b w:val="0"/>
+          <w:i w:val="0"/>
           <w:sz w:val="22"/>
         </w:rPr>
         <w:t>English Translation</w:t>
@@ -31,6 +28,8 @@
       <w:r>
         <w:rPr>
           <w:rFonts w:ascii="Georgia" w:hAnsi="Georgia"/>
+          <w:b w:val="0"/>
+          <w:i w:val="0"/>
           <w:sz w:val="22"/>
         </w:rPr>
         <w:t>Translated from Sinhala</w:t>
@@ -41,7 +40,9 @@
         <w:rPr>
           <w:rFonts w:ascii="Georgia" w:hAnsi="Georgia"/>
           <w:b/>
+          <w:i w:val="0"/>
           <w:color w:val="000000"/>
+          <w:sz w:val="24"/>
         </w:rPr>
         <w:t>Author: Ven. Katukurunde Nanananda Thero</w:t>
       </w:r>
@@ -50,6 +51,9 @@
       <w:r>
         <w:rPr>
           <w:rFonts w:ascii="Georgia" w:hAnsi="Georgia"/>
+          <w:b w:val="0"/>
+          <w:i w:val="0"/>
+          <w:sz w:val="24"/>
         </w:rPr>
         <w:t>(Pahankaṇuwa Sinhala Audio Dhamma Sermon No. )</w:t>
       </w:r>
@@ -58,6 +62,9 @@
       <w:r>
         <w:rPr>
           <w:rFonts w:ascii="Georgia" w:hAnsi="Georgia"/>
+          <w:b w:val="0"/>
+          <w:i w:val="0"/>
+          <w:sz w:val="24"/>
         </w:rPr>
         <w:t>Namo tassa bhagavato arahato sammāsambuddhassa</w:t>
       </w:r>
@@ -66,6 +73,9 @@
       <w:r>
         <w:rPr>
           <w:rFonts w:ascii="Georgia" w:hAnsi="Georgia"/>
+          <w:b w:val="0"/>
+          <w:i w:val="0"/>
+          <w:sz w:val="24"/>
         </w:rPr>
         <w:t>(Homage to the Blessed One, the Worthy One, the Fully Self-Enlightened One)</w:t>
       </w:r>
@@ -75,6 +85,7 @@
         <w:rPr>
           <w:rFonts w:ascii="Georgia" w:hAnsi="Georgia"/>
           <w:b/>
+          <w:i w:val="0"/>
           <w:color w:val="000000"/>
           <w:sz w:val="22"/>
         </w:rPr>
@@ -85,6 +96,7 @@
       <w:r>
         <w:rPr>
           <w:rFonts w:ascii="Georgia" w:hAnsi="Georgia"/>
+          <w:b w:val="0"/>
           <w:i/>
           <w:color w:val="000000"/>
           <w:sz w:val="28"/>
@@ -96,6 +108,7 @@
       <w:r>
         <w:rPr>
           <w:rFonts w:ascii="Georgia" w:hAnsi="Georgia"/>
+          <w:b w:val="0"/>
           <w:i/>
           <w:color w:val="000000"/>
           <w:sz w:val="28"/>
@@ -107,6 +120,7 @@
       <w:r>
         <w:rPr>
           <w:rFonts w:ascii="Georgia" w:hAnsi="Georgia"/>
+          <w:b w:val="0"/>
           <w:i/>
           <w:color w:val="000000"/>
           <w:sz w:val="28"/>
@@ -118,6 +132,7 @@
       <w:r>
         <w:rPr>
           <w:rFonts w:ascii="Georgia" w:hAnsi="Georgia"/>
+          <w:b w:val="0"/>
           <w:i/>
           <w:color w:val="000000"/>
           <w:sz w:val="28"/>
@@ -129,6 +144,7 @@
       <w:r>
         <w:rPr>
           <w:rFonts w:ascii="Georgia" w:hAnsi="Georgia"/>
+          <w:b w:val="0"/>
           <w:i/>
           <w:color w:val="000000"/>
           <w:sz w:val="28"/>
@@ -140,6 +156,7 @@
       <w:r>
         <w:rPr>
           <w:rFonts w:ascii="Georgia" w:hAnsi="Georgia"/>
+          <w:b w:val="0"/>
           <w:i/>
           <w:color w:val="000000"/>
           <w:sz w:val="28"/>
@@ -152,6 +169,7 @@
         <w:rPr>
           <w:rFonts w:ascii="Georgia" w:hAnsi="Georgia"/>
           <w:b/>
+          <w:i w:val="0"/>
           <w:sz w:val="22"/>
         </w:rPr>
         <w:t>From:</w:t>
@@ -161,6 +179,8 @@
       <w:r>
         <w:rPr>
           <w:rFonts w:ascii="Georgia" w:hAnsi="Georgia"/>
+          <w:b w:val="0"/>
+          <w:i w:val="0"/>
           <w:sz w:val="28"/>
         </w:rPr>
         <w:t>Verse 282 from the Maggavagga (Chapter on the Path) of the Dhammapada</w:t>
@@ -170,6 +190,9 @@
       <w:r>
         <w:rPr>
           <w:rFonts w:ascii="Georgia" w:hAnsi="Georgia"/>
+          <w:b w:val="0"/>
+          <w:i w:val="0"/>
+          <w:sz w:val="24"/>
         </w:rPr>
         <w:t>Dear Listeners,</w:t>
       </w:r>
@@ -178,6 +201,9 @@
       <w:r>
         <w:rPr>
           <w:rFonts w:ascii="Georgia" w:hAnsi="Georgia"/>
+          <w:b w:val="0"/>
+          <w:i w:val="0"/>
+          <w:sz w:val="24"/>
         </w:rPr>
         <w:t>The Sublime Dhamma expounded by the Teacher of the Three Worlds, the Buddha—that Buddha-word—is indeed a path of practice that helps one escape the suffering of *saṃsāra* and realize Nibbāna. Therefore, no matter how comprehensively one studies the Buddha's teachings, complete with commentaries and sub-commentaries, or commits them to memory, if one does not walk this path of practice consisting of virtue (*sīla*), concentration (*samādhi*), and wisdom (*paññā*), the ultimate purpose of the Buddha's teaching is not fulfilled. One cannot realize Nibbāna. Meditation is especially essential for realizing Nibbāna. Without meditation, no one can attain Nibbāna. The word that conveys this meaning of engaging in meditation is '*yoga*'. In other religions, the word '*yoga*' may be used in various other senses. However, in our Dhamma, '*yoga*' refers to meditative attention—to meditation and reflection. '*Ayoga*' means non-application to meditation. Thus, '*yoga*' is application to meditation, and '*ayoga*' is the lack of application to meditation. It is to demonstrate the difference between these two that we have chosen as our theme today this verse uttered by the Buddha.</w:t>
       </w:r>
@@ -186,8 +212,10 @@
       <w:r>
         <w:rPr>
           <w:rFonts w:ascii="Georgia" w:hAnsi="Georgia"/>
+          <w:b w:val="0"/>
+          <w:i w:val="0"/>
+          <w:sz w:val="24"/>
         </w:rPr>
-        <w:lastRenderedPageBreak/>
         <w:t>The background story related to this verse is a highly exemplary tale. During the time when the Buddha was residing at Jeta Grove, there was a senior elder named Poṭhila. This Ven. Poṭhila was an expert in the *Tipiṭaka*, having committed it entirely to memory, and was an acharya who taught the Dhamma to five hundred pupils. Judging by the standards of today, you all know how various degrees are awarded—he was an elder worthy of being honored with great titles such as *Tipiṭakācāriya* or *Tipiṭaka-vāgīssarācāriya*. Yet, despite Ven. Poṭhila being so full of book learning, he did not turn his mind toward meditation. He did not think about his own Nibbāna, or his own release from *saṃsāra*, no matter how many pupils he taught. The Buddha, thinking of this monk, felt a sense of urgency (*saṃvega*). "Alas, even though he is so highly educated, he still has not thought about his own Nibbāna." What was the device the Buddha used to instill a sense of urgency in this monk? When Ven. Poṭhila came to pay respects, the Buddha would address him as "Empty Poṭhila" (*Tuccha-Poṭhila*). However the word '*tuccha*' is used in society, its literal meaning is 'empty'. Thus: "Come here, Empty Poṭhila. Welcome, Empty Poṭhila. Sit down, Empty Poṭhila. Ah, well, go now, Empty Poṭhila. There goes Empty Poṭhila." In this manner, whenever Ven. Poṭhila approached, the Buddha would use those words—the word '*tuccha*'. This monk felt a deep sense of urgency. "Alas! The Buddha—my Teacher—addresses me with this word 'empty', me, who am so highly educated and who teaches such a vast number of pupils!" Now, why did the Buddha out of great compassion give him this "insulting nickname"? It was to arouse in that monk a sense of urgency regarding deliverance from *saṃsāra*, and also to shatter the pride born of his learning and his large following.</w:t>
       </w:r>
     </w:p>
@@ -195,36 +223,31 @@
       <w:r>
         <w:rPr>
           <w:rFonts w:ascii="Georgia" w:hAnsi="Georgia"/>
+          <w:b w:val="0"/>
+          <w:i w:val="0"/>
+          <w:sz w:val="24"/>
         </w:rPr>
-        <w:t xml:space="preserve">For one who is practicing virtuous qualities in this Dispensation (*Sāsana*), while engaged in activities like meditation, it becomes necessary to receive various instructions under the guidance of a teacher. To receive such instructions, humility is indispensable. This monk must have thought, "Now I know everything." An already filled pot cannot be refilled; it must be emptied before it can be filled. It was with this intention of emptying him and shattering his pride that the Buddha began addressing this monk as "Empty". Yet, this monk did not become angry because of it. He did not harbor ill-will or hatred toward the Buddha, thinking, "He is disrespecting me." Understanding his own position, he then decided, "Now I must abandon all these pupils and leave. I must go to some forest monastery, go to a remote forest, and meditate." Having made this resolution, the next morning he taught his pupils for the last time. As soon as the very last pupil departed, in a manner unseen and unnoticed by anyone—almost in disguise, or rather, simply unnoticed—he departed before dawn. Having traveled hundreds of leagues away, he arrived at a certain forest monastery. In that forest monastery, there resided thirty monks—all of whom were Arahants. This elder approached the chief monk of the monastery and requested, "O venerable sir, please be my refuge." That is, to help him achieve Nibbāna. This elder first said, "Alas, are you not a person of such vast learning? It is from people like you that we too have to learn." "Alas, do not say so, venerable sir! I have come seeking refuge. Please give me a meditation subject </w:t>
-      </w:r>
-      <w:r>
-        <w:rPr>
-          <w:rFonts w:ascii="Georgia" w:hAnsi="Georgia"/>
-        </w:rPr>
-        <w:lastRenderedPageBreak/>
-        <w:t>(*kammaṭṭhāna*) for Nibbāna." To break his pride further, the chief monk sent him to the second monk. That monk sent him to the next. In this manner, they passed him along until he was sent to a newly ordained seven-year-old novice monk (*sāmaṇera*) who sat at the very end of the entire community of monks. This novice was no ordinary person; he was an Arahant. When Ven. Poṭhila approached, this young novice, who was indeed a great Arahant, was sewing a robe in a quiet spot. Ven. Poṭhila came up to the novice, paid respects, and pleaded, "Venerable good sir, please be my refuge; please help me." Then this novice also said, "Alas, venerable sir, you are an elder who is very elderly, learned, and of great erudition. When we ourselves ought to learn from you, why do you speak like this?" "No, no, do not say so. I have come with the hope of realizing Nibbāna. Please help me. If you tell me to, I am even prepared to jump into fire." Thus he expressed his obedience. To remove any remaining pride and test his obedience, the young novice pointed to a pond nearby and said, "If so, venerable sir, step into that pond over there." Ven. Poṭhila, who was wearing fine, valuable robes, stepped into the pond just as he was. As soon as he stepped in, and the edge of his robe was barely wet, the young Arahant novice called out, "Come back, venerable sir!" and then began to deliver the lesson.</w:t>
+        <w:t>For one who is practicing virtuous qualities in this Dispensation (*Sāsana*), while engaged in activities like meditation, it becomes necessary to receive various instructions under the guidance of a teacher. To receive such instructions, humility is indispensable. This monk must have thought, "Now I know everything." An already filled pot cannot be refilled; it must be emptied before it can be filled. It was with this intention of emptying him and shattering his pride that the Buddha began addressing this monk as "Empty". Yet, this monk did not become angry because of it. He did not harbor ill-will or hatred toward the Buddha, thinking, "He is disrespecting me." Understanding his own position, he then decided, "Now I must abandon all these pupils and leave. I must go to some forest monastery, go to a remote forest, and meditate." Having made this resolution, the next morning he taught his pupils for the last time. As soon as the very last pupil departed, in a manner unseen and unnoticed by anyone—almost in disguise, or rather, simply unnoticed—he departed before dawn. Having traveled hundreds of leagues away, he arrived at a certain forest monastery. In that forest monastery, there resided thirty monks—all of whom were Arahants. This elder approached the chief monk of the monastery and requested, "O venerable sir, please be my refuge." That is, to help him achieve Nibbāna. This elder first said, "Alas, are you not a person of such vast learning? It is from people like you that we too have to learn." "Alas, do not say so, venerable sir! I have come seeking refuge. Please give me a meditation subject (*kammaṭṭhāna*) for Nibbāna." To break his pride further, the chief monk sent him to the second monk. That monk sent him to the next. In this manner, they passed him along until he was sent to a newly ordained seven-year-old novice monk (*sāmaṇera*) who sat at the very end of the entire community of monks. This novice was no ordinary person; he was an Arahant. When Ven. Poṭhila approached, this young novice, who was indeed a great Arahant, was sewing a robe in a quiet spot. Ven. Poṭhila came up to the novice, paid respects, and pleaded, "Venerable good sir, please be my refuge; please help me." Then this novice also said, "Alas, venerable sir, you are an elder who is very elderly, learned, and of great erudition. When we ourselves ought to learn from you, why do you speak like this?" "No, no, do not say so. I have come with the hope of realizing Nibbāna. Please help me. If you tell me to, I am even prepared to jump into fire." Thus he expressed his obedience. To remove any remaining pride and test his obedience, the young novice pointed to a pond nearby and said, "If so, venerable sir, step into that pond over there." Ven. Poṭhila, who was wearing fine, valuable robes, stepped into the pond just as he was. As soon as he stepped in, and the edge of his robe was barely wet, the young Arahant novice called out, "Come back, venerable sir!" and then began to deliver the lesson.</w:t>
       </w:r>
     </w:p>
     <w:p>
       <w:r>
         <w:rPr>
           <w:rFonts w:ascii="Georgia" w:hAnsi="Georgia"/>
+          <w:b w:val="0"/>
+          <w:i w:val="0"/>
+          <w:sz w:val="24"/>
         </w:rPr>
-        <w:t xml:space="preserve">You, devout listeners, can imagine what that scene must have been like. A seven-year-old novice—how cute and delicate a novice, yet an Arahant! And the other monk, highly learned, gray-haired, and possessing a very imposing appearance. Yet, that elder sat squatting, ready to learn this lesson in order to realize Nibbāna. He was prepared to learn from this seven-year-old novice a lesson he had been unable to learn for so long. What was the lesson given by this Arahant novice? He gave a simile that anyone can take deeply or simply: "Then, venerable sir, let us suppose there is an anthill with six holes. A monitor lizard enters through one of those six holes. If one wants to catch this lizard, what should one do? One must block five of the holes and watch over the single hole through which the lizard entered. By watching there, one can catch the lizard. In the same way, venerable sir, we have six sense bases—like the anthill, in this body of ours. Various objects enter through these six sense doors. If we want to 'catch' those objects that have entered—here, 'catching' means understanding in a deep sense. As is commonly said nowadays: 'I couldn't catch what was said.' It is that kind of catching that is meant here. Catching the lizard means truly understanding the real nature of the object—various objects, which we call 'sense-objects' when we think of various things. Truly understanding the real nature of the object is what is meant by catching the object. Just as one blocks the five holes to catch the lizard, among these six sense bases, one must close the five doors of the external senses, namely the eye, ear, nose, tongue, and body, and engage in guarding the door of the mind (*manas*), also called 'the mind' (*sita*). That is the idea." There was no need for further elaboration. No sooner had the young novice spoken this simile than Ven. Poṭhila’s past merits came to the fore, and he understood it deeply. Immediately upon that realization, the Buddha, who had been watching this event from hundreds of leagues away, using his Buddha-knowledge to further </w:t>
-      </w:r>
-      <w:r>
-        <w:rPr>
-          <w:rFonts w:ascii="Georgia" w:hAnsi="Georgia"/>
-        </w:rPr>
-        <w:lastRenderedPageBreak/>
-        <w:t>encourage Ven. Poṭhila—to inspire him to apply himself to the meditation subject—uttered the verse we took as our theme:</w:t>
+        <w:t>You, devout listeners, can imagine what that scene must have been like. A seven-year-old novice—how cute and delicate a novice, yet an Arahant! And the other monk, highly learned, gray-haired, and possessing a very imposing appearance. Yet, that elder sat squatting, ready to learn this lesson in order to realize Nibbāna. He was prepared to learn from this seven-year-old novice a lesson he had been unable to learn for so long. What was the lesson given by this Arahant novice? He gave a simile that anyone can take deeply or simply: "Then, venerable sir, let us suppose there is an anthill with six holes. A monitor lizard enters through one of those six holes. If one wants to catch this lizard, what should one do? One must block five of the holes and watch over the single hole through which the lizard entered. By watching there, one can catch the lizard. In the same way, venerable sir, we have six sense bases—like the anthill, in this body of ours. Various objects enter through these six sense doors. If we want to 'catch' those objects that have entered—here, 'catching' means understanding in a deep sense. As is commonly said nowadays: 'I couldn't catch what was said.' It is that kind of catching that is meant here. Catching the lizard means truly understanding the real nature of the object—various objects, which we call 'sense-objects' when we think of various things. Truly understanding the real nature of the object is what is meant by catching the object. Just as one blocks the five holes to catch the lizard, among these six sense bases, one must close the five doors of the external senses, namely the eye, ear, nose, tongue, and body, and engage in guarding the door of the mind (*manas*), also called 'the mind' (*sita*). That is the idea." There was no need for further elaboration. No sooner had the young novice spoken this simile than Ven. Poṭhila’s past merits came to the fore, and he understood it deeply. Immediately upon that realization, the Buddha, who had been watching this event from hundreds of leagues away, using his Buddha-knowledge to further encourage Ven. Poṭhila—to inspire him to apply himself to the meditation subject—uttered the verse we took as our theme:</w:t>
       </w:r>
     </w:p>
     <w:p>
       <w:r>
         <w:rPr>
           <w:rFonts w:ascii="Georgia" w:hAnsi="Georgia"/>
+          <w:b w:val="0"/>
+          <w:i w:val="0"/>
+          <w:sz w:val="24"/>
         </w:rPr>
         <w:t>&gt; *Yogā ve jāyati bhūri,*</w:t>
       </w:r>
@@ -233,6 +256,9 @@
       <w:r>
         <w:rPr>
           <w:rFonts w:ascii="Georgia" w:hAnsi="Georgia"/>
+          <w:b w:val="0"/>
+          <w:i w:val="0"/>
+          <w:sz w:val="24"/>
         </w:rPr>
         <w:t>&gt; *ayogā bhūrisaṅkhayo;*</w:t>
       </w:r>
@@ -241,6 +267,9 @@
       <w:r>
         <w:rPr>
           <w:rFonts w:ascii="Georgia" w:hAnsi="Georgia"/>
+          <w:b w:val="0"/>
+          <w:i w:val="0"/>
+          <w:sz w:val="24"/>
         </w:rPr>
         <w:t>&gt; *etaṁ dvedhāpathaṁ ñatvā,*</w:t>
       </w:r>
@@ -249,6 +278,9 @@
       <w:r>
         <w:rPr>
           <w:rFonts w:ascii="Georgia" w:hAnsi="Georgia"/>
+          <w:b w:val="0"/>
+          <w:i w:val="0"/>
+          <w:sz w:val="24"/>
         </w:rPr>
         <w:t>&gt; *bhavāya vibhavāya ca;*</w:t>
       </w:r>
@@ -257,6 +289,9 @@
       <w:r>
         <w:rPr>
           <w:rFonts w:ascii="Georgia" w:hAnsi="Georgia"/>
+          <w:b w:val="0"/>
+          <w:i w:val="0"/>
+          <w:sz w:val="24"/>
         </w:rPr>
         <w:t>&gt; *tathāttānaṁ niveseyya,*</w:t>
       </w:r>
@@ -265,6 +300,9 @@
       <w:r>
         <w:rPr>
           <w:rFonts w:ascii="Georgia" w:hAnsi="Georgia"/>
+          <w:b w:val="0"/>
+          <w:i w:val="0"/>
+          <w:sz w:val="24"/>
         </w:rPr>
         <w:t>&gt; *yathā bhūri pavaḍḍhati.*</w:t>
       </w:r>
@@ -273,41 +311,31 @@
       <w:r>
         <w:rPr>
           <w:rFonts w:ascii="Georgia" w:hAnsi="Georgia"/>
+          <w:b w:val="0"/>
+          <w:i w:val="0"/>
+          <w:sz w:val="24"/>
         </w:rPr>
-        <w:t>"*Yogā ve jāyati bhūri*"—*yoga* means application to meditation, meditative attention. Through that meditative attention, one can gain wisdom as vast as the earth itself; one can obtain a great result. "*Ayogā bhūrisaṅkhayo*"—but if there is no such meditative attention, no such application, what happens is the decay of wisdom. Wisdom is destroyed; understanding fades away. "*Etaṁ dvedhāpathaṁ ñatvā bhavāya vibhavāya ca*"—knowing these two paths, this fork in the road, fully understanding these two paths branching in opposite directions, one toward progress (*bhava</w:t>
-      </w:r>
-      <w:r>
-        <w:rPr>
-          <w:rFonts w:ascii="Georgia" w:hAnsi="Georgia"/>
-        </w:rPr>
-        <w:t>*)</w:t>
-      </w:r>
-      <w:r>
-        <w:rPr>
-          <w:rFonts w:ascii="Georgia" w:hAnsi="Georgia"/>
-        </w:rPr>
-        <w:t xml:space="preserve"> and the other toward decline (*vibhava*); "*tathāttānaṁ niveseyya yathā bhūri pavaḍḍhati*"—"conduct oneself in such a way that wisdom may grow, walk that path, turn onto that path." This is how the Buddha advised Ven. Poṭhila through this verse. It is recorded that, encouraged by this advice, Ven. Poṭhila applied meditative attention with great speed and became an Arahant. From this, we can understand that there is a depth in that verse sufficient to aid one in attaining Arahantship. Why? Because the Dhamma he had studied was presented as a meditation subject through that simple simile of the monitor lizard and the anthill by the novice monk.</w:t>
+        <w:t>"*Yogā ve jāyati bhūri*"—*yoga* means application to meditation, meditative attention. Through that meditative attention, one can gain wisdom as vast as the earth itself; one can obtain a great result. "*Ayogā bhūrisaṅkhayo*"—but if there is no such meditative attention, no such application, what happens is the decay of wisdom. Wisdom is destroyed; understanding fades away. "*Etaṁ dvedhāpathaṁ ñatvā bhavāya vibhavāya ca*"—knowing these two paths, this fork in the road, fully understanding these two paths branching in opposite directions, one toward progress (*bhava* / becoming) and the other toward decline (*vibhava* / non-becoming); "*tathāttānaṁ niveseyya yathā bhūri pavaḍḍhati*"—"conduct oneself in such a way that wisdom may grow, walk that path, turn onto that path." This is how the Buddha advised Ven. Poṭhila through this verse. It is recorded that, encouraged by this advice, Ven. Poṭhila applied meditative attention with great speed and became an Arahant. From this, we can understand that there is a depth in that verse sufficient to aid one in attaining Arahantship. Why? Because the Dhamma he had studied was presented as a meditation subject through that simple simile of the monitor lizard and the anthill by the novice monk.</w:t>
       </w:r>
     </w:p>
     <w:p>
       <w:r>
         <w:rPr>
           <w:rFonts w:ascii="Georgia" w:hAnsi="Georgia"/>
+          <w:b w:val="0"/>
+          <w:i w:val="0"/>
+          <w:sz w:val="24"/>
         </w:rPr>
-        <w:t>Now, we can draw many lessons from this story. Let us first look at that. First of all, we see in this story the difference between book learning (knowledge) and wisdom. This is something that many people confuse nowadays. Ours is an era overflowing with knowledge. What with science and various other arts and crafts—if you look at a library, it is filled with books. There is such an abundance of knowledge overflowing in the world. But wisdom is not that. Wisdom is a subtle understanding. Most people lack it. Especially, wisdom here means the deep understanding that leads to the realization of Nibbāna—the deep understanding of the Four Noble Truths. Most people do not have that. They do not strive for wisdom either. Instead, they carry a heavy burden of knowledge, spend their lives crushed by its weight, and in the end, when they die, they might be born in woeful states, as animals or hungry ghosts (*petas*). Why? Because one cannot escape *saṃsāra* with a mere burden of knowledge. For wisdom, one must travel the path of virtue, concentration, and wisdom (*sīla-samādhi-paññā*) and undergo training in it. Or to put it in another way—wisdom means unifying the mind through some meditation subject, developing the three characteristics of impermanence (*anicca*), suffering (*dukkha*), and not-</w:t>
-      </w:r>
-      <w:r>
-        <w:rPr>
-          <w:rFonts w:ascii="Georgia" w:hAnsi="Georgia"/>
-        </w:rPr>
-        <w:lastRenderedPageBreak/>
-        <w:t>self (*anattā*), and realizing the Paths and Fruits. The difference between these two is clearly illustrated here: although the elder Ven. Poṭhila possessed qualifications worthy of receiving various high academic degrees, he had not realized Nibbāna, the true purpose of the Buddha's teaching. He had not even attained the stage of a Stream-enterer (*sotāpanna*). Yet that seven-year-old novice, a newly ordained monk whom we call a "little monk," was no ordinary little one but a great Arahant. Such is the vast gulf between book learning and wisdom.</w:t>
+        <w:t>Now, we can draw many lessons from this story. Let us first look at that. First of all, we see in this story the difference between book learning (knowledge) and wisdom. This is something that many people confuse nowadays. Ours is an era overflowing with knowledge. What with science and various other arts and crafts—if you look at a library, it is filled with books. There is such an abundance of knowledge overflowing in the world. But wisdom is not that. Wisdom is a subtle understanding. Most people lack it. Especially, wisdom here means the deep understanding that leads to the realization of Nibbāna—the deep understanding of the Four Noble Truths. Most people do not have that. They do not strive for wisdom either. Instead, they carry a heavy burden of knowledge, spend their lives crushed by its weight, and in the end, when they die, they might be born in woeful states, as animals or hungry ghosts (*petas*). Why? Because one cannot escape *saṃsāra* with a mere burden of knowledge. For wisdom, one must travel the path of virtue, concentration, and wisdom (*sīla-samādhi-paññā*) and undergo training in it. Or to put it in another way—wisdom means unifying the mind through some meditation subject, developing the three characteristics of impermanence (*anicca*), suffering (*dukkha*), and not-self (*anattā*), and realizing the Paths and Fruits. The difference between these two is clearly illustrated here: although the elder Ven. Poṭhila possessed qualifications worthy of receiving various high academic degrees, he had not realized Nibbāna, the true purpose of the Buddha's teaching. He had not even attained the stage of a Stream-enterer (*sotāpanna*). Yet that seven-year-old novice, a newly ordained monk whom we call a "little monk," was no ordinary little one but a great Arahant. Such is the vast gulf between book learning and wisdom.</w:t>
       </w:r>
     </w:p>
     <w:p>
       <w:r>
         <w:rPr>
           <w:rFonts w:ascii="Georgia" w:hAnsi="Georgia"/>
+          <w:b w:val="0"/>
+          <w:i w:val="0"/>
+          <w:sz w:val="24"/>
         </w:rPr>
         <w:t>Furthermore, when we think of the word "empty" used by the Buddha, which might appear as a form of disparagement, we can understand that the primary quality needed to practice a meditation subject and train according to it is humility. Although Ven. Poṭhila had shortcomings initially, how humbly did he seek refuge from the novice at that moment! This is exemplary for everyone—an incident worthy of drawing a lesson in discipline. Thus, he demonstrated the quality of humility, setting an example for the world. Despite his vast learning, he humbly and respectfully sought advice from one who had supramundane realization. Ven. Poṭhila has given us a wonderful example.</w:t>
       </w:r>
@@ -316,6 +344,9 @@
       <w:r>
         <w:rPr>
           <w:rFonts w:ascii="Georgia" w:hAnsi="Georgia"/>
+          <w:b w:val="0"/>
+          <w:i w:val="0"/>
+          <w:sz w:val="24"/>
         </w:rPr>
         <w:t>On the other hand, look at the simile that was given, and also the training that demonstrated the spiritual majesty of that novice. He told Ven. Poṭhila to step into the pond, and the elder obeyed that majesty. Next, the simile given by the young monk: the simile of the monitor lizard entering an anthill. This 'anthill' carries a profound meaning. The simile of the anthill is shown in the Dhamma itself. This physical frame, born of parents, nourished by food and drink, and constructed from the four primary elements—earth, water, fire, and wind (or *paṭhavī, āpo, tejo, vāyo*)—is compared to an anthill. The six holes of this anthill are the six doors. The five external sense bases—eye, ear, nose, tongue, and body—are like the five external holes. Why are they called "holes"? They are "doors". Through these doors, we receive various objects. The eye sees forms, the ear hears sounds, the nose smells odors, the tongue tastes flavors, the body feels touch, and the mind receives thoughts. Thus, objects stream in through these six doors. Yet, there is a specialty here. It is the mind that experiences, that "consumes," the objects that stream in through the five external senses—eye, ear, nose, tongue, and body. If we were to view this like a picture, the five external senses are situated around the periphery, with the mind in the center. All the messages—sensory messages—from those five are deposited in the mind. If we think of the anthill, we can imagine that the mind is like the topmost hole of the anthill. It is the principal one. The five external senses are like the five holes around it. We can contemplate it in this way for a moment. We usually think that the eye apprehends the object, or the ear apprehends the object. But from wherever they are received, they ultimately deposit in the mind.</w:t>
       </w:r>
@@ -324,36 +355,31 @@
       <w:r>
         <w:rPr>
           <w:rFonts w:ascii="Georgia" w:hAnsi="Georgia"/>
+          <w:b w:val="0"/>
+          <w:i w:val="0"/>
+          <w:sz w:val="24"/>
         </w:rPr>
-        <w:t xml:space="preserve">The mind is foremost. This is one of the most special and supreme statements in the Buddha's teaching. Though modern science may not give it such consideration, the Buddha's teaching accords the primary place to the mind. The first two verses of the Dhammapada begin with the words: "*Manopubbaṅgamā dhammā, manoseṭṭhā </w:t>
-      </w:r>
-      <w:r>
-        <w:rPr>
-          <w:rFonts w:ascii="Georgia" w:hAnsi="Georgia"/>
-        </w:rPr>
-        <w:lastRenderedPageBreak/>
-        <w:t>manomayā*." This is like a fundamental principle of the Buddha's teaching. "*Manopubbaṅgamā dhammā*"—'*dhammā*' here refers to the things that are objects of the mind. We can call them "things." Mind precedes everything we consider to be "things." The mind is foremost in these. "*Manoseṭṭhā*"—the mind is supreme. "*Manomayā*"—when we truly ponder over it, they are mind-made; they are fashioned by the mind. Regarding what is taken as a "form" or a "sound" and so forth, it is the aspect connected to the mind that the Buddha highlights. These are, as it were, constructed by the mind itself. Therefore, it is through the mind itself that this problem must be resolved. What does it mean to resolve the problem through the mind itself? It is by reflecting on (attention to) the incoming objects. Through reflecting on these objects, one understands their true nature—their true nature according to the Dhamma. What do ordinary people do? They run after the form that meets the eye to see it better. They run after the sound that meets the ear. These are perceptions (*saññā*). The Buddha compared perceptions to a mirage. What is a mirage? During the hot season, due to atmospheric and climatic conditions, a deer sees a shimmering, flickering phenomenon on the ground, mistakes it for water, and runs after it. The more it runs, the further away it recedes. That is why it is called a mirage, or *mṛgatṛṣṇikā* (the deer's thirst). The thirsty deer runs after it. The Buddha compared perceptions to that very mirage. If so, how much do we exhaust ourselves trying to see a form clearly nowadays, such that microscopes are not enough, telescopes are not enough! To that extent we analyze and analyze them. Yet, that does not bring us closer to the Dhamma. It does not bring us closer to seeing the reality expounded by the Buddha. It does not ultimately help us comprehend the three characteristics of impermanence (*anicca*), suffering (*dukkha*), and not-self (*anattā*).</w:t>
+        <w:t>The mind is foremost. This is one of the most special and supreme statements in the Buddha's teaching. Though modern science may not give it such consideration, the Buddha's teaching accords the primary place to the mind. The first two verses of the Dhammapada begin with the words: "*Manopubbaṅgamā dhammā, manoseṭṭhā manomayā*." This is like a fundamental principle of the Buddha's teaching. "*Manopubbaṅgamā dhammā*"—'*dhammā*' here refers to the things that are objects of the mind. We can call them "things." Mind precedes everything we consider to be "things." The mind is foremost in these. "*Manoseṭṭhā*"—the mind is supreme. "*Manomayā*"—when we truly ponder over it, they are mind-made; they are fashioned by the mind. Regarding what is taken as a "form" or a "sound" and so forth, it is the aspect connected to the mind that the Buddha highlights. These are, as it were, constructed by the mind itself. Therefore, it is through the mind itself that this problem must be resolved. What does it mean to resolve the problem through the mind itself? It is by reflecting on (attention to) the incoming objects. Through reflecting on these objects, one understands their true nature—their true nature according to the Dhamma. What do ordinary people do? They run after the form that meets the eye to see it better. They run after the sound that meets the ear. These are perceptions (*saññā*). The Buddha compared perceptions to a mirage. What is a mirage? During the hot season, due to atmospheric and climatic conditions, a deer sees a shimmering, flickering phenomenon on the ground, mistakes it for water, and runs after it. The more it runs, the further away it recedes. That is why it is called a mirage, or *mṛgatṛṣṇikā* (the deer's thirst). The thirsty deer runs after it. The Buddha compared perceptions to that very mirage. If so, how much do we exhaust ourselves trying to see a form clearly nowadays, such that microscopes are not enough, telescopes are not enough! To that extent we analyze and analyze them. Yet, that does not bring us closer to the Dhamma. It does not bring us closer to seeing the reality expounded by the Buddha. It does not ultimately help us comprehend the three characteristics of impermanence (*anicca*), suffering (*dukkha*), and not-self (*anattā*).</w:t>
       </w:r>
     </w:p>
     <w:p>
       <w:r>
         <w:rPr>
           <w:rFonts w:ascii="Georgia" w:hAnsi="Georgia"/>
+          <w:b w:val="0"/>
+          <w:i w:val="0"/>
+          <w:sz w:val="24"/>
         </w:rPr>
-        <w:t xml:space="preserve">The same applies to sound and other sense-objects. People run far after these. What is the danger (*ādīnava*) of this running? Why do they run? It is because of desires for them. Running after these perceptions causes the growth of defilements known by various names such as craving (*taṇhā*), desire, and greed. Instead of that, what one is told to do—especially in insight (*vipassanā*) meditation—is to note (or contemplate) each of these things briefly. That yogi, the practitioner (*yogāvacara*), is traveling the path to Nibbāna, a journey to Nibbāna. Now, even if we are traveling a long distance, if we are heading toward a destination, but we keep stopping our vehicle everywhere because "here is a beautiful view" or "here is a good song" and stay to watch and listen, we will not be able to complete our journey. It becomes a cause for delay. Therefore, one who seeks Nibbāna diligently, when applying oneself to that yogic practice, to meditation, to meditative attention, does not chase after a form that is seen. One does not run after it. Instead, one presents to the mind: "Form, form," noting it in that manner twice as "this is merely a form." That is what is called noting, meditative attention. "Form, form." Similarly with a sound—if it is a song, without analyzing who sang it or what kind of song it is, the meditator seated in meditation finishes it right there by noting: "Sound, sound." "Sound, sound." Likewise with smells—whether an odor or a fragrance. That too is a certain </w:t>
-      </w:r>
-      <w:r>
-        <w:rPr>
-          <w:rFonts w:ascii="Georgia" w:hAnsi="Georgia"/>
-        </w:rPr>
-        <w:lastRenderedPageBreak/>
-        <w:t>sensation—an odor or fragrance. One notes it briefly and finishes it right there. In this manner, even if a thought arises, without letting that thought grow or proliferate, one notes it as a thought. One notes it as "merely a thought." It is through this that, instead of running after the mirage, one can halt the mind. Halting this running mind is the specific training done here.</w:t>
+        <w:t>The same applies to sound and other sense-objects. People run far after these. What is the danger (*ādīnava*) of this running? Why do they run? It is because of desires for them. Running after these perceptions causes the growth of defilements known by various names such as craving (*taṇhā*), desire, and greed. Instead of that, what one is told to do—especially in insight (*vipassanā*) meditation—is to note (or contemplate) each of these things briefly. That yogi, the practitioner (*yogāvacara*), is traveling the path to Nibbāna, a journey to Nibbāna. Now, even if we are traveling a long distance, if we are heading toward a destination, but we keep stopping our vehicle everywhere because "here is a beautiful view" or "here is a good song" and stay to watch and listen, we will not be able to complete our journey. It becomes a cause for delay. Therefore, one who seeks Nibbāna diligently, when applying oneself to that yogic practice, to meditation, to meditative attention, does not chase after a form that is seen. One does not run after it. Instead, one presents to the mind: "Form, form," noting it in that manner twice as "this is merely a form." That is what is called noting, meditative attention. "Form, form." Similarly with a sound—if it is a song, without analyzing who sang it or what kind of song it is, the meditator seated in meditation finishes it right there by noting: "Sound, sound." "Sound, sound." Likewise with smells—whether an odor or a fragrance. That too is a certain sensation—an odor or fragrance. One notes it briefly and finishes it right there. In this manner, even if a thought arises, without letting that thought grow or proliferate, one notes it as a thought. One notes it as "merely a thought." It is through this that, instead of running after the mirage, one can halt the mind. Halting this running mind is the specific training done here.</w:t>
       </w:r>
     </w:p>
     <w:p>
       <w:r>
         <w:rPr>
           <w:rFonts w:ascii="Georgia" w:hAnsi="Georgia"/>
+          <w:b w:val="0"/>
+          <w:i w:val="0"/>
+          <w:sz w:val="24"/>
         </w:rPr>
         <w:t>What have we been doing for a long time in this *saṃsāra*? Just as the deer runs after the mirage, we ran after the perceptions received through our senses. There is never any satisfaction. The deer runs to quench its thirst, but its thirst only increases, and it cannot find water to end it, because there is no water there. Similarly, we run after a "thing" conjured up by our minds to satisfy our desires. The things we conceive as "things"—those "things" are indeed those sense-objects. But not a single one of them can be grasped by us. Their true nature cannot be caught. We cannot be satisfied by looking with the eye or hearing with the ear. Instead, the Buddha tells us to close those five doors and note the things that come to the mind in the manner described. Even the arising thought is noted as a thought—without submitting to that thought, without allowing it to grow. Recognizing it as "thought, thought," one finishes it right there. In this way, like "nipping it in the bud," this insight attention is what is meant here by "catching the monitor lizard"—it is understanding the true nature of the object. These "monitor lizards"—these objects—have been deposited in the mind in a highly subtle manner for a long time throughout this long *saṃsāra*. The objects we created in the past *saṃsāra* due to perceptions entering the mind lie, as it were, dormant within the mind. They wake up and try to escape through the five external senses. A certain past perception regarding a form seen by the eye arises—emerging from within the mind—and grasping the external form, one runs after it, thinking, "Ah, what a beautiful form!" "Ah, what a good song!" "What a sweet sound!" and runs after it. These also emerge from the mind. Once they emerge and begin running through the five external senses, they cannot be stopped again. Instead, what does one do? The meditator closes those five doors, denies them entry, treats them briefly, nips them in the bud, and remains watchful of the mind. What is used to aid this watchfulness? That is what is called mindfulness and full awareness (*sati-sampajañña*). *Sati* means mindfulness. *Sampajañña* can be called "clear comprehension" or "awareness"—the capacity to understand something, meaning a capacity for comprehension. Thus, we can say mindfulness and understanding. With mindfulness and understanding, one—not informing others, but oneself—becomes aware of something. "Its nature is such." If it is a form, that too is a mirage. That too is a perception. Therefore, without running after it, one stops right there, noting "it is merely a form, it is merely a sound."</w:t>
       </w:r>
@@ -362,135 +388,42 @@
       <w:r>
         <w:rPr>
           <w:rFonts w:ascii="Georgia" w:hAnsi="Georgia"/>
+          <w:b w:val="0"/>
+          <w:i w:val="0"/>
+          <w:sz w:val="24"/>
         </w:rPr>
-        <w:t xml:space="preserve">It is through such noting that one can gradually free oneself from perception (*saññā*). And having freed oneself from perception, wisdom can emerge—that deep understanding. What is that deep understanding? As the Buddha declared, there is an impermanent (*anicca*) nature in everything in this world. One must realize this impermanence for oneself. Through this noting, one gains the capacity to realize it. If we contemplate impermanence in a bit more detail: in everything, there is an arising </w:t>
-      </w:r>
-      <w:r>
-        <w:rPr>
-          <w:rFonts w:ascii="Georgia" w:hAnsi="Georgia"/>
-        </w:rPr>
-        <w:lastRenderedPageBreak/>
-        <w:t xml:space="preserve">and a passing away. It is this arising and passing away that is called impermanence (*anicca*). Be it form, feeling (*vedanā*), perception, </w:t>
-      </w:r>
-      <w:r>
-        <w:rPr>
-          <w:rFonts w:ascii="Georgia" w:hAnsi="Georgia"/>
-        </w:rPr>
-        <w:t>Preparations</w:t>
-      </w:r>
-      <w:r>
-        <w:rPr>
-          <w:rFonts w:ascii="Georgia" w:hAnsi="Georgia"/>
-        </w:rPr>
-        <w:t xml:space="preserve"> (*saṅkhāra*), or consciousness (*viññāṇa*)—this entire fivefold group of grasping </w:t>
-      </w:r>
-      <w:r>
-        <w:rPr>
-          <w:rFonts w:ascii="Georgia" w:hAnsi="Georgia"/>
-        </w:rPr>
-        <w:t>(*</w:t>
-      </w:r>
-      <w:r>
-        <w:rPr>
-          <w:rFonts w:ascii="Georgia" w:hAnsi="Georgia"/>
-        </w:rPr>
-        <w:t xml:space="preserve">pañcupādānakkhandha*) is impermanent. It is these five heaps called the five aggregates that we refer to as "I" and "mine". This is a heap of form. Sometimes we take a photograph and proudly say, "This is my form." What was recorded there? A series—a continuity (*santati*)—of forms that change with extreme rapidity. This is presented as a single entity by that perception, like a mirage. There is such a tendency in the world to present things in this way. Due to the weakness of our sensory apparatus, we do not see that rapid change. This is called the perception of compactness (*ghana-saññā*). Everything in the world has a way of appearing as a "compact thing", a "real thing", a "true thing", a "permanent thing". Just as the mirage seen from afar is thought to be water, though there is only a shimmering, vibrating mass there. Similarly, not only what is far away, but also this body of ours right here changes with extreme rapidity, moment by moment. That is form. Feeling (*vedanā*) is also like that. People say, "Oh, my feeling," thinking of it as a single thing. But there too, when one notes with mindfulness and understanding in the manner of meditative attention, one sees that there is a vast array—a heap—of feelings. Perception (*saññā*) is also a heap of layers. It is with a heap of perceptual layers that we recognize someone. We take that heap of layers as a single entity with extreme rapidity through the perception of compactness—as a form. Likewise, our intentions called </w:t>
-      </w:r>
-      <w:r>
-        <w:rPr>
-          <w:rFonts w:ascii="Georgia" w:hAnsi="Georgia"/>
-        </w:rPr>
-        <w:t>Preparations</w:t>
-      </w:r>
-      <w:r>
-        <w:rPr>
-          <w:rFonts w:ascii="Georgia" w:hAnsi="Georgia"/>
-        </w:rPr>
-        <w:t xml:space="preserve"> (*saṅkhāra*). They too arise and pass away with extreme rapidity. Even consciousness (*viññāṇa*), though we call it "the mind" or "my mind", arises and passes away with a speed "beyond comprehension". While such a state of affairs exists in the world, we generally take these through the perception of compactness as a single entity and refer to them as "I" and "mine". When we say "I", if there is an "I", there must also be something belonging to me. Thus, by dividing these two, we create this *saṃsāric* knot: "I" and "my things". In this way, a delusion (*moha*) is created due to the perception of compactness.</w:t>
+        <w:t>It is through such noting that one can gradually free oneself from perception (*saññā*). And having freed oneself from perception, wisdom can emerge—that deep understanding. What is that deep understanding? As the Buddha declared, there is an impermanent (*anicca*) nature in everything in this world. One must realize this impermanence for oneself. Through this noting, one gains the capacity to realize it. If we contemplate impermanence in a bit more detail: in everything, there is an arising and a passing away. It is this arising and passing away that is called impermanence (*anicca*). Be it form, feeling (*vedanā*), perception, preparations (*saṅkhāra*), or consciousness (*viññāṇa*)—this entire fivefold group of grasping (the five aggregates / *pañcupādānakkhandha*) is impermanent. It is these five heaps called the five aggregates that we refer to as "I" and "mine". This is a heap of form. Sometimes we take a photograph and proudly say, "This is my form." What was recorded there? A series—a continuity (*santati*)—of forms that change with extreme rapidity. This is presented as a single entity by that perception, like a mirage. There is such a tendency in the world to present things in this way. Due to the weakness of our sensory apparatus, we do not see that rapid change. This is called the perception of compactness (*ghana-saññā*). Everything in the world has a way of appearing as a "compact thing", a "real thing", a "true thing", a "permanent thing". Just as the mirage seen from afar is thought to be water, though there is only a shimmering, vibrating mass there. Similarly, not only what is far away, but also this body of ours right here changes with extreme rapidity, moment by moment. That is form. Feeling (*vedanā*) is also like that. People say, "Oh, my feeling," thinking of it as a single thing. But there too, when one notes with mindfulness and understanding in the manner of meditative attention, one sees that there is a vast array—a heap—of feelings. Perception (*saññā*) is also a heap of layers. It is with a heap of perceptual layers that we recognize someone. We take that heap of layers as a single entity with extreme rapidity through the perception of compactness—as a form. Likewise, our intentions called preparations (*saṅkhāra*). They too arise and pass away with extreme rapidity. Even consciousness (*viññāṇa*), though we call it "the mind" or "my mind", arises and passes away with a speed "beyond comprehension". While such a state of affairs exists in the world, we generally take these through the perception of compactness as a single entity and refer to them as "I" and "mine". When we say "I", if there is an "I", there must also be something belonging to me. Thus, by dividing these two, we create this *saṃsāric* knot: "I" and "my things". In this way, a delusion (*moha*) is created due to the perception of compactness.</w:t>
       </w:r>
     </w:p>
     <w:p>
       <w:r>
         <w:rPr>
           <w:rFonts w:ascii="Georgia" w:hAnsi="Georgia"/>
+          <w:b w:val="0"/>
+          <w:i w:val="0"/>
+          <w:sz w:val="24"/>
         </w:rPr>
-        <w:t>When someone engages in that meditative attention, gaining some concentration (*samādhi*), they steady the mind. First, they stop the running mind by not allowing it to run—by remaining watchful of the mind. Then, as they note even more deeply, they see that here there is only a heap of arising and passing away. There is no "thing" that arises and no "thing" that passes away. In the end, even what was taken to be a "thing"—even that is not there. The feeling arises that here there is only a vibrating mass. Although we say "thing" in common parlance, regarding this object—even this object called a "thing"—it is seen that there is nothing here to cling to. Why? Because that perception of compactness is removed, and it is seen as a mere mass—everywhere, wherever one looks. As that realization draws near to a practitioner (*yogāvacara*), they perceive their own body, feelings (*vedanā*), perceptions (*saññā*), and everything else as a vibrating mass. This cannot be shown to another; it is realized by oneself. That is what is called "realization" (*pratyakṣaya</w:t>
-      </w:r>
-      <w:r>
-        <w:rPr>
-          <w:rFonts w:ascii="Georgia" w:hAnsi="Georgia"/>
-        </w:rPr>
-        <w:t>*)</w:t>
-      </w:r>
-      <w:r>
-        <w:rPr>
-          <w:rFonts w:ascii="Georgia" w:hAnsi="Georgia"/>
-        </w:rPr>
-        <w:t xml:space="preserve">. Through such an understanding, next, a disenchantment </w:t>
-      </w:r>
-      <w:r>
-        <w:rPr>
-          <w:rFonts w:ascii="Georgia" w:hAnsi="Georgia"/>
-        </w:rPr>
-        <w:t>(*</w:t>
-      </w:r>
-      <w:r>
-        <w:rPr>
-          <w:rFonts w:ascii="Georgia" w:hAnsi="Georgia"/>
-        </w:rPr>
-        <w:t xml:space="preserve">nibbidā*) arises: "Is it not a mere </w:t>
-      </w:r>
-      <w:r>
-        <w:rPr>
-          <w:rFonts w:ascii="Georgia" w:hAnsi="Georgia"/>
-        </w:rPr>
-        <w:lastRenderedPageBreak/>
-        <w:t xml:space="preserve">thing of arising and passing away that I have been clinging to and desiring as 'I' and 'mine'?" Furthermore, when the effort to recreate these ceases, what is increasingly seen is their dissolution, their breaking-up nature. Due to that dissolution, a fear arises. If we are holding onto something, clinging to something for refuge, when that thing we are holding onto breaks, we feel a certain fear and urgency (*saṃvega*). In the same way, as the practitioner contemplates the five aggregates in this manner, the realization comes: "There is nothing to be taken here. There is nothing to hold onto. This is a highly dangerous state. We are singing joyfully while sitting on a pile of crumbling foundations throughout this entire *saṃsāra*." Therefore, indeed, it is due to delusion (*moha*) and ignorance (*avijjā*) that we have traveled for a long time in *saṃsāra*, like the deer running after the mirage. Instead, when that understanding emerges here, when wisdom arises, it is seen that this form, feeling (*vedanā*), perception (*saññā*), </w:t>
-      </w:r>
-      <w:r>
-        <w:rPr>
-          <w:rFonts w:ascii="Georgia" w:hAnsi="Georgia"/>
-        </w:rPr>
-        <w:t>Preparations</w:t>
-      </w:r>
-      <w:r>
-        <w:rPr>
-          <w:rFonts w:ascii="Georgia" w:hAnsi="Georgia"/>
-        </w:rPr>
-        <w:t xml:space="preserve"> (*saṅkhāra*), and consciousness (*viññāṇa*) that were taken as "I" and "mine" are all changing with extreme rapidity, breaking up. They arise and pass away. In this way, the insight knowledges mature.</w:t>
+        <w:t>When someone engages in that meditative attention, gaining some concentration (*samādhi*), they steady the mind. First, they stop the running mind by not allowing it to run—by remaining watchful of the mind. Then, as they note even more deeply, they see that here there is only a heap of arising and passing away. There is no "thing" that arises and no "thing" that passes away. In the end, even what was taken to be a "thing"—even that is not there. The feeling arises that here there is only a vibrating mass. Although we say "thing" in common parlance, regarding this object—even this object called a "thing"—it is seen that there is nothing here to cling to. Why? Because that perception of compactness is removed, and it is seen as a mere mass—everywhere, wherever one looks. As that realization draws near to a practitioner (*yogāvacara*), they perceive their own body, feelings (*vedanā*), perceptions (*saññā*), and everything else as a vibrating mass. This cannot be shown to another; it is realized by oneself. That is what is called "realization" (*pratyakṣaya* / direct experience). Through such an understanding, next, a disenchantment (revulsion / *nibbidā*) arises: "Is it not a mere thing of arising and passing away that I have been clinging to and desiring as 'I' and 'mine'?" Furthermore, when the effort to recreate these ceases, what is increasingly seen is their dissolution, their breaking-up nature. Due to that dissolution, a fear arises. If we are holding onto something, clinging to something for refuge, when that thing we are holding onto breaks, we feel a certain fear and urgency (*saṃvega*). In the same way, as the practitioner contemplates the five aggregates in this manner, the realization comes: "There is nothing to be taken here. There is nothing to hold onto. This is a highly dangerous state. We are singing joyfully while sitting on a pile of crumbling foundations throughout this entire *saṃsāra*." Therefore, indeed, it is due to delusion (*moha*) and ignorance (*avijjā*) that we have traveled for a long time in *saṃsāra*, like the deer running after the mirage. Instead, when that understanding emerges here, when wisdom arises, it is seen that this form, feeling (*vedanā*), perception (*saññā*), preparations (*saṅkhāra*), and consciousness (*viññāṇa*) that were taken as "I" and "mine" are all changing with extreme rapidity, breaking up. They arise and pass away. In this way, the insight knowledges mature.</w:t>
       </w:r>
     </w:p>
     <w:p>
       <w:r>
         <w:rPr>
           <w:rFonts w:ascii="Georgia" w:hAnsi="Georgia"/>
+          <w:b w:val="0"/>
+          <w:i w:val="0"/>
+          <w:sz w:val="24"/>
         </w:rPr>
-        <w:t xml:space="preserve">Therefore, we must consider the value of this attention (*manasikāra*). Attention is something done entirely within the mind. The meditator does not do anything visible in the world, like a hen sitting on her eggs. What they do is not seen. Yet, it is through this attention occurring within the mind that their wisdom grows. It is difficult for ordinary people to understand this. Through this meditative attention, someone at some point gradually comes to realize: "Throughout this entire *saṃsāra*, I have been engaged in a futile journey due to ignorance and craving (*taṇhā*). Taking this crumbling thing, this rapidly changing thing, as 'I' and 'mine', I have spent this *saṃsāra* overwhelmed by a torrent of defilements, a heap of defilements. We undergo various births (*jāti*) according to our kamma." As this understanding deepens and deepens, one gains the strength to let go of this. Now, when we say "letting go" (or abandoning), one might get the feeling that something held in the hand is slipping away. If viewed in that way, a question arises: "How can one let go of the five aggregates?" Although we use the word "letting go", what occurs here is something quite different. As the practitioner notes in that manner, they see this arising and passing away, and next, they see its breaking up. They begin to perceive it as breaking up even faster than it arises. Consequently, a certain fear arises, a sense of urgency (*saṃvega*) arises. Likewise, the danger (*ādīnava*) of this becomes clear—the realization that there is nothing to hold onto. Next, the understanding arises that one must be released from this. The path to that release is indeed that disenchantment </w:t>
-      </w:r>
-      <w:r>
-        <w:rPr>
-          <w:rFonts w:ascii="Georgia" w:hAnsi="Georgia"/>
-        </w:rPr>
-        <w:t>(*</w:t>
-      </w:r>
-      <w:r>
-        <w:rPr>
-          <w:rFonts w:ascii="Georgia" w:hAnsi="Georgia"/>
-        </w:rPr>
-        <w:t xml:space="preserve">nibbidā*). Now we know that if a young man or woman who likes to look neat and well-groomed, having dressed up to go to a nice festival, suddenly has a dead dog, a dead snake, or a dead human corpse thrown onto their shoulders, how quickly they would shake their shoulders to fling it off! Similarly, when that realization about their dangerous nature arises, a certain disgust, a disenchantment, emerges from within the mind. This disenchantment is not something one talks about to others. This disenchantment arising from within oneself is used as an aid to escape from *saṃsāra*. Why? Because bondage in *saṃsāra* is based on craving </w:t>
-      </w:r>
-      <w:r>
-        <w:rPr>
-          <w:rFonts w:ascii="Georgia" w:hAnsi="Georgia"/>
-        </w:rPr>
-        <w:lastRenderedPageBreak/>
-        <w:t>(*taṇhā*), desire, and attachment called grasping (*upādāna*)—the mind's holding onto things. What we have here is a holding on by the mind. Right now, we are not holding onto anything with our hands. But you, devout listeners, know well how many things we hold onto with our minds! What does it mean to "own" this entire world? It is a holding on by the mind. How did kings who conquered the entire world own the world? They held onto it with their minds, through craving (*taṇhā*). They thought, "This is mine." Even this physical frame of ours does not belong to us, in truth. For they say there are eighty families of worms living inside it—and lice on the head. It belongs to all of them. This is called "common to many" (*bahu-sādhāraṇa*). This body is something common to all. Similarly, our gardens and lands belong also to thieves and enemies, to monkeys and wild beasts. Yet, "ours"—everything is ours. Our country is ours, our village is ours, our world is ours—we commonly refer to all of these as ours. But when we look at the reality, not a single one of these is ours. The Buddha declared this truth, which is generally considered bitter. Bitter though it may be, if it is the truth, we must accept it.</w:t>
+        <w:t>Therefore, we must consider the value of this attention (*manasikāra*). Attention is something done entirely within the mind. The meditator does not do anything visible in the world, like a hen sitting on her eggs. What they do is not seen. Yet, it is through this attention occurring within the mind that their wisdom grows. It is difficult for ordinary people to understand this. Through this meditative attention, someone at some point gradually comes to realize: "Throughout this entire *saṃsāra*, I have been engaged in a futile journey due to ignorance and craving (*taṇhā*). Taking this crumbling thing, this rapidly changing thing, as 'I' and 'mine', I have spent this *saṃsāra* overwhelmed by a torrent of defilements, a heap of defilements. We undergo various births (*jāti*) according to our kamma." As this understanding deepens and deepens, one gains the strength to let go of this. Now, when we say "letting go" (or abandoning), one might get the feeling that something held in the hand is slipping away. If viewed in that way, a question arises: "How can one let go of the five aggregates?" Although we use the word "letting go", what occurs here is something quite different. As the practitioner notes in that manner, they see this arising and passing away, and next, they see its breaking up. They begin to perceive it as breaking up even faster than it arises. Consequently, a certain fear arises, a sense of urgency (*saṃvega*) arises. Likewise, the danger (*ādīnava*) of this becomes clear—the realization that there is nothing to hold onto. Next, the understanding arises that one must be released from this. The path to that release is indeed that disenchantment (revulsion / *nibbidā*). Now we know that if a young man or woman who likes to look neat and well-groomed, having dressed up to go to a nice festival, suddenly has a dead dog, a dead snake, or a dead human corpse thrown onto their shoulders, how quickly they would shake their shoulders to fling it off! Similarly, when that realization about their dangerous nature arises, a certain disgust, a disenchantment, emerges from within the mind. This disenchantment is not something one talks about to others. This disenchantment arising from within oneself is used as an aid to escape from *saṃsāra*. Why? Because bondage in *saṃsāra* is based on craving (*taṇhā*), desire, and attachment called grasping (*upādāna*)—the mind's holding onto things. What we have here is a holding on by the mind. Right now, we are not holding onto anything with our hands. But you, devout listeners, know well how many things we hold onto with our minds! What does it mean to "own" this entire world? It is a holding on by the mind. How did kings who conquered the entire world own the world? They held onto it with their minds, through craving (*taṇhā*). They thought, "This is mine." Even this physical frame of ours does not belong to us, in truth. For they say there are eighty families of worms living inside it—and lice on the head. It belongs to all of them. This is called "common to many" (*bahu-sādhāraṇa*). This body is something common to all. Similarly, our gardens and lands belong also to thieves and enemies, to monkeys and wild beasts. Yet, "ours"—everything is ours. Our country is ours, our village is ours, our world is ours—we commonly refer to all of these as ours. But when we look at the reality, not a single one of these is ours. The Buddha declared this truth, which is generally considered bitter. Bitter though it may be, if it is the truth, we must accept it.</w:t>
       </w:r>
     </w:p>
     <w:p>
       <w:r>
         <w:rPr>
           <w:rFonts w:ascii="Georgia" w:hAnsi="Georgia"/>
+          <w:b w:val="0"/>
+          <w:i w:val="0"/>
+          <w:sz w:val="24"/>
         </w:rPr>
         <w:t>It is through such a vision of truth that one is able to escape from *saṃsāra*. The path that helps in this is this meditative attention. Therefore, you all should contemplate today. One might think that these stories we present as similes are things that cannot be put into practice in daily life. But how did that seven-year-old novice attain such a supreme state, the state of Arahantship? Was it by reading books? Was it by acquiring vast knowledge? No. It was through meditative attention. That little monk caught the monitor lizard in the anthill correctly. Because he closed the five holes of the five external senses and caught the lizard correctly through the hole called "the mind," he became an Arahant. Thus, the seven-year-old novice taught Ven. Poṭhila a highly practical lesson for daily life. We too must make use of it. We must make it a practical thing in our daily lives. We often say "it is impossible in this day and age." Yet, through this simile, we see that we can create a place for this meditative attention even in our daily lives. Some might wonder, "How can things stop with mere noting, as described? Don't we have to run after these in daily life?" But the meditator does not contemplate from such a narrow perspective. For a long time, we have been living in this great deception. A great deception called ignorance (*avijjā*) or delusion (*moha*) has been created because of these five senses. To understand their true nature, a certain training is required, as declared by the Buddha. First, one must restrain body and speech by undertaking some virtue (*sīla*), just as you have undertaken virtue on this occasion. Established on that virtue, to concentrate the mind means to unify the mind. It is to a unified mind that this reality becomes visible. A scattered mind does not perceive the reality of the world. Therefore, removing the causes that distract the mind, one must steady the mind on some meditation subject.</w:t>
       </w:r>
@@ -499,21 +432,20 @@
       <w:r>
         <w:rPr>
           <w:rFonts w:ascii="Georgia" w:hAnsi="Georgia"/>
+          <w:b w:val="0"/>
+          <w:i w:val="0"/>
+          <w:sz w:val="24"/>
         </w:rPr>
-        <w:t xml:space="preserve">Once the mind is unified in that manner, if this noting is done properly, one gradually begins to realize that regarding what we took as a single entity—taken through the perception of compactness—here there is only a mass, a heap. Why is it perceived as a heap? It is because each part is perceived separately. Now, looking at a </w:t>
-      </w:r>
-      <w:r>
-        <w:rPr>
-          <w:rFonts w:ascii="Georgia" w:hAnsi="Georgia"/>
-        </w:rPr>
-        <w:lastRenderedPageBreak/>
-        <w:t>broom, when we examine it closely to see if it is "a broom," we see that here there is only a heap of coconut-leaf midribs. Then, each midrib is seen separately. Within that separate seeing lies those phenomena of Name-and-Form (*nāmarūpa*). That is a moment when a certain deep aspect of the Dhamma, namely Name-and-Form, is understood. Now, according to the Dhamma expounded by the Buddha, in truth, there are only Name-and-Form here. There is no "I" here. That is the Buddha's teaching. Although we commonly think of "Name" (*nāma*) as just a name, it actually refers to these five factors: feeling (*vedanā*), perception (*saññā*), intention (*cetanā*), contact (*phassa*), and attention (*manasikāra*). Even in our daily life, we experience some feeling, and based on that feeling, we form a certain recognition (perception). Based on that recognition, we think—intention. Through those thoughts, we make a certain contact, an attention to a certain point. This is what is called Name phenomena.</w:t>
+        <w:t>Once the mind is unified in that manner, if this noting is done properly, one gradually begins to realize that regarding what we took as a single entity—taken through the perception of compactness—here there is only a mass, a heap. Why is it perceived as a heap? It is because each part is perceived separately. Now, looking at a broom, when we examine it closely to see if it is "a broom," we see that here there is only a heap of coconut-leaf midribs. Then, each midrib is seen separately. Within that separate seeing lies those phenomena of Name-and-Form (*nāmarūpa*). That is a moment when a certain deep aspect of the Dhamma, namely Name-and-Form, is understood. Now, according to the Dhamma expounded by the Buddha, in truth, there are only Name-and-Form here. There is no "I" here. That is the Buddha's teaching. Although we commonly think of "Name" (*nāma*) as just a name, it actually refers to these five factors: feeling (*vedanā*), perception (*saññā*), intention (*cetanā*), contact (*phassa*), and attention (*manasikāra*). Even in our daily life, we experience some feeling, and based on that feeling, we form a certain recognition (perception). Based on that recognition, we think—intention. Through those thoughts, we make a certain contact, an attention to a certain point. This is what is called Name phenomena.</w:t>
       </w:r>
     </w:p>
     <w:p>
       <w:r>
         <w:rPr>
           <w:rFonts w:ascii="Georgia" w:hAnsi="Georgia"/>
+          <w:b w:val="0"/>
+          <w:i w:val="0"/>
+          <w:sz w:val="24"/>
         </w:rPr>
         <w:t>Next, what is the Form (*rūpa*) part of this? What is considered Form is the four primary elements: earth, water, fire, and wind (*paṭhavī, āpo, tejo, vāyo*). These four elements are mixed in a highly subtle manner. In what we call water, the other elements are also present. But because the water element (*āpo-dhātu*) is more prominent in it, we call it water. In this way, these four great elements (*mahābhූta*) are like four ungraspable spirits mixed together in a wondrous manner. It is from these four elements that our body is constructed. Now, we protect this body as "I" and "mine", keeping others at a distance, looking after it, cleaning it; but after this physical frame dies and is put in a cemetery or graveyard, how will others recognize it? In the end, everything turns to earth. It is by taking the essence of this earth as food that our body was built up. Over a long period—twenty, thirty, or a hundred years—this physical frame was built up. Next, when it decays, it turns to earth again. Arising from earth, it becomes earth. That is what is there. Thus, there are only the four elements. But we do not realize this in daily life. The mind does not perceive it. This is understood in a highly subtle manner by the meditator. So, that is what is called Form. In the language of the meditator, when one says "Form," what is understood? The four elements: earth, water, fire, and wind. While others say, "This is a beautiful form," "an attractive form," "how beautiful this form is!", to the one with deep wisdom, the understanding arises: "What is here? Just the four elements."</w:t>
       </w:r>
@@ -522,21 +454,20 @@
       <w:r>
         <w:rPr>
           <w:rFonts w:ascii="Georgia" w:hAnsi="Georgia"/>
+          <w:b w:val="0"/>
+          <w:i w:val="0"/>
+          <w:sz w:val="24"/>
         </w:rPr>
-        <w:t xml:space="preserve">The same applies to what is called the mind, or the Name phenomena part. There too, there is a feeling (*vedanā*) that is directly experienced. There is a perception (*saññā*) formed through it. Even while sitting now, there is some feeling, such that one can say, "Ah, it hurts over there in that spot." Next, there is a recognition: "Did a mosquito bite?" A feeling arises. Next, there comes a perception of touch—of the point of contact. All of this is done through attention (*manasikāra*), which is noting. In the final analysis, it is noting. It is through noting itself, then, that one understands the emptiness of an object. We began with the story of "Empty Poṭhila"—about emptiness. That was in another sense. But here, what ultimately comes is an emptiness called voidness (*śūnyatā*). This means seeing through the object. What ordinary people do is run after an object, like the deer running after the </w:t>
-      </w:r>
-      <w:r>
-        <w:rPr>
-          <w:rFonts w:ascii="Georgia" w:hAnsi="Georgia"/>
-        </w:rPr>
-        <w:lastRenderedPageBreak/>
-        <w:t>mirage. What the practitioner (*yogāvacara*) does is stop, look at the object, and see through the object. Seeing through the object means seeing the impermanence (*anicca*) of the object. What was taken as an object is something that arises and passes away with extreme rapidity. Now, let us suppose we are looking at a candle flame. That large candle flame looks beautiful, yellow, or with a hint of red, appearing in a beautiful form. How does this appear when that meditative attention is developed? It appears like a mass of candle flames arising and passing away with extreme rapidity. It is not a single flame. Similarly, let us think of a stream of flowing water, or water pouring from somewhere. Now, a stream of water in a conduit or a waterfall appears from afar like a silver wall. When one looks closely, in the end, what is there is a stream of water falling and breaking with extreme rapidity, not remaining the same for a single moment. It is also seen dispersing. It is perceived as a single entity because of the perception of compactness. But to that understanding, to wisdom, it is ultimately understood that there is no "thing" here to be taken as one. "No thing." This object is finally seen through. This is a wondrous thing. It begins with the object; it begins with noting the object. But it ends with seeing the emptiness of the object—seeing through the object.</w:t>
+        <w:t>The same applies to what is called the mind, or the Name phenomena part. There too, there is a feeling (*vedanā*) that is directly experienced. There is a perception (*saññā*) formed through it. Even while sitting now, there is some feeling, such that one can say, "Ah, it hurts over there in that spot." Next, there is a recognition: "Did a mosquito bite?" A feeling arises. Next, there comes a perception of touch—of the point of contact. All of this is done through attention (*manasikāra*), which is noting. In the final analysis, it is noting. It is through noting itself, then, that one understands the emptiness of an object. We began with the story of "Empty Poṭhila"—about emptiness. That was in another sense. But here, what ultimately comes is an emptiness called voidness (*śūnyatā*). This means seeing through the object. What ordinary people do is run after an object, like the deer running after the mirage. What the practitioner (*yogāvacara*) does is stop, look at the object, and see through the object. Seeing through the object means seeing the impermanence (*anicca*) of the object. What was taken as an object is something that arises and passes away with extreme rapidity. Now, let us suppose we are looking at a candle flame. That large candle flame looks beautiful, yellow, or with a hint of red, appearing in a beautiful form. How does this appear when that meditative attention is developed? It appears like a mass of candle flames arising and passing away with extreme rapidity. It is not a single flame. Similarly, let us think of a stream of flowing water, or water pouring from somewhere. Now, a stream of water in a conduit or a waterfall appears from afar like a silver wall. When one looks closely, in the end, what is there is a stream of water falling and breaking with extreme rapidity, not remaining the same for a single moment. It is also seen dispersing. It is perceived as a single entity because of the perception of compactness. But to that understanding, to wisdom, it is ultimately understood that there is no "thing" here to be taken as one. "No thing." This object is finally seen through. This is a wondrous thing. It begins with the object; it begins with noting the object. But it ends with seeing the emptiness of the object—seeing through the object.</w:t>
       </w:r>
     </w:p>
     <w:p>
       <w:r>
         <w:rPr>
           <w:rFonts w:ascii="Georgia" w:hAnsi="Georgia"/>
+          <w:b w:val="0"/>
+          <w:i w:val="0"/>
+          <w:sz w:val="24"/>
         </w:rPr>
         <w:t>It is through that seeing through that one ultimately realizes for oneself that there is nothing here to be held onto as "I" and "mine". Only if there is an "I" can there be something belonging to me; if there is no "I", there is also nothing belonging to me. Furthermore, one realizes that the perception of "I" here is a kind of ignorance, a delusion, deposited in the mind for a long time due to ignorance (*avijjā*), which society incites and tries to maintain. This realization cannot be understood by shouting it to society. No one can make another do it by merely explaining it. Why was Ven. Poṭhila unable to understand this despite learning so many books? The Buddha declared this Dhamma, this Well-expounded Dhamma, as *sandiṭṭhiko*, *akāliko*, *ehipassiko*, *opanayiko*, *paccattaṁ veditabbo viññūhi* (to be personally realized by the wise), and so on. Why? Because this is something that must be realized by the wise, each for themselves. No one else can make one realize it. The path to be applied for that is what was called *yoga*—meditative attention, proper meditative attention.</w:t>
       </w:r>
@@ -545,36 +476,31 @@
       <w:r>
         <w:rPr>
           <w:rFonts w:ascii="Georgia" w:hAnsi="Georgia"/>
+          <w:b w:val="0"/>
+          <w:i w:val="0"/>
+          <w:sz w:val="24"/>
         </w:rPr>
-        <w:t xml:space="preserve">Taking some meditation subject—let us say, mindfulness of breathing (*ānāpānasati*)—even through this process of inhalation and exhalation that remains with us from birth to death, some can arouse this wisdom. This is a very well-known fact. Although we say "I take a breath," what is here is actually a series of breath-waves. Exhaling a breath is also a mass of waves, of vibrations. But this wave-like nature is generally not perceived. Why is it not perceived? "I am breathing." "This is my breath." Let us suppose we took a breath filled with the fragrance of beautiful flowers with great pleasure. Or we breathed in something like the scent of joss sticks. "I" took a breath, but it cannot be retained. That is the cosmic law (*dhammatā*). No matter how eagerly we took that breath, we cannot retain it. The chest gets tight. Therefore, that breath must be exhaled. Within that exhalation, there is a similar mass of vibrations. So, in the final analysis, one has to say that what </w:t>
-      </w:r>
-      <w:r>
-        <w:rPr>
-          <w:rFonts w:ascii="Georgia" w:hAnsi="Georgia"/>
-        </w:rPr>
-        <w:lastRenderedPageBreak/>
-        <w:t>arises is a mass of vibrations, and what passes away is also a mass of vibrations. In the end, that too passes away, and those vibrations are perceived in a highly subtle manner. This cannot be understood through external instruments, no matter how subtle those instruments may be. It is understood through the wisdom developed within oneself. It is through this understanding that one is able to let go of the five aggregates. Even if one commits suicide thinking, "I must get rid of this physical frame," one does not escape the problem. It only worsens. Next, one is born again somewhere according to kamma. Nowadays, many people sacrifice their lives, calling it "life sacrifice" or "life dedication," for some thing or person they love—viewing it as a great thing. One cannot escape *saṃsāra* in that way, because there are so many kammic potentials embedded in consciousness (*viññāṇa*). Instead, what is advised is to realize those supramundane states through wisdom.</w:t>
+        <w:t>Taking some meditation subject—let us say, mindfulness of breathing (*ānāpānasati*)—even through this process of inhalation and exhalation that remains with us from birth to death, some can arouse this wisdom. This is a very well-known fact. Although we say "I take a breath," what is here is actually a series of breath-waves. Exhaling a breath is also a mass of waves, of vibrations. But this wave-like nature is generally not perceived. Why is it not perceived? "I am breathing." "This is my breath." Let us suppose we took a breath filled with the fragrance of beautiful flowers with great pleasure. Or we breathed in something like the scent of joss sticks. "I" took a breath, but it cannot be retained. That is the cosmic law (*dhammatā*). No matter how eagerly we took that breath, we cannot retain it. The chest gets tight. Therefore, that breath must be exhaled. Within that exhalation, there is a similar mass of vibrations. So, in the final analysis, one has to say that what arises is a mass of vibrations, and what passes away is also a mass of vibrations. In the end, that too passes away, and those vibrations are perceived in a highly subtle manner. This cannot be understood through external instruments, no matter how subtle those instruments may be. It is understood through the wisdom developed within oneself. It is through this understanding that one is able to let go of the five aggregates. Even if one commits suicide thinking, "I must get rid of this physical frame," one does not escape the problem. It only worsens. Next, one is born again somewhere according to kamma. Nowadays, many people sacrifice their lives, calling it "life sacrifice" or "life dedication," for some thing or person they love—viewing it as a great thing. One cannot escape *saṃsāra* in that way, because there are so many kammic potentials embedded in consciousness (*viññāṇa*). Instead, what is advised is to realize those supramundane states through wisdom.</w:t>
       </w:r>
     </w:p>
     <w:p>
       <w:r>
         <w:rPr>
           <w:rFonts w:ascii="Georgia" w:hAnsi="Georgia"/>
+          <w:b w:val="0"/>
+          <w:i w:val="0"/>
+          <w:sz w:val="24"/>
         </w:rPr>
-        <w:t xml:space="preserve">There are four stages of release from this *saṃsāra*, namely Stream-entry (*sotāpanna*), Once-returning (*sakadāgāmi*), Non-returning (*anāgāmi*), and Arahantship. Within our minds, there are forces that drag us down to the four woeful states—sinful forces. The supramundane wisdom of the Stream-enterer has the power to destroy those unwholesome forces. A Stream-enterer is not born more than seven times in *saṃsāra*. Furthermore, they do not fall into the four woeful states. That is the greatest guarantee obtained from Stream-entry itself. That is why the Buddha declared the Fruit of Stream-entry to be supreme, more than lordship over the entire world, more than universal monarchy, more than going to heaven. For a universal monarch is a righteous king, but in the ordinary world, a kingship is a position where committing sin is almost unavoidable. As a result of those sins committed, they are next born in terrible hells, as hungry ghosts, or as demons. But the Stream-enterer is released from the four woeful states. That is the first supramundane state. Next, the Once-returner returns to this world only once more. They may be born in heaven and return to the human world only once. These are named according to how they shorten *saṃsāra*. Non-returning is the third stage. They do not return to this world. They end *saṃsāric* suffering in the Brahma realm itself and attain final Nibbāna (*pariNibbāna) as a noble Arahant. That is the state of Non-returning. Arahantship is this final life. After this life, there is no further birth (*jāti*). Birth is suffering (*jāti dukkha*)—although ordinary people celebrate birth with great festivities as birthdays. What a suffering birth is! Yet the child does not remember it, and sometimes the mother does not remember it either. Not only that, if we look with our eyes wide open, according to the state of the world, is it not because of birth (*jāti*) that all these troubles arise? Even this physical frame of ours is due to this birth (*jāti*). Due to the craving (*taṇhā*) and mental grasping (*upādāna*) we created in the past, we received a certain body according to kamma. Sometimes one might be born blind, mute, or deaf, and how much suffering must one undergo because of that? Well, let us suppose one is born without any such defects, with all limbs intact. Even then, to nourish this body, to survive, from the day of birth, only if parents and others feed and look after us can we live. When the time comes that we can no longer depend on them, then through the sweat of our </w:t>
-      </w:r>
-      <w:r>
-        <w:rPr>
-          <w:rFonts w:ascii="Georgia" w:hAnsi="Georgia"/>
-        </w:rPr>
-        <w:lastRenderedPageBreak/>
-        <w:t>brow, getting soiled in mud, undergoing various hardships, we must earn a living. Such is the situation for protecting this life—for maintaining this physical frame. Thus, that is the suffering born of birth (*jāti*). Next, what comes together with birth is aging (*jarā*). From the very day of birth, we age. We usually say we have grown old, reached old age, by setting a certain limit—saying it is after forty or thirty-five years. But in truth, this aging begins from birth itself. Even the hair on our head that is born keeps aging. When this aging accelerates, ailment and disease come. Gradually, sickness also joins and worsens this problem. In the end, this culminates in death (*maraṇa*).</w:t>
+        <w:t>There are four stages of release from this *saṃsāra*, namely Stream-entry (*sotāpanna*), Once-returning (*sakadāgāmi*), Non-returning (*anāgāmi*), and Arahantship. Within our minds, there are forces that drag us down to the four woeful states—sinful forces. The supramundane wisdom of the Stream-enterer has the power to destroy those unwholesome forces. A Stream-enterer is not born more than seven times in *saṃsāra*. Furthermore, they do not fall into the four woeful states. That is the greatest guarantee obtained from Stream-entry itself. That is why the Buddha declared the Fruit of Stream-entry to be supreme, more than lordship over the entire world, more than universal monarchy, more than going to heaven. For a universal monarch is a righteous king, but in the ordinary world, a kingship is a position where committing sin is almost unavoidable. As a result of those sins committed, they are next born in terrible hells, as hungry ghosts, or as demons. But the Stream-enterer is released from the four woeful states. That is the first supramundane state. Next, the Once-returner returns to this world only once more. They may be born in heaven and return to the human world only once. These are named according to how they shorten *saṃsāra*. Non-returning is the third stage. They do not return to this world. They end *saṃsāric* suffering in the Brahma realm itself and attain final Nibbāna (*pariNibbāna) as a noble Arahant. That is the state of Non-returning. Arahantship is this final life. After this life, there is no further birth (*jāti*). Birth is suffering (*jāti dukkha*)—although ordinary people celebrate birth with great festivities as birthdays. What a suffering birth is! Yet the child does not remember it, and sometimes the mother does not remember it either. Not only that, if we look with our eyes wide open, according to the state of the world, is it not because of birth (*jāti*) that all these troubles arise? Even this physical frame of ours is due to this birth (*jāti*). Due to the craving (*taṇhā*) and mental grasping (*upādāna*) we created in the past, we received a certain body according to kamma. Sometimes one might be born blind, mute, or deaf, and how much suffering must one undergo because of that? Well, let us suppose one is born without any such defects, with all limbs intact. Even then, to nourish this body, to survive, from the day of birth, only if parents and others feed and look after us can we live. When the time comes that we can no longer depend on them, then through the sweat of our brow, getting soiled in mud, undergoing various hardships, we must earn a living. Such is the situation for protecting this life—for maintaining this physical frame. Thus, that is the suffering born of birth (*jāti*). Next, what comes together with birth is aging (*jarā*). From the very day of birth, we age. We usually say we have grown old, reached old age, by setting a certain limit—saying it is after forty or thirty-five years. But in truth, this aging begins from birth itself. Even the hair on our head that is born keeps aging. When this aging accelerates, ailment and disease come. Gradually, sickness also joins and worsens this problem. In the end, this culminates in death (*maraṇa*).</w:t>
       </w:r>
     </w:p>
     <w:p>
       <w:r>
         <w:rPr>
           <w:rFonts w:ascii="Georgia" w:hAnsi="Georgia"/>
+          <w:b w:val="0"/>
+          <w:i w:val="0"/>
+          <w:sz w:val="24"/>
         </w:rPr>
         <w:t>It is because of these four—birth, aging, sickness, and death (*jāti, jarā, vyādhi, maraṇa*)—that the Buddha abandoned such royal luxury and departed. Other sufferings in the world are minor. They can increase or decrease. These four are common to everyone. Therefore, if someone contemplates this *saṃsāric* state with wisdom, instead of running after that vast array of knowledge held by the world as conventional truth, what they must do is apply themselves to this path of practice—to *yoga*—declared by the Buddha, just as Ven. Poṭhila did in the end when he learned that "lesson." One must turn away from *ayoga* (non-practice) and engage in *yoga* (practice). *Yoga* means meditative attention. In this way, one must approach those who can give instructions on a meditation subject, receive instructions from them, and—humbly like Ven. Poṭhila—walk that path of the Dhamma. For a long time in *saṃsāra*, we have been running in a futile race. Like the deer running after the mirage, in this life, we set certain goals in our childhood. A small child looks at the lives of adults and develops desires for their lands and houses, the vehicles they use, and so on. Those very things are given to the child as toys, and are placed before them on the day they are first fed solid food. Those are the target objects of their parents' desires. It is those objects that the little child goes and grasps on that first feeding day. Next, the child dedicates their entire life to that grasped object. Those are the toys of small children. There is no need to speak separately of the toys of grown-up children. They spend their entire lives chasing after them. Sometimes they sacrifice their lives. But in the end, they are empty things. One can never escape *saṃsāra* through such things.</w:t>
       </w:r>
@@ -583,56 +509,42 @@
       <w:r>
         <w:rPr>
           <w:rFonts w:ascii="Georgia" w:hAnsi="Georgia"/>
+          <w:b w:val="0"/>
+          <w:i w:val="0"/>
+          <w:sz w:val="24"/>
         </w:rPr>
-        <w:t xml:space="preserve">Instead, what must be done is to stop that running and try to halt the mind, using the object of a meditation subject. Even to the robber Angulimāla, that bandit, the Buddha said, "I have stopped, you too stop." It is just like that. This stopping is what the world needs—not running. Everyone invites us to run. Halting this running is what is called meditative attention. To help in this, by nipping the incoming objects at the sense doors in the bud through a meditation subject, noting them in a highly subtle manner—endowed with mindfulness and full awareness (*sati-sampajañña*)—one becomes able to realize for oneself the three characteristics of impermanence (*anicca*), suffering (*dukkha*), and not-self (*anattā*) expounded by the Buddha. If everything changes, if everything is of the nature of arising and passing away, if one is oppressed by them, if they break up with extreme rapidity, this is a highly dangerous thing—this is suffering (*dukkha*). If we keep patching up </w:t>
-      </w:r>
-      <w:r>
-        <w:rPr>
-          <w:rFonts w:ascii="Georgia" w:hAnsi="Georgia"/>
-        </w:rPr>
-        <w:lastRenderedPageBreak/>
-        <w:t>and using a vehicle whose parts are falling apart, how troublesome is that? What a suffering! Similarly, this body of ours—even if we take food and drink, we must nourish it again in a few hours. We take this inhalation with great pleasure, smelling a nice flower, but we have to exhale it. The same applies to other things. Because of this breaking-up nature, this changing nature, this mutability (*vipariṇāma*), the Buddha declared this to be *dukkha* (suffering). Identifying these three marks should be the goal of everyone's life: the characteristic of impermanence (*anicca*), the characteristic of suffering (*dukkha*), and the characteristic of not-self (*anattā*). If this is suffering, if it is something painful, if there is indeed no pleasure here, how can one proudly claim it as "I" and "mine"? It breaks up precisely because it cannot be kept under one's control. If it could be called "mine," it should behave as I wish. But this is not such a thing. In a way we did not expect, at a moment we did not expect, the things we desire, the things we hold onto, the things we possess, change, break, and are destroyed—they are separated from us. Such is the nature of this *saṃsāra*.</w:t>
+        <w:t>Instead, what must be done is to stop that running and try to halt the mind, using the object of a meditation subject. Even to the robber Angulimāla, that bandit, the Buddha said, "I have stopped, you too stop." It is just like that. This stopping is what the world needs—not running. Everyone invites us to run. Halting this running is what is called meditative attention. To help in this, by nipping the incoming objects at the sense doors in the bud through a meditation subject, noting them in a highly subtle manner—endowed with mindfulness and full awareness (*sati-sampajañña*)—one becomes able to realize for oneself the three characteristics of impermanence (*anicca*), suffering (*dukkha*), and not-self (*anattā*) expounded by the Buddha. If everything changes, if everything is of the nature of arising and passing away, if one is oppressed by them, if they break up with extreme rapidity, this is a highly dangerous thing—this is suffering (*dukkha*). If we keep patching up and using a vehicle whose parts are falling apart, how troublesome is that? What a suffering! Similarly, this body of ours—even if we take food and drink, we must nourish it again in a few hours. We take this inhalation with great pleasure, smelling a nice flower, but we have to exhale it. The same applies to other things. Because of this breaking-up nature, this changing nature, this mutability (*vipariṇāma*), the Buddha declared this to be *dukkha* (suffering). Identifying these three marks should be the goal of everyone's life: the characteristic of impermanence (*anicca*), the characteristic of suffering (*dukkha*), and the characteristic of not-self (*anattā*). If this is suffering, if it is something painful, if there is indeed no pleasure here, how can one proudly claim it as "I" and "mine"? It breaks up precisely because it cannot be kept under one's control. If it could be called "mine," it should behave as I wish. But this is not such a thing. In a way we did not expect, at a moment we did not expect, the things we desire, the things we hold onto, the things we possess, change, break, and are destroyed—they are separated from us. Such is the nature of this *saṃsāra*.</w:t>
       </w:r>
     </w:p>
     <w:p>
       <w:r>
         <w:rPr>
           <w:rFonts w:ascii="Georgia" w:hAnsi="Georgia"/>
+          <w:b w:val="0"/>
+          <w:i w:val="0"/>
+          <w:sz w:val="24"/>
         </w:rPr>
-        <w:t xml:space="preserve">The one who has directly realized this nature with wisdom attains that supreme bliss of Nibbāna, which is called the calming of all </w:t>
-      </w:r>
-      <w:r>
-        <w:rPr>
-          <w:rFonts w:ascii="Georgia" w:hAnsi="Georgia"/>
-        </w:rPr>
-        <w:t>Preparations</w:t>
-      </w:r>
-      <w:r>
-        <w:rPr>
-          <w:rFonts w:ascii="Georgia" w:hAnsi="Georgia"/>
-        </w:rPr>
-        <w:t xml:space="preserve"> (*sabba-saṅkhāra-samatha*) expounded by the Buddha. Nibbāna means Nibbāna. Throughout this entire world, throughout this entire *saṃsāra*, there is a burning. Wondrously, the world burns within and without. The Buddha declared: "Monks, everything is burning." The eye, the ear, the nose, and all these are burning. The world lives amidst such a multitude of burnings. Through the Dhamma expounded by the Buddha, having escaped from these burnings, he showed the path to that supreme Nibbāna. That path of practice is what is called the Buddha's teaching. Its essence is the application of that practice. Therefore, you, devout lay disciples, having undertaken the valuable Noble Eight Precepts (*ariya-aṭṭhaṅgika-sīla*) on this valuable Uposatha day—and there are those here who have undertaken even more valuable precepts—having restrained body and speech in whatever manner, have now listened to several Dhamma points related to the Buddha's teaching. Through this—by means of the similes and other examples we presented—even if you adopt only the practical aspects necessary for your daily lives, if not everything, that is sufficient. Next, what is important is that in your daily life—not as a mere experiment, but incorporating it into your lifestyle, incorporating it into your daily routine, dedicating at least a short time of the day to this meditative attention, even a few minutes, or if possible, when you have free time, or even by taking leave—you turn toward this, and apply your life to that supreme task, duty, and purpose of *saṃsāric* release, the realization of Nibbāna, which has been neglected due to falling into negligence in this long *saṃsāra*.</w:t>
+        <w:t>The one who has directly realized this nature with wisdom attains that supreme bliss of Nibbāna, which is called the calming of all preparations (*sabba-saṅkhāra-samatha*) expounded by the Buddha. Nibbāna means Nibbāna. Throughout this entire world, throughout this entire *saṃsāra*, there is a burning. Wondrously, the world burns within and without. The Buddha declared: "Monks, everything is burning." The eye, the ear, the nose, and all these are burning. The world lives amidst such a multitude of burnings. Through the Dhamma expounded by the Buddha, having escaped from these burnings, he showed the path to that supreme Nibbāna. That path of practice is what is called the Buddha's teaching. Its essence is the application of that practice. Therefore, you, devout lay disciples, having undertaken the valuable Noble Eight Precepts (*ariya-aṭṭhaṅgika-sīla*) on this valuable Uposatha day—and there are those here who have undertaken even more valuable precepts—having restrained body and speech in whatever manner, have now listened to several Dhamma points related to the Buddha's teaching. Through this—by means of the similes and other examples we presented—even if you adopt only the practical aspects necessary for your daily lives, if not everything, that is sufficient. Next, what is important is that in your daily life—not as a mere experiment, but incorporating it into your lifestyle, incorporating it into your daily routine, dedicating at least a short time of the day to this meditative attention, even a few minutes, or if possible, when you have free time, or even by taking leave—you turn toward this, and apply your life to that supreme task, duty, and purpose of *saṃsāric* release, the realization of Nibbāna, which has been neglected due to falling into negligence in this long *saṃsāra*.</w:t>
       </w:r>
     </w:p>
     <w:p>
       <w:r>
         <w:rPr>
           <w:rFonts w:ascii="Georgia" w:hAnsi="Georgia"/>
+          <w:b w:val="0"/>
+          <w:i w:val="0"/>
+          <w:sz w:val="24"/>
         </w:rPr>
-        <w:t xml:space="preserve">At this moment, within this Dhamma sermon, we believe that several valuable Dhamma teachings helpful for Nibbāna have been deposited in your minds. You listened to this with faith (*saddhā*). Faith is a highly valuable quality. So much so, the Buddha declared this faith to be a spiritual faculty (*indriya*) as well as a spiritual power (*bala*) that aids in realizing Nibbāna. Mindfulness (*sati*), </w:t>
-      </w:r>
-      <w:r>
-        <w:rPr>
-          <w:rFonts w:ascii="Georgia" w:hAnsi="Georgia"/>
-        </w:rPr>
-        <w:lastRenderedPageBreak/>
-        <w:t>concentration (*samādhi*), and wisdom (*paññā*)—we believe that you have gained the strength to develop these to some extent by listening and reflecting on this Dhamma sermon. Therefore, by applying a pure mind, body, and speech with the strength you have received, which is considered the benefit of listening to the Dhamma today, if a great mass of wholesome states (*kusala*) has arisen, let us now share all those merits with those who expect them and wish to receive them.</w:t>
+        <w:t>At this moment, within this Dhamma sermon, we believe that several valuable Dhamma teachings helpful for Nibbāna have been deposited in your minds. You listened to this with faith (*saddhā*). Faith is a highly valuable quality. So much so, the Buddha declared this faith to be a spiritual faculty (*indriya*) as well as a spiritual power (*bala*) that aids in realizing Nibbāna. Mindfulness (*sati*), concentration (*samādhi*), and wisdom (*paññā*)—we believe that you have gained the strength to develop these to some extent by listening and reflecting on this Dhamma sermon. Therefore, by applying a pure mind, body, and speech with the strength you have received, which is considered the benefit of listening to the Dhamma today, if a great mass of wholesome states (*kusala*) has arisen, let us now share all those merits with those who expect them and wish to receive them.</w:t>
       </w:r>
     </w:p>
     <w:p>
       <w:r>
         <w:rPr>
           <w:rFonts w:ascii="Georgia" w:hAnsi="Georgia"/>
+          <w:b w:val="0"/>
+          <w:i w:val="0"/>
+          <w:sz w:val="24"/>
         </w:rPr>
         <w:t>Whatever sublime mass of wholesome merit we have gathered through this preaching and listening to the Dhamma on this occasion, may the guardian deities of the Dispensation, the assembly of Devas and Brahmas, and especially all the deities presiding over this place, rejoice in this mass of merit! According to their own aspirations, may they realize the supreme, deathless, great Nibbāna through one of the three Bodhis (Awakenings)! May they protect the Dispensation and us! We must make this aspiration. Similarly, may all beings—including one's own departed relatives—from the Avīci hell to the Akanitṭha heaven, who wish for merit and seek Nibbāna, rejoice in this noble merit and realize the supreme, deathless, great Nibbāna as quickly as possible through their aspired Bodhi. Reciting these verses, share the merits:</w:t>
       </w:r>
@@ -641,10 +553,19 @@
       <w:r>
         <w:rPr>
           <w:rFonts w:ascii="Georgia" w:hAnsi="Georgia"/>
+          <w:b w:val="0"/>
+          <w:i w:val="0"/>
+          <w:sz w:val="24"/>
         </w:rPr>
         <w:t>“*Ettāvatā ca amhehi.........*”</w:t>
       </w:r>
     </w:p>
+    <w:sectPr>
+      <w:pgSz w:w="12240" w:h="15840"/>
+      <w:pgMar w:top="1440" w:right="1800" w:bottom="1440" w:left="1800" w:header="720" w:footer="720" w:gutter="0"/>
+      <w:cols w:space="720"/>
+      <w:docGrid w:linePitch="360"/>
+    </w:sectPr>
   </w:body>
 </w:document>
 </file>

--- a/docs/docx/sermon_004_ENGLISH.docx
+++ b/docs/docx/sermon_004_ENGLISH.docx
@@ -3,22 +3,25 @@
 <w:document xmlns:wpc="http://schemas.microsoft.com/office/word/2010/wordprocessingCanvas" xmlns:mo="http://schemas.microsoft.com/office/mac/office/2008/main" xmlns:mc="http://schemas.openxmlformats.org/markup-compatibility/2006" xmlns:mv="urn:schemas-microsoft-com:mac:vml" xmlns:o="urn:schemas-microsoft-com:office:office" xmlns:r="http://schemas.openxmlformats.org/officeDocument/2006/relationships" xmlns:m="http://schemas.openxmlformats.org/officeDocument/2006/math" xmlns:v="urn:schemas-microsoft-com:vml" xmlns:wp14="http://schemas.microsoft.com/office/word/2010/wordprocessingDrawing" xmlns:wp="http://schemas.openxmlformats.org/drawingml/2006/wordprocessingDrawing" xmlns:w10="urn:schemas-microsoft-com:office:word" xmlns:w="http://schemas.openxmlformats.org/wordprocessingml/2006/main" xmlns:w14="http://schemas.microsoft.com/office/word/2010/wordml" xmlns:wpg="http://schemas.microsoft.com/office/word/2010/wordprocessingGroup" xmlns:wpi="http://schemas.microsoft.com/office/word/2010/wordprocessingInk" xmlns:wne="http://schemas.microsoft.com/office/word/2006/wordml" xmlns:wps="http://schemas.microsoft.com/office/word/2010/wordprocessingShape" mc:Ignorable="w14 wp14">
   <w:body>
     <w:p>
+      <w:pPr>
+        <w:pStyle w:val="Heading1"/>
+      </w:pPr>
+      <w:bookmarkStart w:id="6" w:name="_Toc242628787"/>
       <w:r>
         <w:rPr>
           <w:rFonts w:ascii="Georgia" w:hAnsi="Georgia"/>
           <w:b/>
-          <w:i w:val="0"/>
           <w:sz w:val="32"/>
         </w:rPr>
+        <w:lastRenderedPageBreak/>
         <w:t>Pahankanuwa Sermon #4</w:t>
       </w:r>
+      <w:bookmarkEnd w:id="6"/>
     </w:p>
     <w:p>
       <w:r>
         <w:rPr>
           <w:rFonts w:ascii="Georgia" w:hAnsi="Georgia"/>
-          <w:b w:val="0"/>
-          <w:i w:val="0"/>
           <w:sz w:val="22"/>
         </w:rPr>
         <w:t>English Translation</w:t>
@@ -28,8 +31,6 @@
       <w:r>
         <w:rPr>
           <w:rFonts w:ascii="Georgia" w:hAnsi="Georgia"/>
-          <w:b w:val="0"/>
-          <w:i w:val="0"/>
           <w:sz w:val="22"/>
         </w:rPr>
         <w:t>Translated from Sinhala</w:t>
@@ -40,9 +41,7 @@
         <w:rPr>
           <w:rFonts w:ascii="Georgia" w:hAnsi="Georgia"/>
           <w:b/>
-          <w:i w:val="0"/>
           <w:color w:val="000000"/>
-          <w:sz w:val="24"/>
         </w:rPr>
         <w:t>Author: Ven. Katukurunde Nanananda Thero</w:t>
       </w:r>
@@ -51,9 +50,6 @@
       <w:r>
         <w:rPr>
           <w:rFonts w:ascii="Georgia" w:hAnsi="Georgia"/>
-          <w:b w:val="0"/>
-          <w:i w:val="0"/>
-          <w:sz w:val="24"/>
         </w:rPr>
         <w:t>(Pahankaṇuwa Sinhala Audio Dhamma Sermon No. )</w:t>
       </w:r>
@@ -62,9 +58,6 @@
       <w:r>
         <w:rPr>
           <w:rFonts w:ascii="Georgia" w:hAnsi="Georgia"/>
-          <w:b w:val="0"/>
-          <w:i w:val="0"/>
-          <w:sz w:val="24"/>
         </w:rPr>
         <w:t>Namo tassa bhagavato arahato sammāsambuddhassa</w:t>
       </w:r>
@@ -73,9 +66,6 @@
       <w:r>
         <w:rPr>
           <w:rFonts w:ascii="Georgia" w:hAnsi="Georgia"/>
-          <w:b w:val="0"/>
-          <w:i w:val="0"/>
-          <w:sz w:val="24"/>
         </w:rPr>
         <w:t>(Homage to the Blessed One, the Worthy One, the Fully Self-Enlightened One)</w:t>
       </w:r>
@@ -85,7 +75,6 @@
         <w:rPr>
           <w:rFonts w:ascii="Georgia" w:hAnsi="Georgia"/>
           <w:b/>
-          <w:i w:val="0"/>
           <w:color w:val="000000"/>
           <w:sz w:val="22"/>
         </w:rPr>
@@ -96,7 +85,6 @@
       <w:r>
         <w:rPr>
           <w:rFonts w:ascii="Georgia" w:hAnsi="Georgia"/>
-          <w:b w:val="0"/>
           <w:i/>
           <w:color w:val="000000"/>
           <w:sz w:val="28"/>
@@ -108,7 +96,6 @@
       <w:r>
         <w:rPr>
           <w:rFonts w:ascii="Georgia" w:hAnsi="Georgia"/>
-          <w:b w:val="0"/>
           <w:i/>
           <w:color w:val="000000"/>
           <w:sz w:val="28"/>
@@ -120,7 +107,6 @@
       <w:r>
         <w:rPr>
           <w:rFonts w:ascii="Georgia" w:hAnsi="Georgia"/>
-          <w:b w:val="0"/>
           <w:i/>
           <w:color w:val="000000"/>
           <w:sz w:val="28"/>
@@ -132,7 +118,6 @@
       <w:r>
         <w:rPr>
           <w:rFonts w:ascii="Georgia" w:hAnsi="Georgia"/>
-          <w:b w:val="0"/>
           <w:i/>
           <w:color w:val="000000"/>
           <w:sz w:val="28"/>
@@ -144,7 +129,6 @@
       <w:r>
         <w:rPr>
           <w:rFonts w:ascii="Georgia" w:hAnsi="Georgia"/>
-          <w:b w:val="0"/>
           <w:i/>
           <w:color w:val="000000"/>
           <w:sz w:val="28"/>
@@ -156,7 +140,6 @@
       <w:r>
         <w:rPr>
           <w:rFonts w:ascii="Georgia" w:hAnsi="Georgia"/>
-          <w:b w:val="0"/>
           <w:i/>
           <w:color w:val="000000"/>
           <w:sz w:val="28"/>
@@ -169,7 +152,6 @@
         <w:rPr>
           <w:rFonts w:ascii="Georgia" w:hAnsi="Georgia"/>
           <w:b/>
-          <w:i w:val="0"/>
           <w:sz w:val="22"/>
         </w:rPr>
         <w:t>From:</w:t>
@@ -179,8 +161,6 @@
       <w:r>
         <w:rPr>
           <w:rFonts w:ascii="Georgia" w:hAnsi="Georgia"/>
-          <w:b w:val="0"/>
-          <w:i w:val="0"/>
           <w:sz w:val="28"/>
         </w:rPr>
         <w:t>Verse 282 from the Maggavagga (Chapter on the Path) of the Dhammapada</w:t>
@@ -190,9 +170,6 @@
       <w:r>
         <w:rPr>
           <w:rFonts w:ascii="Georgia" w:hAnsi="Georgia"/>
-          <w:b w:val="0"/>
-          <w:i w:val="0"/>
-          <w:sz w:val="24"/>
         </w:rPr>
         <w:t>Dear Listeners,</w:t>
       </w:r>
@@ -201,9 +178,6 @@
       <w:r>
         <w:rPr>
           <w:rFonts w:ascii="Georgia" w:hAnsi="Georgia"/>
-          <w:b w:val="0"/>
-          <w:i w:val="0"/>
-          <w:sz w:val="24"/>
         </w:rPr>
         <w:t>The Sublime Dhamma expounded by the Teacher of the Three Worlds, the Buddha—that Buddha-word—is indeed a path of practice that helps one escape the suffering of *saṃsāra* and realize Nibbāna. Therefore, no matter how comprehensively one studies the Buddha's teachings, complete with commentaries and sub-commentaries, or commits them to memory, if one does not walk this path of practice consisting of virtue (*sīla*), concentration (*samādhi*), and wisdom (*paññā*), the ultimate purpose of the Buddha's teaching is not fulfilled. One cannot realize Nibbāna. Meditation is especially essential for realizing Nibbāna. Without meditation, no one can attain Nibbāna. The word that conveys this meaning of engaging in meditation is '*yoga*'. In other religions, the word '*yoga*' may be used in various other senses. However, in our Dhamma, '*yoga*' refers to meditative attention—to meditation and reflection. '*Ayoga*' means non-application to meditation. Thus, '*yoga*' is application to meditation, and '*ayoga*' is the lack of application to meditation. It is to demonstrate the difference between these two that we have chosen as our theme today this verse uttered by the Buddha.</w:t>
       </w:r>
@@ -212,10 +186,8 @@
       <w:r>
         <w:rPr>
           <w:rFonts w:ascii="Georgia" w:hAnsi="Georgia"/>
-          <w:b w:val="0"/>
-          <w:i w:val="0"/>
-          <w:sz w:val="24"/>
         </w:rPr>
+        <w:lastRenderedPageBreak/>
         <w:t>The background story related to this verse is a highly exemplary tale. During the time when the Buddha was residing at Jeta Grove, there was a senior elder named Poṭhila. This Ven. Poṭhila was an expert in the *Tipiṭaka*, having committed it entirely to memory, and was an acharya who taught the Dhamma to five hundred pupils. Judging by the standards of today, you all know how various degrees are awarded—he was an elder worthy of being honored with great titles such as *Tipiṭakācāriya* or *Tipiṭaka-vāgīssarācāriya*. Yet, despite Ven. Poṭhila being so full of book learning, he did not turn his mind toward meditation. He did not think about his own Nibbāna, or his own release from *saṃsāra*, no matter how many pupils he taught. The Buddha, thinking of this monk, felt a sense of urgency (*saṃvega*). "Alas, even though he is so highly educated, he still has not thought about his own Nibbāna." What was the device the Buddha used to instill a sense of urgency in this monk? When Ven. Poṭhila came to pay respects, the Buddha would address him as "Empty Poṭhila" (*Tuccha-Poṭhila*). However the word '*tuccha*' is used in society, its literal meaning is 'empty'. Thus: "Come here, Empty Poṭhila. Welcome, Empty Poṭhila. Sit down, Empty Poṭhila. Ah, well, go now, Empty Poṭhila. There goes Empty Poṭhila." In this manner, whenever Ven. Poṭhila approached, the Buddha would use those words—the word '*tuccha*'. This monk felt a deep sense of urgency. "Alas! The Buddha—my Teacher—addresses me with this word 'empty', me, who am so highly educated and who teaches such a vast number of pupils!" Now, why did the Buddha out of great compassion give him this "insulting nickname"? It was to arouse in that monk a sense of urgency regarding deliverance from *saṃsāra*, and also to shatter the pride born of his learning and his large following.</w:t>
       </w:r>
     </w:p>
@@ -223,31 +195,36 @@
       <w:r>
         <w:rPr>
           <w:rFonts w:ascii="Georgia" w:hAnsi="Georgia"/>
-          <w:b w:val="0"/>
-          <w:i w:val="0"/>
-          <w:sz w:val="24"/>
         </w:rPr>
-        <w:t>For one who is practicing virtuous qualities in this Dispensation (*Sāsana*), while engaged in activities like meditation, it becomes necessary to receive various instructions under the guidance of a teacher. To receive such instructions, humility is indispensable. This monk must have thought, "Now I know everything." An already filled pot cannot be refilled; it must be emptied before it can be filled. It was with this intention of emptying him and shattering his pride that the Buddha began addressing this monk as "Empty". Yet, this monk did not become angry because of it. He did not harbor ill-will or hatred toward the Buddha, thinking, "He is disrespecting me." Understanding his own position, he then decided, "Now I must abandon all these pupils and leave. I must go to some forest monastery, go to a remote forest, and meditate." Having made this resolution, the next morning he taught his pupils for the last time. As soon as the very last pupil departed, in a manner unseen and unnoticed by anyone—almost in disguise, or rather, simply unnoticed—he departed before dawn. Having traveled hundreds of leagues away, he arrived at a certain forest monastery. In that forest monastery, there resided thirty monks—all of whom were Arahants. This elder approached the chief monk of the monastery and requested, "O venerable sir, please be my refuge." That is, to help him achieve Nibbāna. This elder first said, "Alas, are you not a person of such vast learning? It is from people like you that we too have to learn." "Alas, do not say so, venerable sir! I have come seeking refuge. Please give me a meditation subject (*kammaṭṭhāna*) for Nibbāna." To break his pride further, the chief monk sent him to the second monk. That monk sent him to the next. In this manner, they passed him along until he was sent to a newly ordained seven-year-old novice monk (*sāmaṇera*) who sat at the very end of the entire community of monks. This novice was no ordinary person; he was an Arahant. When Ven. Poṭhila approached, this young novice, who was indeed a great Arahant, was sewing a robe in a quiet spot. Ven. Poṭhila came up to the novice, paid respects, and pleaded, "Venerable good sir, please be my refuge; please help me." Then this novice also said, "Alas, venerable sir, you are an elder who is very elderly, learned, and of great erudition. When we ourselves ought to learn from you, why do you speak like this?" "No, no, do not say so. I have come with the hope of realizing Nibbāna. Please help me. If you tell me to, I am even prepared to jump into fire." Thus he expressed his obedience. To remove any remaining pride and test his obedience, the young novice pointed to a pond nearby and said, "If so, venerable sir, step into that pond over there." Ven. Poṭhila, who was wearing fine, valuable robes, stepped into the pond just as he was. As soon as he stepped in, and the edge of his robe was barely wet, the young Arahant novice called out, "Come back, venerable sir!" and then began to deliver the lesson.</w:t>
+        <w:t xml:space="preserve">For one who is practicing virtuous qualities in this Dispensation (*Sāsana*), while engaged in activities like meditation, it becomes necessary to receive various instructions under the guidance of a teacher. To receive such instructions, humility is indispensable. This monk must have thought, "Now I know everything." An already filled pot cannot be refilled; it must be emptied before it can be filled. It was with this intention of emptying him and shattering his pride that the Buddha began addressing this monk as "Empty". Yet, this monk did not become angry because of it. He did not harbor ill-will or hatred toward the Buddha, thinking, "He is disrespecting me." Understanding his own position, he then decided, "Now I must abandon all these pupils and leave. I must go to some forest monastery, go to a remote forest, and meditate." Having made this resolution, the next morning he taught his pupils for the last time. As soon as the very last pupil departed, in a manner unseen and unnoticed by anyone—almost in disguise, or rather, simply unnoticed—he departed before dawn. Having traveled hundreds of leagues away, he arrived at a certain forest monastery. In that forest monastery, there resided thirty monks—all of whom were Arahants. This elder approached the chief monk of the monastery and requested, "O venerable sir, please be my refuge." That is, to help him achieve Nibbāna. This elder first said, "Alas, are you not a person of such vast learning? It is from people like you that we too have to learn." "Alas, do not say so, venerable sir! I have come seeking refuge. Please give me a meditation subject </w:t>
+      </w:r>
+      <w:r>
+        <w:rPr>
+          <w:rFonts w:ascii="Georgia" w:hAnsi="Georgia"/>
+        </w:rPr>
+        <w:lastRenderedPageBreak/>
+        <w:t>(*kammaṭṭhāna*) for Nibbāna." To break his pride further, the chief monk sent him to the second monk. That monk sent him to the next. In this manner, they passed him along until he was sent to a newly ordained seven-year-old novice monk (*sāmaṇera*) who sat at the very end of the entire community of monks. This novice was no ordinary person; he was an Arahant. When Ven. Poṭhila approached, this young novice, who was indeed a great Arahant, was sewing a robe in a quiet spot. Ven. Poṭhila came up to the novice, paid respects, and pleaded, "Venerable good sir, please be my refuge; please help me." Then this novice also said, "Alas, venerable sir, you are an elder who is very elderly, learned, and of great erudition. When we ourselves ought to learn from you, why do you speak like this?" "No, no, do not say so. I have come with the hope of realizing Nibbāna. Please help me. If you tell me to, I am even prepared to jump into fire." Thus he expressed his obedience. To remove any remaining pride and test his obedience, the young novice pointed to a pond nearby and said, "If so, venerable sir, step into that pond over there." Ven. Poṭhila, who was wearing fine, valuable robes, stepped into the pond just as he was. As soon as he stepped in, and the edge of his robe was barely wet, the young Arahant novice called out, "Come back, venerable sir!" and then began to deliver the lesson.</w:t>
       </w:r>
     </w:p>
     <w:p>
       <w:r>
         <w:rPr>
           <w:rFonts w:ascii="Georgia" w:hAnsi="Georgia"/>
-          <w:b w:val="0"/>
-          <w:i w:val="0"/>
-          <w:sz w:val="24"/>
         </w:rPr>
-        <w:t>You, devout listeners, can imagine what that scene must have been like. A seven-year-old novice—how cute and delicate a novice, yet an Arahant! And the other monk, highly learned, gray-haired, and possessing a very imposing appearance. Yet, that elder sat squatting, ready to learn this lesson in order to realize Nibbāna. He was prepared to learn from this seven-year-old novice a lesson he had been unable to learn for so long. What was the lesson given by this Arahant novice? He gave a simile that anyone can take deeply or simply: "Then, venerable sir, let us suppose there is an anthill with six holes. A monitor lizard enters through one of those six holes. If one wants to catch this lizard, what should one do? One must block five of the holes and watch over the single hole through which the lizard entered. By watching there, one can catch the lizard. In the same way, venerable sir, we have six sense bases—like the anthill, in this body of ours. Various objects enter through these six sense doors. If we want to 'catch' those objects that have entered—here, 'catching' means understanding in a deep sense. As is commonly said nowadays: 'I couldn't catch what was said.' It is that kind of catching that is meant here. Catching the lizard means truly understanding the real nature of the object—various objects, which we call 'sense-objects' when we think of various things. Truly understanding the real nature of the object is what is meant by catching the object. Just as one blocks the five holes to catch the lizard, among these six sense bases, one must close the five doors of the external senses, namely the eye, ear, nose, tongue, and body, and engage in guarding the door of the mind (*manas*), also called 'the mind' (*sita*). That is the idea." There was no need for further elaboration. No sooner had the young novice spoken this simile than Ven. Poṭhila’s past merits came to the fore, and he understood it deeply. Immediately upon that realization, the Buddha, who had been watching this event from hundreds of leagues away, using his Buddha-knowledge to further encourage Ven. Poṭhila—to inspire him to apply himself to the meditation subject—uttered the verse we took as our theme:</w:t>
+        <w:t xml:space="preserve">You, devout listeners, can imagine what that scene must have been like. A seven-year-old novice—how cute and delicate a novice, yet an Arahant! And the other monk, highly learned, gray-haired, and possessing a very imposing appearance. Yet, that elder sat squatting, ready to learn this lesson in order to realize Nibbāna. He was prepared to learn from this seven-year-old novice a lesson he had been unable to learn for so long. What was the lesson given by this Arahant novice? He gave a simile that anyone can take deeply or simply: "Then, venerable sir, let us suppose there is an anthill with six holes. A monitor lizard enters through one of those six holes. If one wants to catch this lizard, what should one do? One must block five of the holes and watch over the single hole through which the lizard entered. By watching there, one can catch the lizard. In the same way, venerable sir, we have six sense bases—like the anthill, in this body of ours. Various objects enter through these six sense doors. If we want to 'catch' those objects that have entered—here, 'catching' means understanding in a deep sense. As is commonly said nowadays: 'I couldn't catch what was said.' It is that kind of catching that is meant here. Catching the lizard means truly understanding the real nature of the object—various objects, which we call 'sense-objects' when we think of various things. Truly understanding the real nature of the object is what is meant by catching the object. Just as one blocks the five holes to catch the lizard, among these six sense bases, one must close the five doors of the external senses, namely the eye, ear, nose, tongue, and body, and engage in guarding the door of the mind (*manas*), also called 'the mind' (*sita*). That is the idea." There was no need for further elaboration. No sooner had the young novice spoken this simile than Ven. Poṭhila’s past merits came to the fore, and he understood it deeply. Immediately upon that realization, the Buddha, who had been watching this event from hundreds of leagues away, using his Buddha-knowledge to further </w:t>
+      </w:r>
+      <w:r>
+        <w:rPr>
+          <w:rFonts w:ascii="Georgia" w:hAnsi="Georgia"/>
+        </w:rPr>
+        <w:lastRenderedPageBreak/>
+        <w:t>encourage Ven. Poṭhila—to inspire him to apply himself to the meditation subject—uttered the verse we took as our theme:</w:t>
       </w:r>
     </w:p>
     <w:p>
       <w:r>
         <w:rPr>
           <w:rFonts w:ascii="Georgia" w:hAnsi="Georgia"/>
-          <w:b w:val="0"/>
-          <w:i w:val="0"/>
-          <w:sz w:val="24"/>
         </w:rPr>
         <w:t>&gt; *Yogā ve jāyati bhūri,*</w:t>
       </w:r>
@@ -256,9 +233,6 @@
       <w:r>
         <w:rPr>
           <w:rFonts w:ascii="Georgia" w:hAnsi="Georgia"/>
-          <w:b w:val="0"/>
-          <w:i w:val="0"/>
-          <w:sz w:val="24"/>
         </w:rPr>
         <w:t>&gt; *ayogā bhūrisaṅkhayo;*</w:t>
       </w:r>
@@ -267,9 +241,6 @@
       <w:r>
         <w:rPr>
           <w:rFonts w:ascii="Georgia" w:hAnsi="Georgia"/>
-          <w:b w:val="0"/>
-          <w:i w:val="0"/>
-          <w:sz w:val="24"/>
         </w:rPr>
         <w:t>&gt; *etaṁ dvedhāpathaṁ ñatvā,*</w:t>
       </w:r>
@@ -278,9 +249,6 @@
       <w:r>
         <w:rPr>
           <w:rFonts w:ascii="Georgia" w:hAnsi="Georgia"/>
-          <w:b w:val="0"/>
-          <w:i w:val="0"/>
-          <w:sz w:val="24"/>
         </w:rPr>
         <w:t>&gt; *bhavāya vibhavāya ca;*</w:t>
       </w:r>
@@ -289,9 +257,6 @@
       <w:r>
         <w:rPr>
           <w:rFonts w:ascii="Georgia" w:hAnsi="Georgia"/>
-          <w:b w:val="0"/>
-          <w:i w:val="0"/>
-          <w:sz w:val="24"/>
         </w:rPr>
         <w:t>&gt; *tathāttānaṁ niveseyya,*</w:t>
       </w:r>
@@ -300,9 +265,6 @@
       <w:r>
         <w:rPr>
           <w:rFonts w:ascii="Georgia" w:hAnsi="Georgia"/>
-          <w:b w:val="0"/>
-          <w:i w:val="0"/>
-          <w:sz w:val="24"/>
         </w:rPr>
         <w:t>&gt; *yathā bhūri pavaḍḍhati.*</w:t>
       </w:r>
@@ -311,31 +273,41 @@
       <w:r>
         <w:rPr>
           <w:rFonts w:ascii="Georgia" w:hAnsi="Georgia"/>
-          <w:b w:val="0"/>
-          <w:i w:val="0"/>
-          <w:sz w:val="24"/>
         </w:rPr>
-        <w:t>"*Yogā ve jāyati bhūri*"—*yoga* means application to meditation, meditative attention. Through that meditative attention, one can gain wisdom as vast as the earth itself; one can obtain a great result. "*Ayogā bhūrisaṅkhayo*"—but if there is no such meditative attention, no such application, what happens is the decay of wisdom. Wisdom is destroyed; understanding fades away. "*Etaṁ dvedhāpathaṁ ñatvā bhavāya vibhavāya ca*"—knowing these two paths, this fork in the road, fully understanding these two paths branching in opposite directions, one toward progress (*bhava* / becoming) and the other toward decline (*vibhava* / non-becoming); "*tathāttānaṁ niveseyya yathā bhūri pavaḍḍhati*"—"conduct oneself in such a way that wisdom may grow, walk that path, turn onto that path." This is how the Buddha advised Ven. Poṭhila through this verse. It is recorded that, encouraged by this advice, Ven. Poṭhila applied meditative attention with great speed and became an Arahant. From this, we can understand that there is a depth in that verse sufficient to aid one in attaining Arahantship. Why? Because the Dhamma he had studied was presented as a meditation subject through that simple simile of the monitor lizard and the anthill by the novice monk.</w:t>
+        <w:t>"*Yogā ve jāyati bhūri*"—*yoga* means application to meditation, meditative attention. Through that meditative attention, one can gain wisdom as vast as the earth itself; one can obtain a great result. "*Ayogā bhūrisaṅkhayo*"—but if there is no such meditative attention, no such application, what happens is the decay of wisdom. Wisdom is destroyed; understanding fades away. "*Etaṁ dvedhāpathaṁ ñatvā bhavāya vibhavāya ca*"—knowing these two paths, this fork in the road, fully understanding these two paths branching in opposite directions, one toward progress (*bhava</w:t>
+      </w:r>
+      <w:r>
+        <w:rPr>
+          <w:rFonts w:ascii="Georgia" w:hAnsi="Georgia"/>
+        </w:rPr>
+        <w:t>*)</w:t>
+      </w:r>
+      <w:r>
+        <w:rPr>
+          <w:rFonts w:ascii="Georgia" w:hAnsi="Georgia"/>
+        </w:rPr>
+        <w:t xml:space="preserve"> and the other toward decline (*vibhava*); "*tathāttānaṁ niveseyya yathā bhūri pavaḍḍhati*"—"conduct oneself in such a way that wisdom may grow, walk that path, turn onto that path." This is how the Buddha advised Ven. Poṭhila through this verse. It is recorded that, encouraged by this advice, Ven. Poṭhila applied meditative attention with great speed and became an Arahant. From this, we can understand that there is a depth in that verse sufficient to aid one in attaining Arahantship. Why? Because the Dhamma he had studied was presented as a meditation subject through that simple simile of the monitor lizard and the anthill by the novice monk.</w:t>
       </w:r>
     </w:p>
     <w:p>
       <w:r>
         <w:rPr>
           <w:rFonts w:ascii="Georgia" w:hAnsi="Georgia"/>
-          <w:b w:val="0"/>
-          <w:i w:val="0"/>
-          <w:sz w:val="24"/>
         </w:rPr>
-        <w:t>Now, we can draw many lessons from this story. Let us first look at that. First of all, we see in this story the difference between book learning (knowledge) and wisdom. This is something that many people confuse nowadays. Ours is an era overflowing with knowledge. What with science and various other arts and crafts—if you look at a library, it is filled with books. There is such an abundance of knowledge overflowing in the world. But wisdom is not that. Wisdom is a subtle understanding. Most people lack it. Especially, wisdom here means the deep understanding that leads to the realization of Nibbāna—the deep understanding of the Four Noble Truths. Most people do not have that. They do not strive for wisdom either. Instead, they carry a heavy burden of knowledge, spend their lives crushed by its weight, and in the end, when they die, they might be born in woeful states, as animals or hungry ghosts (*petas*). Why? Because one cannot escape *saṃsāra* with a mere burden of knowledge. For wisdom, one must travel the path of virtue, concentration, and wisdom (*sīla-samādhi-paññā*) and undergo training in it. Or to put it in another way—wisdom means unifying the mind through some meditation subject, developing the three characteristics of impermanence (*anicca*), suffering (*dukkha*), and not-self (*anattā*), and realizing the Paths and Fruits. The difference between these two is clearly illustrated here: although the elder Ven. Poṭhila possessed qualifications worthy of receiving various high academic degrees, he had not realized Nibbāna, the true purpose of the Buddha's teaching. He had not even attained the stage of a Stream-enterer (*sotāpanna*). Yet that seven-year-old novice, a newly ordained monk whom we call a "little monk," was no ordinary little one but a great Arahant. Such is the vast gulf between book learning and wisdom.</w:t>
+        <w:t>Now, we can draw many lessons from this story. Let us first look at that. First of all, we see in this story the difference between book learning (knowledge) and wisdom. This is something that many people confuse nowadays. Ours is an era overflowing with knowledge. What with science and various other arts and crafts—if you look at a library, it is filled with books. There is such an abundance of knowledge overflowing in the world. But wisdom is not that. Wisdom is a subtle understanding. Most people lack it. Especially, wisdom here means the deep understanding that leads to the realization of Nibbāna—the deep understanding of the Four Noble Truths. Most people do not have that. They do not strive for wisdom either. Instead, they carry a heavy burden of knowledge, spend their lives crushed by its weight, and in the end, when they die, they might be born in woeful states, as animals or hungry ghosts (*petas*). Why? Because one cannot escape *saṃsāra* with a mere burden of knowledge. For wisdom, one must travel the path of virtue, concentration, and wisdom (*sīla-samādhi-paññā*) and undergo training in it. Or to put it in another way—wisdom means unifying the mind through some meditation subject, developing the three characteristics of impermanence (*anicca*), suffering (*dukkha*), and not-</w:t>
+      </w:r>
+      <w:r>
+        <w:rPr>
+          <w:rFonts w:ascii="Georgia" w:hAnsi="Georgia"/>
+        </w:rPr>
+        <w:lastRenderedPageBreak/>
+        <w:t>self (*anattā*), and realizing the Paths and Fruits. The difference between these two is clearly illustrated here: although the elder Ven. Poṭhila possessed qualifications worthy of receiving various high academic degrees, he had not realized Nibbāna, the true purpose of the Buddha's teaching. He had not even attained the stage of a Stream-enterer (*sotāpanna*). Yet that seven-year-old novice, a newly ordained monk whom we call a "little monk," was no ordinary little one but a great Arahant. Such is the vast gulf between book learning and wisdom.</w:t>
       </w:r>
     </w:p>
     <w:p>
       <w:r>
         <w:rPr>
           <w:rFonts w:ascii="Georgia" w:hAnsi="Georgia"/>
-          <w:b w:val="0"/>
-          <w:i w:val="0"/>
-          <w:sz w:val="24"/>
         </w:rPr>
         <w:t>Furthermore, when we think of the word "empty" used by the Buddha, which might appear as a form of disparagement, we can understand that the primary quality needed to practice a meditation subject and train according to it is humility. Although Ven. Poṭhila had shortcomings initially, how humbly did he seek refuge from the novice at that moment! This is exemplary for everyone—an incident worthy of drawing a lesson in discipline. Thus, he demonstrated the quality of humility, setting an example for the world. Despite his vast learning, he humbly and respectfully sought advice from one who had supramundane realization. Ven. Poṭhila has given us a wonderful example.</w:t>
       </w:r>
@@ -344,9 +316,6 @@
       <w:r>
         <w:rPr>
           <w:rFonts w:ascii="Georgia" w:hAnsi="Georgia"/>
-          <w:b w:val="0"/>
-          <w:i w:val="0"/>
-          <w:sz w:val="24"/>
         </w:rPr>
         <w:t>On the other hand, look at the simile that was given, and also the training that demonstrated the spiritual majesty of that novice. He told Ven. Poṭhila to step into the pond, and the elder obeyed that majesty. Next, the simile given by the young monk: the simile of the monitor lizard entering an anthill. This 'anthill' carries a profound meaning. The simile of the anthill is shown in the Dhamma itself. This physical frame, born of parents, nourished by food and drink, and constructed from the four primary elements—earth, water, fire, and wind (or *paṭhavī, āpo, tejo, vāyo*)—is compared to an anthill. The six holes of this anthill are the six doors. The five external sense bases—eye, ear, nose, tongue, and body—are like the five external holes. Why are they called "holes"? They are "doors". Through these doors, we receive various objects. The eye sees forms, the ear hears sounds, the nose smells odors, the tongue tastes flavors, the body feels touch, and the mind receives thoughts. Thus, objects stream in through these six doors. Yet, there is a specialty here. It is the mind that experiences, that "consumes," the objects that stream in through the five external senses—eye, ear, nose, tongue, and body. If we were to view this like a picture, the five external senses are situated around the periphery, with the mind in the center. All the messages—sensory messages—from those five are deposited in the mind. If we think of the anthill, we can imagine that the mind is like the topmost hole of the anthill. It is the principal one. The five external senses are like the five holes around it. We can contemplate it in this way for a moment. We usually think that the eye apprehends the object, or the ear apprehends the object. But from wherever they are received, they ultimately deposit in the mind.</w:t>
       </w:r>
@@ -355,31 +324,36 @@
       <w:r>
         <w:rPr>
           <w:rFonts w:ascii="Georgia" w:hAnsi="Georgia"/>
-          <w:b w:val="0"/>
-          <w:i w:val="0"/>
-          <w:sz w:val="24"/>
         </w:rPr>
-        <w:t>The mind is foremost. This is one of the most special and supreme statements in the Buddha's teaching. Though modern science may not give it such consideration, the Buddha's teaching accords the primary place to the mind. The first two verses of the Dhammapada begin with the words: "*Manopubbaṅgamā dhammā, manoseṭṭhā manomayā*." This is like a fundamental principle of the Buddha's teaching. "*Manopubbaṅgamā dhammā*"—'*dhammā*' here refers to the things that are objects of the mind. We can call them "things." Mind precedes everything we consider to be "things." The mind is foremost in these. "*Manoseṭṭhā*"—the mind is supreme. "*Manomayā*"—when we truly ponder over it, they are mind-made; they are fashioned by the mind. Regarding what is taken as a "form" or a "sound" and so forth, it is the aspect connected to the mind that the Buddha highlights. These are, as it were, constructed by the mind itself. Therefore, it is through the mind itself that this problem must be resolved. What does it mean to resolve the problem through the mind itself? It is by reflecting on (attention to) the incoming objects. Through reflecting on these objects, one understands their true nature—their true nature according to the Dhamma. What do ordinary people do? They run after the form that meets the eye to see it better. They run after the sound that meets the ear. These are perceptions (*saññā*). The Buddha compared perceptions to a mirage. What is a mirage? During the hot season, due to atmospheric and climatic conditions, a deer sees a shimmering, flickering phenomenon on the ground, mistakes it for water, and runs after it. The more it runs, the further away it recedes. That is why it is called a mirage, or *mṛgatṛṣṇikā* (the deer's thirst). The thirsty deer runs after it. The Buddha compared perceptions to that very mirage. If so, how much do we exhaust ourselves trying to see a form clearly nowadays, such that microscopes are not enough, telescopes are not enough! To that extent we analyze and analyze them. Yet, that does not bring us closer to the Dhamma. It does not bring us closer to seeing the reality expounded by the Buddha. It does not ultimately help us comprehend the three characteristics of impermanence (*anicca*), suffering (*dukkha*), and not-self (*anattā*).</w:t>
+        <w:t xml:space="preserve">The mind is foremost. This is one of the most special and supreme statements in the Buddha's teaching. Though modern science may not give it such consideration, the Buddha's teaching accords the primary place to the mind. The first two verses of the Dhammapada begin with the words: "*Manopubbaṅgamā dhammā, manoseṭṭhā </w:t>
+      </w:r>
+      <w:r>
+        <w:rPr>
+          <w:rFonts w:ascii="Georgia" w:hAnsi="Georgia"/>
+        </w:rPr>
+        <w:lastRenderedPageBreak/>
+        <w:t>manomayā*." This is like a fundamental principle of the Buddha's teaching. "*Manopubbaṅgamā dhammā*"—'*dhammā*' here refers to the things that are objects of the mind. We can call them "things." Mind precedes everything we consider to be "things." The mind is foremost in these. "*Manoseṭṭhā*"—the mind is supreme. "*Manomayā*"—when we truly ponder over it, they are mind-made; they are fashioned by the mind. Regarding what is taken as a "form" or a "sound" and so forth, it is the aspect connected to the mind that the Buddha highlights. These are, as it were, constructed by the mind itself. Therefore, it is through the mind itself that this problem must be resolved. What does it mean to resolve the problem through the mind itself? It is by reflecting on (attention to) the incoming objects. Through reflecting on these objects, one understands their true nature—their true nature according to the Dhamma. What do ordinary people do? They run after the form that meets the eye to see it better. They run after the sound that meets the ear. These are perceptions (*saññā*). The Buddha compared perceptions to a mirage. What is a mirage? During the hot season, due to atmospheric and climatic conditions, a deer sees a shimmering, flickering phenomenon on the ground, mistakes it for water, and runs after it. The more it runs, the further away it recedes. That is why it is called a mirage, or *mṛgatṛṣṇikā* (the deer's thirst). The thirsty deer runs after it. The Buddha compared perceptions to that very mirage. If so, how much do we exhaust ourselves trying to see a form clearly nowadays, such that microscopes are not enough, telescopes are not enough! To that extent we analyze and analyze them. Yet, that does not bring us closer to the Dhamma. It does not bring us closer to seeing the reality expounded by the Buddha. It does not ultimately help us comprehend the three characteristics of impermanence (*anicca*), suffering (*dukkha*), and not-self (*anattā*).</w:t>
       </w:r>
     </w:p>
     <w:p>
       <w:r>
         <w:rPr>
           <w:rFonts w:ascii="Georgia" w:hAnsi="Georgia"/>
-          <w:b w:val="0"/>
-          <w:i w:val="0"/>
-          <w:sz w:val="24"/>
         </w:rPr>
-        <w:t>The same applies to sound and other sense-objects. People run far after these. What is the danger (*ādīnava*) of this running? Why do they run? It is because of desires for them. Running after these perceptions causes the growth of defilements known by various names such as craving (*taṇhā*), desire, and greed. Instead of that, what one is told to do—especially in insight (*vipassanā*) meditation—is to note (or contemplate) each of these things briefly. That yogi, the practitioner (*yogāvacara*), is traveling the path to Nibbāna, a journey to Nibbāna. Now, even if we are traveling a long distance, if we are heading toward a destination, but we keep stopping our vehicle everywhere because "here is a beautiful view" or "here is a good song" and stay to watch and listen, we will not be able to complete our journey. It becomes a cause for delay. Therefore, one who seeks Nibbāna diligently, when applying oneself to that yogic practice, to meditation, to meditative attention, does not chase after a form that is seen. One does not run after it. Instead, one presents to the mind: "Form, form," noting it in that manner twice as "this is merely a form." That is what is called noting, meditative attention. "Form, form." Similarly with a sound—if it is a song, without analyzing who sang it or what kind of song it is, the meditator seated in meditation finishes it right there by noting: "Sound, sound." "Sound, sound." Likewise with smells—whether an odor or a fragrance. That too is a certain sensation—an odor or fragrance. One notes it briefly and finishes it right there. In this manner, even if a thought arises, without letting that thought grow or proliferate, one notes it as a thought. One notes it as "merely a thought." It is through this that, instead of running after the mirage, one can halt the mind. Halting this running mind is the specific training done here.</w:t>
+        <w:t xml:space="preserve">The same applies to sound and other sense-objects. People run far after these. What is the danger (*ādīnava*) of this running? Why do they run? It is because of desires for them. Running after these perceptions causes the growth of defilements known by various names such as craving (*taṇhā*), desire, and greed. Instead of that, what one is told to do—especially in insight (*vipassanā*) meditation—is to note (or contemplate) each of these things briefly. That yogi, the practitioner (*yogāvacara*), is traveling the path to Nibbāna, a journey to Nibbāna. Now, even if we are traveling a long distance, if we are heading toward a destination, but we keep stopping our vehicle everywhere because "here is a beautiful view" or "here is a good song" and stay to watch and listen, we will not be able to complete our journey. It becomes a cause for delay. Therefore, one who seeks Nibbāna diligently, when applying oneself to that yogic practice, to meditation, to meditative attention, does not chase after a form that is seen. One does not run after it. Instead, one presents to the mind: "Form, form," noting it in that manner twice as "this is merely a form." That is what is called noting, meditative attention. "Form, form." Similarly with a sound—if it is a song, without analyzing who sang it or what kind of song it is, the meditator seated in meditation finishes it right there by noting: "Sound, sound." "Sound, sound." Likewise with smells—whether an odor or a fragrance. That too is a certain </w:t>
+      </w:r>
+      <w:r>
+        <w:rPr>
+          <w:rFonts w:ascii="Georgia" w:hAnsi="Georgia"/>
+        </w:rPr>
+        <w:lastRenderedPageBreak/>
+        <w:t>sensation—an odor or fragrance. One notes it briefly and finishes it right there. In this manner, even if a thought arises, without letting that thought grow or proliferate, one notes it as a thought. One notes it as "merely a thought." It is through this that, instead of running after the mirage, one can halt the mind. Halting this running mind is the specific training done here.</w:t>
       </w:r>
     </w:p>
     <w:p>
       <w:r>
         <w:rPr>
           <w:rFonts w:ascii="Georgia" w:hAnsi="Georgia"/>
-          <w:b w:val="0"/>
-          <w:i w:val="0"/>
-          <w:sz w:val="24"/>
         </w:rPr>
         <w:t>What have we been doing for a long time in this *saṃsāra*? Just as the deer runs after the mirage, we ran after the perceptions received through our senses. There is never any satisfaction. The deer runs to quench its thirst, but its thirst only increases, and it cannot find water to end it, because there is no water there. Similarly, we run after a "thing" conjured up by our minds to satisfy our desires. The things we conceive as "things"—those "things" are indeed those sense-objects. But not a single one of them can be grasped by us. Their true nature cannot be caught. We cannot be satisfied by looking with the eye or hearing with the ear. Instead, the Buddha tells us to close those five doors and note the things that come to the mind in the manner described. Even the arising thought is noted as a thought—without submitting to that thought, without allowing it to grow. Recognizing it as "thought, thought," one finishes it right there. In this way, like "nipping it in the bud," this insight attention is what is meant here by "catching the monitor lizard"—it is understanding the true nature of the object. These "monitor lizards"—these objects—have been deposited in the mind in a highly subtle manner for a long time throughout this long *saṃsāra*. The objects we created in the past *saṃsāra* due to perceptions entering the mind lie, as it were, dormant within the mind. They wake up and try to escape through the five external senses. A certain past perception regarding a form seen by the eye arises—emerging from within the mind—and grasping the external form, one runs after it, thinking, "Ah, what a beautiful form!" "Ah, what a good song!" "What a sweet sound!" and runs after it. These also emerge from the mind. Once they emerge and begin running through the five external senses, they cannot be stopped again. Instead, what does one do? The meditator closes those five doors, denies them entry, treats them briefly, nips them in the bud, and remains watchful of the mind. What is used to aid this watchfulness? That is what is called mindfulness and full awareness (*sati-sampajañña*). *Sati* means mindfulness. *Sampajañña* can be called "clear comprehension" or "awareness"—the capacity to understand something, meaning a capacity for comprehension. Thus, we can say mindfulness and understanding. With mindfulness and understanding, one—not informing others, but oneself—becomes aware of something. "Its nature is such." If it is a form, that too is a mirage. That too is a perception. Therefore, without running after it, one stops right there, noting "it is merely a form, it is merely a sound."</w:t>
       </w:r>
@@ -388,42 +362,135 @@
       <w:r>
         <w:rPr>
           <w:rFonts w:ascii="Georgia" w:hAnsi="Georgia"/>
-          <w:b w:val="0"/>
-          <w:i w:val="0"/>
-          <w:sz w:val="24"/>
         </w:rPr>
-        <w:t>It is through such noting that one can gradually free oneself from perception (*saññā*). And having freed oneself from perception, wisdom can emerge—that deep understanding. What is that deep understanding? As the Buddha declared, there is an impermanent (*anicca*) nature in everything in this world. One must realize this impermanence for oneself. Through this noting, one gains the capacity to realize it. If we contemplate impermanence in a bit more detail: in everything, there is an arising and a passing away. It is this arising and passing away that is called impermanence (*anicca*). Be it form, feeling (*vedanā*), perception, preparations (*saṅkhāra*), or consciousness (*viññāṇa*)—this entire fivefold group of grasping (the five aggregates / *pañcupādānakkhandha*) is impermanent. It is these five heaps called the five aggregates that we refer to as "I" and "mine". This is a heap of form. Sometimes we take a photograph and proudly say, "This is my form." What was recorded there? A series—a continuity (*santati*)—of forms that change with extreme rapidity. This is presented as a single entity by that perception, like a mirage. There is such a tendency in the world to present things in this way. Due to the weakness of our sensory apparatus, we do not see that rapid change. This is called the perception of compactness (*ghana-saññā*). Everything in the world has a way of appearing as a "compact thing", a "real thing", a "true thing", a "permanent thing". Just as the mirage seen from afar is thought to be water, though there is only a shimmering, vibrating mass there. Similarly, not only what is far away, but also this body of ours right here changes with extreme rapidity, moment by moment. That is form. Feeling (*vedanā*) is also like that. People say, "Oh, my feeling," thinking of it as a single thing. But there too, when one notes with mindfulness and understanding in the manner of meditative attention, one sees that there is a vast array—a heap—of feelings. Perception (*saññā*) is also a heap of layers. It is with a heap of perceptual layers that we recognize someone. We take that heap of layers as a single entity with extreme rapidity through the perception of compactness—as a form. Likewise, our intentions called preparations (*saṅkhāra*). They too arise and pass away with extreme rapidity. Even consciousness (*viññāṇa*), though we call it "the mind" or "my mind", arises and passes away with a speed "beyond comprehension". While such a state of affairs exists in the world, we generally take these through the perception of compactness as a single entity and refer to them as "I" and "mine". When we say "I", if there is an "I", there must also be something belonging to me. Thus, by dividing these two, we create this *saṃsāric* knot: "I" and "my things". In this way, a delusion (*moha*) is created due to the perception of compactness.</w:t>
+        <w:t xml:space="preserve">It is through such noting that one can gradually free oneself from perception (*saññā*). And having freed oneself from perception, wisdom can emerge—that deep understanding. What is that deep understanding? As the Buddha declared, there is an impermanent (*anicca*) nature in everything in this world. One must realize this impermanence for oneself. Through this noting, one gains the capacity to realize it. If we contemplate impermanence in a bit more detail: in everything, there is an arising </w:t>
+      </w:r>
+      <w:r>
+        <w:rPr>
+          <w:rFonts w:ascii="Georgia" w:hAnsi="Georgia"/>
+        </w:rPr>
+        <w:lastRenderedPageBreak/>
+        <w:t xml:space="preserve">and a passing away. It is this arising and passing away that is called impermanence (*anicca*). Be it form, feeling (*vedanā*), perception, </w:t>
+      </w:r>
+      <w:r>
+        <w:rPr>
+          <w:rFonts w:ascii="Georgia" w:hAnsi="Georgia"/>
+        </w:rPr>
+        <w:t>Preparations</w:t>
+      </w:r>
+      <w:r>
+        <w:rPr>
+          <w:rFonts w:ascii="Georgia" w:hAnsi="Georgia"/>
+        </w:rPr>
+        <w:t xml:space="preserve"> (*saṅkhāra*), or consciousness (*viññāṇa*)—this entire fivefold group of grasping </w:t>
+      </w:r>
+      <w:r>
+        <w:rPr>
+          <w:rFonts w:ascii="Georgia" w:hAnsi="Georgia"/>
+        </w:rPr>
+        <w:t>(*</w:t>
+      </w:r>
+      <w:r>
+        <w:rPr>
+          <w:rFonts w:ascii="Georgia" w:hAnsi="Georgia"/>
+        </w:rPr>
+        <w:t xml:space="preserve">pañcupādānakkhandha*) is impermanent. It is these five heaps called the five aggregates that we refer to as "I" and "mine". This is a heap of form. Sometimes we take a photograph and proudly say, "This is my form." What was recorded there? A series—a continuity (*santati*)—of forms that change with extreme rapidity. This is presented as a single entity by that perception, like a mirage. There is such a tendency in the world to present things in this way. Due to the weakness of our sensory apparatus, we do not see that rapid change. This is called the perception of compactness (*ghana-saññā*). Everything in the world has a way of appearing as a "compact thing", a "real thing", a "true thing", a "permanent thing". Just as the mirage seen from afar is thought to be water, though there is only a shimmering, vibrating mass there. Similarly, not only what is far away, but also this body of ours right here changes with extreme rapidity, moment by moment. That is form. Feeling (*vedanā*) is also like that. People say, "Oh, my feeling," thinking of it as a single thing. But there too, when one notes with mindfulness and understanding in the manner of meditative attention, one sees that there is a vast array—a heap—of feelings. Perception (*saññā*) is also a heap of layers. It is with a heap of perceptual layers that we recognize someone. We take that heap of layers as a single entity with extreme rapidity through the perception of compactness—as a form. Likewise, our intentions called </w:t>
+      </w:r>
+      <w:r>
+        <w:rPr>
+          <w:rFonts w:ascii="Georgia" w:hAnsi="Georgia"/>
+        </w:rPr>
+        <w:t>Preparations</w:t>
+      </w:r>
+      <w:r>
+        <w:rPr>
+          <w:rFonts w:ascii="Georgia" w:hAnsi="Georgia"/>
+        </w:rPr>
+        <w:t xml:space="preserve"> (*saṅkhāra*). They too arise and pass away with extreme rapidity. Even consciousness (*viññāṇa*), though we call it "the mind" or "my mind", arises and passes away with a speed "beyond comprehension". While such a state of affairs exists in the world, we generally take these through the perception of compactness as a single entity and refer to them as "I" and "mine". When we say "I", if there is an "I", there must also be something belonging to me. Thus, by dividing these two, we create this *saṃsāric* knot: "I" and "my things". In this way, a delusion (*moha*) is created due to the perception of compactness.</w:t>
       </w:r>
     </w:p>
     <w:p>
       <w:r>
         <w:rPr>
           <w:rFonts w:ascii="Georgia" w:hAnsi="Georgia"/>
-          <w:b w:val="0"/>
-          <w:i w:val="0"/>
-          <w:sz w:val="24"/>
         </w:rPr>
-        <w:t>When someone engages in that meditative attention, gaining some concentration (*samādhi*), they steady the mind. First, they stop the running mind by not allowing it to run—by remaining watchful of the mind. Then, as they note even more deeply, they see that here there is only a heap of arising and passing away. There is no "thing" that arises and no "thing" that passes away. In the end, even what was taken to be a "thing"—even that is not there. The feeling arises that here there is only a vibrating mass. Although we say "thing" in common parlance, regarding this object—even this object called a "thing"—it is seen that there is nothing here to cling to. Why? Because that perception of compactness is removed, and it is seen as a mere mass—everywhere, wherever one looks. As that realization draws near to a practitioner (*yogāvacara*), they perceive their own body, feelings (*vedanā*), perceptions (*saññā*), and everything else as a vibrating mass. This cannot be shown to another; it is realized by oneself. That is what is called "realization" (*pratyakṣaya* / direct experience). Through such an understanding, next, a disenchantment (revulsion / *nibbidā*) arises: "Is it not a mere thing of arising and passing away that I have been clinging to and desiring as 'I' and 'mine'?" Furthermore, when the effort to recreate these ceases, what is increasingly seen is their dissolution, their breaking-up nature. Due to that dissolution, a fear arises. If we are holding onto something, clinging to something for refuge, when that thing we are holding onto breaks, we feel a certain fear and urgency (*saṃvega*). In the same way, as the practitioner contemplates the five aggregates in this manner, the realization comes: "There is nothing to be taken here. There is nothing to hold onto. This is a highly dangerous state. We are singing joyfully while sitting on a pile of crumbling foundations throughout this entire *saṃsāra*." Therefore, indeed, it is due to delusion (*moha*) and ignorance (*avijjā*) that we have traveled for a long time in *saṃsāra*, like the deer running after the mirage. Instead, when that understanding emerges here, when wisdom arises, it is seen that this form, feeling (*vedanā*), perception (*saññā*), preparations (*saṅkhāra*), and consciousness (*viññāṇa*) that were taken as "I" and "mine" are all changing with extreme rapidity, breaking up. They arise and pass away. In this way, the insight knowledges mature.</w:t>
+        <w:t>When someone engages in that meditative attention, gaining some concentration (*samādhi*), they steady the mind. First, they stop the running mind by not allowing it to run—by remaining watchful of the mind. Then, as they note even more deeply, they see that here there is only a heap of arising and passing away. There is no "thing" that arises and no "thing" that passes away. In the end, even what was taken to be a "thing"—even that is not there. The feeling arises that here there is only a vibrating mass. Although we say "thing" in common parlance, regarding this object—even this object called a "thing"—it is seen that there is nothing here to cling to. Why? Because that perception of compactness is removed, and it is seen as a mere mass—everywhere, wherever one looks. As that realization draws near to a practitioner (*yogāvacara*), they perceive their own body, feelings (*vedanā*), perceptions (*saññā*), and everything else as a vibrating mass. This cannot be shown to another; it is realized by oneself. That is what is called "realization" (*pratyakṣaya</w:t>
+      </w:r>
+      <w:r>
+        <w:rPr>
+          <w:rFonts w:ascii="Georgia" w:hAnsi="Georgia"/>
+        </w:rPr>
+        <w:t>*)</w:t>
+      </w:r>
+      <w:r>
+        <w:rPr>
+          <w:rFonts w:ascii="Georgia" w:hAnsi="Georgia"/>
+        </w:rPr>
+        <w:t xml:space="preserve">. Through such an understanding, next, a disenchantment </w:t>
+      </w:r>
+      <w:r>
+        <w:rPr>
+          <w:rFonts w:ascii="Georgia" w:hAnsi="Georgia"/>
+        </w:rPr>
+        <w:t>(*</w:t>
+      </w:r>
+      <w:r>
+        <w:rPr>
+          <w:rFonts w:ascii="Georgia" w:hAnsi="Georgia"/>
+        </w:rPr>
+        <w:t xml:space="preserve">nibbidā*) arises: "Is it not a mere </w:t>
+      </w:r>
+      <w:r>
+        <w:rPr>
+          <w:rFonts w:ascii="Georgia" w:hAnsi="Georgia"/>
+        </w:rPr>
+        <w:lastRenderedPageBreak/>
+        <w:t xml:space="preserve">thing of arising and passing away that I have been clinging to and desiring as 'I' and 'mine'?" Furthermore, when the effort to recreate these ceases, what is increasingly seen is their dissolution, their breaking-up nature. Due to that dissolution, a fear arises. If we are holding onto something, clinging to something for refuge, when that thing we are holding onto breaks, we feel a certain fear and urgency (*saṃvega*). In the same way, as the practitioner contemplates the five aggregates in this manner, the realization comes: "There is nothing to be taken here. There is nothing to hold onto. This is a highly dangerous state. We are singing joyfully while sitting on a pile of crumbling foundations throughout this entire *saṃsāra*." Therefore, indeed, it is due to delusion (*moha*) and ignorance (*avijjā*) that we have traveled for a long time in *saṃsāra*, like the deer running after the mirage. Instead, when that understanding emerges here, when wisdom arises, it is seen that this form, feeling (*vedanā*), perception (*saññā*), </w:t>
+      </w:r>
+      <w:r>
+        <w:rPr>
+          <w:rFonts w:ascii="Georgia" w:hAnsi="Georgia"/>
+        </w:rPr>
+        <w:t>Preparations</w:t>
+      </w:r>
+      <w:r>
+        <w:rPr>
+          <w:rFonts w:ascii="Georgia" w:hAnsi="Georgia"/>
+        </w:rPr>
+        <w:t xml:space="preserve"> (*saṅkhāra*), and consciousness (*viññāṇa*) that were taken as "I" and "mine" are all changing with extreme rapidity, breaking up. They arise and pass away. In this way, the insight knowledges mature.</w:t>
       </w:r>
     </w:p>
     <w:p>
       <w:r>
         <w:rPr>
           <w:rFonts w:ascii="Georgia" w:hAnsi="Georgia"/>
-          <w:b w:val="0"/>
-          <w:i w:val="0"/>
-          <w:sz w:val="24"/>
         </w:rPr>
-        <w:t>Therefore, we must consider the value of this attention (*manasikāra*). Attention is something done entirely within the mind. The meditator does not do anything visible in the world, like a hen sitting on her eggs. What they do is not seen. Yet, it is through this attention occurring within the mind that their wisdom grows. It is difficult for ordinary people to understand this. Through this meditative attention, someone at some point gradually comes to realize: "Throughout this entire *saṃsāra*, I have been engaged in a futile journey due to ignorance and craving (*taṇhā*). Taking this crumbling thing, this rapidly changing thing, as 'I' and 'mine', I have spent this *saṃsāra* overwhelmed by a torrent of defilements, a heap of defilements. We undergo various births (*jāti*) according to our kamma." As this understanding deepens and deepens, one gains the strength to let go of this. Now, when we say "letting go" (or abandoning), one might get the feeling that something held in the hand is slipping away. If viewed in that way, a question arises: "How can one let go of the five aggregates?" Although we use the word "letting go", what occurs here is something quite different. As the practitioner notes in that manner, they see this arising and passing away, and next, they see its breaking up. They begin to perceive it as breaking up even faster than it arises. Consequently, a certain fear arises, a sense of urgency (*saṃvega*) arises. Likewise, the danger (*ādīnava*) of this becomes clear—the realization that there is nothing to hold onto. Next, the understanding arises that one must be released from this. The path to that release is indeed that disenchantment (revulsion / *nibbidā*). Now we know that if a young man or woman who likes to look neat and well-groomed, having dressed up to go to a nice festival, suddenly has a dead dog, a dead snake, or a dead human corpse thrown onto their shoulders, how quickly they would shake their shoulders to fling it off! Similarly, when that realization about their dangerous nature arises, a certain disgust, a disenchantment, emerges from within the mind. This disenchantment is not something one talks about to others. This disenchantment arising from within oneself is used as an aid to escape from *saṃsāra*. Why? Because bondage in *saṃsāra* is based on craving (*taṇhā*), desire, and attachment called grasping (*upādāna*)—the mind's holding onto things. What we have here is a holding on by the mind. Right now, we are not holding onto anything with our hands. But you, devout listeners, know well how many things we hold onto with our minds! What does it mean to "own" this entire world? It is a holding on by the mind. How did kings who conquered the entire world own the world? They held onto it with their minds, through craving (*taṇhā*). They thought, "This is mine." Even this physical frame of ours does not belong to us, in truth. For they say there are eighty families of worms living inside it—and lice on the head. It belongs to all of them. This is called "common to many" (*bahu-sādhāraṇa*). This body is something common to all. Similarly, our gardens and lands belong also to thieves and enemies, to monkeys and wild beasts. Yet, "ours"—everything is ours. Our country is ours, our village is ours, our world is ours—we commonly refer to all of these as ours. But when we look at the reality, not a single one of these is ours. The Buddha declared this truth, which is generally considered bitter. Bitter though it may be, if it is the truth, we must accept it.</w:t>
+        <w:t xml:space="preserve">Therefore, we must consider the value of this attention (*manasikāra*). Attention is something done entirely within the mind. The meditator does not do anything visible in the world, like a hen sitting on her eggs. What they do is not seen. Yet, it is through this attention occurring within the mind that their wisdom grows. It is difficult for ordinary people to understand this. Through this meditative attention, someone at some point gradually comes to realize: "Throughout this entire *saṃsāra*, I have been engaged in a futile journey due to ignorance and craving (*taṇhā*). Taking this crumbling thing, this rapidly changing thing, as 'I' and 'mine', I have spent this *saṃsāra* overwhelmed by a torrent of defilements, a heap of defilements. We undergo various births (*jāti*) according to our kamma." As this understanding deepens and deepens, one gains the strength to let go of this. Now, when we say "letting go" (or abandoning), one might get the feeling that something held in the hand is slipping away. If viewed in that way, a question arises: "How can one let go of the five aggregates?" Although we use the word "letting go", what occurs here is something quite different. As the practitioner notes in that manner, they see this arising and passing away, and next, they see its breaking up. They begin to perceive it as breaking up even faster than it arises. Consequently, a certain fear arises, a sense of urgency (*saṃvega*) arises. Likewise, the danger (*ādīnava*) of this becomes clear—the realization that there is nothing to hold onto. Next, the understanding arises that one must be released from this. The path to that release is indeed that disenchantment </w:t>
+      </w:r>
+      <w:r>
+        <w:rPr>
+          <w:rFonts w:ascii="Georgia" w:hAnsi="Georgia"/>
+        </w:rPr>
+        <w:t>(*</w:t>
+      </w:r>
+      <w:r>
+        <w:rPr>
+          <w:rFonts w:ascii="Georgia" w:hAnsi="Georgia"/>
+        </w:rPr>
+        <w:t xml:space="preserve">nibbidā*). Now we know that if a young man or woman who likes to look neat and well-groomed, having dressed up to go to a nice festival, suddenly has a dead dog, a dead snake, or a dead human corpse thrown onto their shoulders, how quickly they would shake their shoulders to fling it off! Similarly, when that realization about their dangerous nature arises, a certain disgust, a disenchantment, emerges from within the mind. This disenchantment is not something one talks about to others. This disenchantment arising from within oneself is used as an aid to escape from *saṃsāra*. Why? Because bondage in *saṃsāra* is based on craving </w:t>
+      </w:r>
+      <w:r>
+        <w:rPr>
+          <w:rFonts w:ascii="Georgia" w:hAnsi="Georgia"/>
+        </w:rPr>
+        <w:lastRenderedPageBreak/>
+        <w:t>(*taṇhā*), desire, and attachment called grasping (*upādāna*)—the mind's holding onto things. What we have here is a holding on by the mind. Right now, we are not holding onto anything with our hands. But you, devout listeners, know well how many things we hold onto with our minds! What does it mean to "own" this entire world? It is a holding on by the mind. How did kings who conquered the entire world own the world? They held onto it with their minds, through craving (*taṇhā*). They thought, "This is mine." Even this physical frame of ours does not belong to us, in truth. For they say there are eighty families of worms living inside it—and lice on the head. It belongs to all of them. This is called "common to many" (*bahu-sādhāraṇa*). This body is something common to all. Similarly, our gardens and lands belong also to thieves and enemies, to monkeys and wild beasts. Yet, "ours"—everything is ours. Our country is ours, our village is ours, our world is ours—we commonly refer to all of these as ours. But when we look at the reality, not a single one of these is ours. The Buddha declared this truth, which is generally considered bitter. Bitter though it may be, if it is the truth, we must accept it.</w:t>
       </w:r>
     </w:p>
     <w:p>
       <w:r>
         <w:rPr>
           <w:rFonts w:ascii="Georgia" w:hAnsi="Georgia"/>
-          <w:b w:val="0"/>
-          <w:i w:val="0"/>
-          <w:sz w:val="24"/>
         </w:rPr>
         <w:t>It is through such a vision of truth that one is able to escape from *saṃsāra*. The path that helps in this is this meditative attention. Therefore, you all should contemplate today. One might think that these stories we present as similes are things that cannot be put into practice in daily life. But how did that seven-year-old novice attain such a supreme state, the state of Arahantship? Was it by reading books? Was it by acquiring vast knowledge? No. It was through meditative attention. That little monk caught the monitor lizard in the anthill correctly. Because he closed the five holes of the five external senses and caught the lizard correctly through the hole called "the mind," he became an Arahant. Thus, the seven-year-old novice taught Ven. Poṭhila a highly practical lesson for daily life. We too must make use of it. We must make it a practical thing in our daily lives. We often say "it is impossible in this day and age." Yet, through this simile, we see that we can create a place for this meditative attention even in our daily lives. Some might wonder, "How can things stop with mere noting, as described? Don't we have to run after these in daily life?" But the meditator does not contemplate from such a narrow perspective. For a long time, we have been living in this great deception. A great deception called ignorance (*avijjā*) or delusion (*moha*) has been created because of these five senses. To understand their true nature, a certain training is required, as declared by the Buddha. First, one must restrain body and speech by undertaking some virtue (*sīla*), just as you have undertaken virtue on this occasion. Established on that virtue, to concentrate the mind means to unify the mind. It is to a unified mind that this reality becomes visible. A scattered mind does not perceive the reality of the world. Therefore, removing the causes that distract the mind, one must steady the mind on some meditation subject.</w:t>
       </w:r>
@@ -432,20 +499,21 @@
       <w:r>
         <w:rPr>
           <w:rFonts w:ascii="Georgia" w:hAnsi="Georgia"/>
-          <w:b w:val="0"/>
-          <w:i w:val="0"/>
-          <w:sz w:val="24"/>
         </w:rPr>
-        <w:t>Once the mind is unified in that manner, if this noting is done properly, one gradually begins to realize that regarding what we took as a single entity—taken through the perception of compactness—here there is only a mass, a heap. Why is it perceived as a heap? It is because each part is perceived separately. Now, looking at a broom, when we examine it closely to see if it is "a broom," we see that here there is only a heap of coconut-leaf midribs. Then, each midrib is seen separately. Within that separate seeing lies those phenomena of Name-and-Form (*nāmarūpa*). That is a moment when a certain deep aspect of the Dhamma, namely Name-and-Form, is understood. Now, according to the Dhamma expounded by the Buddha, in truth, there are only Name-and-Form here. There is no "I" here. That is the Buddha's teaching. Although we commonly think of "Name" (*nāma*) as just a name, it actually refers to these five factors: feeling (*vedanā*), perception (*saññā*), intention (*cetanā*), contact (*phassa*), and attention (*manasikāra*). Even in our daily life, we experience some feeling, and based on that feeling, we form a certain recognition (perception). Based on that recognition, we think—intention. Through those thoughts, we make a certain contact, an attention to a certain point. This is what is called Name phenomena.</w:t>
+        <w:t xml:space="preserve">Once the mind is unified in that manner, if this noting is done properly, one gradually begins to realize that regarding what we took as a single entity—taken through the perception of compactness—here there is only a mass, a heap. Why is it perceived as a heap? It is because each part is perceived separately. Now, looking at a </w:t>
+      </w:r>
+      <w:r>
+        <w:rPr>
+          <w:rFonts w:ascii="Georgia" w:hAnsi="Georgia"/>
+        </w:rPr>
+        <w:lastRenderedPageBreak/>
+        <w:t>broom, when we examine it closely to see if it is "a broom," we see that here there is only a heap of coconut-leaf midribs. Then, each midrib is seen separately. Within that separate seeing lies those phenomena of Name-and-Form (*nāmarūpa*). That is a moment when a certain deep aspect of the Dhamma, namely Name-and-Form, is understood. Now, according to the Dhamma expounded by the Buddha, in truth, there are only Name-and-Form here. There is no "I" here. That is the Buddha's teaching. Although we commonly think of "Name" (*nāma*) as just a name, it actually refers to these five factors: feeling (*vedanā*), perception (*saññā*), intention (*cetanā*), contact (*phassa*), and attention (*manasikāra*). Even in our daily life, we experience some feeling, and based on that feeling, we form a certain recognition (perception). Based on that recognition, we think—intention. Through those thoughts, we make a certain contact, an attention to a certain point. This is what is called Name phenomena.</w:t>
       </w:r>
     </w:p>
     <w:p>
       <w:r>
         <w:rPr>
           <w:rFonts w:ascii="Georgia" w:hAnsi="Georgia"/>
-          <w:b w:val="0"/>
-          <w:i w:val="0"/>
-          <w:sz w:val="24"/>
         </w:rPr>
         <w:t>Next, what is the Form (*rūpa*) part of this? What is considered Form is the four primary elements: earth, water, fire, and wind (*paṭhavī, āpo, tejo, vāyo*). These four elements are mixed in a highly subtle manner. In what we call water, the other elements are also present. But because the water element (*āpo-dhātu*) is more prominent in it, we call it water. In this way, these four great elements (*mahābhූta*) are like four ungraspable spirits mixed together in a wondrous manner. It is from these four elements that our body is constructed. Now, we protect this body as "I" and "mine", keeping others at a distance, looking after it, cleaning it; but after this physical frame dies and is put in a cemetery or graveyard, how will others recognize it? In the end, everything turns to earth. It is by taking the essence of this earth as food that our body was built up. Over a long period—twenty, thirty, or a hundred years—this physical frame was built up. Next, when it decays, it turns to earth again. Arising from earth, it becomes earth. That is what is there. Thus, there are only the four elements. But we do not realize this in daily life. The mind does not perceive it. This is understood in a highly subtle manner by the meditator. So, that is what is called Form. In the language of the meditator, when one says "Form," what is understood? The four elements: earth, water, fire, and wind. While others say, "This is a beautiful form," "an attractive form," "how beautiful this form is!", to the one with deep wisdom, the understanding arises: "What is here? Just the four elements."</w:t>
       </w:r>
@@ -454,20 +522,21 @@
       <w:r>
         <w:rPr>
           <w:rFonts w:ascii="Georgia" w:hAnsi="Georgia"/>
-          <w:b w:val="0"/>
-          <w:i w:val="0"/>
-          <w:sz w:val="24"/>
         </w:rPr>
-        <w:t>The same applies to what is called the mind, or the Name phenomena part. There too, there is a feeling (*vedanā*) that is directly experienced. There is a perception (*saññā*) formed through it. Even while sitting now, there is some feeling, such that one can say, "Ah, it hurts over there in that spot." Next, there is a recognition: "Did a mosquito bite?" A feeling arises. Next, there comes a perception of touch—of the point of contact. All of this is done through attention (*manasikāra*), which is noting. In the final analysis, it is noting. It is through noting itself, then, that one understands the emptiness of an object. We began with the story of "Empty Poṭhila"—about emptiness. That was in another sense. But here, what ultimately comes is an emptiness called voidness (*śūnyatā*). This means seeing through the object. What ordinary people do is run after an object, like the deer running after the mirage. What the practitioner (*yogāvacara*) does is stop, look at the object, and see through the object. Seeing through the object means seeing the impermanence (*anicca*) of the object. What was taken as an object is something that arises and passes away with extreme rapidity. Now, let us suppose we are looking at a candle flame. That large candle flame looks beautiful, yellow, or with a hint of red, appearing in a beautiful form. How does this appear when that meditative attention is developed? It appears like a mass of candle flames arising and passing away with extreme rapidity. It is not a single flame. Similarly, let us think of a stream of flowing water, or water pouring from somewhere. Now, a stream of water in a conduit or a waterfall appears from afar like a silver wall. When one looks closely, in the end, what is there is a stream of water falling and breaking with extreme rapidity, not remaining the same for a single moment. It is also seen dispersing. It is perceived as a single entity because of the perception of compactness. But to that understanding, to wisdom, it is ultimately understood that there is no "thing" here to be taken as one. "No thing." This object is finally seen through. This is a wondrous thing. It begins with the object; it begins with noting the object. But it ends with seeing the emptiness of the object—seeing through the object.</w:t>
+        <w:t xml:space="preserve">The same applies to what is called the mind, or the Name phenomena part. There too, there is a feeling (*vedanā*) that is directly experienced. There is a perception (*saññā*) formed through it. Even while sitting now, there is some feeling, such that one can say, "Ah, it hurts over there in that spot." Next, there is a recognition: "Did a mosquito bite?" A feeling arises. Next, there comes a perception of touch—of the point of contact. All of this is done through attention (*manasikāra*), which is noting. In the final analysis, it is noting. It is through noting itself, then, that one understands the emptiness of an object. We began with the story of "Empty Poṭhila"—about emptiness. That was in another sense. But here, what ultimately comes is an emptiness called voidness (*śūnyatā*). This means seeing through the object. What ordinary people do is run after an object, like the deer running after the </w:t>
+      </w:r>
+      <w:r>
+        <w:rPr>
+          <w:rFonts w:ascii="Georgia" w:hAnsi="Georgia"/>
+        </w:rPr>
+        <w:lastRenderedPageBreak/>
+        <w:t>mirage. What the practitioner (*yogāvacara*) does is stop, look at the object, and see through the object. Seeing through the object means seeing the impermanence (*anicca*) of the object. What was taken as an object is something that arises and passes away with extreme rapidity. Now, let us suppose we are looking at a candle flame. That large candle flame looks beautiful, yellow, or with a hint of red, appearing in a beautiful form. How does this appear when that meditative attention is developed? It appears like a mass of candle flames arising and passing away with extreme rapidity. It is not a single flame. Similarly, let us think of a stream of flowing water, or water pouring from somewhere. Now, a stream of water in a conduit or a waterfall appears from afar like a silver wall. When one looks closely, in the end, what is there is a stream of water falling and breaking with extreme rapidity, not remaining the same for a single moment. It is also seen dispersing. It is perceived as a single entity because of the perception of compactness. But to that understanding, to wisdom, it is ultimately understood that there is no "thing" here to be taken as one. "No thing." This object is finally seen through. This is a wondrous thing. It begins with the object; it begins with noting the object. But it ends with seeing the emptiness of the object—seeing through the object.</w:t>
       </w:r>
     </w:p>
     <w:p>
       <w:r>
         <w:rPr>
           <w:rFonts w:ascii="Georgia" w:hAnsi="Georgia"/>
-          <w:b w:val="0"/>
-          <w:i w:val="0"/>
-          <w:sz w:val="24"/>
         </w:rPr>
         <w:t>It is through that seeing through that one ultimately realizes for oneself that there is nothing here to be held onto as "I" and "mine". Only if there is an "I" can there be something belonging to me; if there is no "I", there is also nothing belonging to me. Furthermore, one realizes that the perception of "I" here is a kind of ignorance, a delusion, deposited in the mind for a long time due to ignorance (*avijjā*), which society incites and tries to maintain. This realization cannot be understood by shouting it to society. No one can make another do it by merely explaining it. Why was Ven. Poṭhila unable to understand this despite learning so many books? The Buddha declared this Dhamma, this Well-expounded Dhamma, as *sandiṭṭhiko*, *akāliko*, *ehipassiko*, *opanayiko*, *paccattaṁ veditabbo viññūhi* (to be personally realized by the wise), and so on. Why? Because this is something that must be realized by the wise, each for themselves. No one else can make one realize it. The path to be applied for that is what was called *yoga*—meditative attention, proper meditative attention.</w:t>
       </w:r>
@@ -476,31 +545,36 @@
       <w:r>
         <w:rPr>
           <w:rFonts w:ascii="Georgia" w:hAnsi="Georgia"/>
-          <w:b w:val="0"/>
-          <w:i w:val="0"/>
-          <w:sz w:val="24"/>
         </w:rPr>
-        <w:t>Taking some meditation subject—let us say, mindfulness of breathing (*ānāpānasati*)—even through this process of inhalation and exhalation that remains with us from birth to death, some can arouse this wisdom. This is a very well-known fact. Although we say "I take a breath," what is here is actually a series of breath-waves. Exhaling a breath is also a mass of waves, of vibrations. But this wave-like nature is generally not perceived. Why is it not perceived? "I am breathing." "This is my breath." Let us suppose we took a breath filled with the fragrance of beautiful flowers with great pleasure. Or we breathed in something like the scent of joss sticks. "I" took a breath, but it cannot be retained. That is the cosmic law (*dhammatā*). No matter how eagerly we took that breath, we cannot retain it. The chest gets tight. Therefore, that breath must be exhaled. Within that exhalation, there is a similar mass of vibrations. So, in the final analysis, one has to say that what arises is a mass of vibrations, and what passes away is also a mass of vibrations. In the end, that too passes away, and those vibrations are perceived in a highly subtle manner. This cannot be understood through external instruments, no matter how subtle those instruments may be. It is understood through the wisdom developed within oneself. It is through this understanding that one is able to let go of the five aggregates. Even if one commits suicide thinking, "I must get rid of this physical frame," one does not escape the problem. It only worsens. Next, one is born again somewhere according to kamma. Nowadays, many people sacrifice their lives, calling it "life sacrifice" or "life dedication," for some thing or person they love—viewing it as a great thing. One cannot escape *saṃsāra* in that way, because there are so many kammic potentials embedded in consciousness (*viññāṇa*). Instead, what is advised is to realize those supramundane states through wisdom.</w:t>
+        <w:t xml:space="preserve">Taking some meditation subject—let us say, mindfulness of breathing (*ānāpānasati*)—even through this process of inhalation and exhalation that remains with us from birth to death, some can arouse this wisdom. This is a very well-known fact. Although we say "I take a breath," what is here is actually a series of breath-waves. Exhaling a breath is also a mass of waves, of vibrations. But this wave-like nature is generally not perceived. Why is it not perceived? "I am breathing." "This is my breath." Let us suppose we took a breath filled with the fragrance of beautiful flowers with great pleasure. Or we breathed in something like the scent of joss sticks. "I" took a breath, but it cannot be retained. That is the cosmic law (*dhammatā*). No matter how eagerly we took that breath, we cannot retain it. The chest gets tight. Therefore, that breath must be exhaled. Within that exhalation, there is a similar mass of vibrations. So, in the final analysis, one has to say that what </w:t>
+      </w:r>
+      <w:r>
+        <w:rPr>
+          <w:rFonts w:ascii="Georgia" w:hAnsi="Georgia"/>
+        </w:rPr>
+        <w:lastRenderedPageBreak/>
+        <w:t>arises is a mass of vibrations, and what passes away is also a mass of vibrations. In the end, that too passes away, and those vibrations are perceived in a highly subtle manner. This cannot be understood through external instruments, no matter how subtle those instruments may be. It is understood through the wisdom developed within oneself. It is through this understanding that one is able to let go of the five aggregates. Even if one commits suicide thinking, "I must get rid of this physical frame," one does not escape the problem. It only worsens. Next, one is born again somewhere according to kamma. Nowadays, many people sacrifice their lives, calling it "life sacrifice" or "life dedication," for some thing or person they love—viewing it as a great thing. One cannot escape *saṃsāra* in that way, because there are so many kammic potentials embedded in consciousness (*viññāṇa*). Instead, what is advised is to realize those supramundane states through wisdom.</w:t>
       </w:r>
     </w:p>
     <w:p>
       <w:r>
         <w:rPr>
           <w:rFonts w:ascii="Georgia" w:hAnsi="Georgia"/>
-          <w:b w:val="0"/>
-          <w:i w:val="0"/>
-          <w:sz w:val="24"/>
         </w:rPr>
-        <w:t>There are four stages of release from this *saṃsāra*, namely Stream-entry (*sotāpanna*), Once-returning (*sakadāgāmi*), Non-returning (*anāgāmi*), and Arahantship. Within our minds, there are forces that drag us down to the four woeful states—sinful forces. The supramundane wisdom of the Stream-enterer has the power to destroy those unwholesome forces. A Stream-enterer is not born more than seven times in *saṃsāra*. Furthermore, they do not fall into the four woeful states. That is the greatest guarantee obtained from Stream-entry itself. That is why the Buddha declared the Fruit of Stream-entry to be supreme, more than lordship over the entire world, more than universal monarchy, more than going to heaven. For a universal monarch is a righteous king, but in the ordinary world, a kingship is a position where committing sin is almost unavoidable. As a result of those sins committed, they are next born in terrible hells, as hungry ghosts, or as demons. But the Stream-enterer is released from the four woeful states. That is the first supramundane state. Next, the Once-returner returns to this world only once more. They may be born in heaven and return to the human world only once. These are named according to how they shorten *saṃsāra*. Non-returning is the third stage. They do not return to this world. They end *saṃsāric* suffering in the Brahma realm itself and attain final Nibbāna (*pariNibbāna) as a noble Arahant. That is the state of Non-returning. Arahantship is this final life. After this life, there is no further birth (*jāti*). Birth is suffering (*jāti dukkha*)—although ordinary people celebrate birth with great festivities as birthdays. What a suffering birth is! Yet the child does not remember it, and sometimes the mother does not remember it either. Not only that, if we look with our eyes wide open, according to the state of the world, is it not because of birth (*jāti*) that all these troubles arise? Even this physical frame of ours is due to this birth (*jāti*). Due to the craving (*taṇhā*) and mental grasping (*upādāna*) we created in the past, we received a certain body according to kamma. Sometimes one might be born blind, mute, or deaf, and how much suffering must one undergo because of that? Well, let us suppose one is born without any such defects, with all limbs intact. Even then, to nourish this body, to survive, from the day of birth, only if parents and others feed and look after us can we live. When the time comes that we can no longer depend on them, then through the sweat of our brow, getting soiled in mud, undergoing various hardships, we must earn a living. Such is the situation for protecting this life—for maintaining this physical frame. Thus, that is the suffering born of birth (*jāti*). Next, what comes together with birth is aging (*jarā*). From the very day of birth, we age. We usually say we have grown old, reached old age, by setting a certain limit—saying it is after forty or thirty-five years. But in truth, this aging begins from birth itself. Even the hair on our head that is born keeps aging. When this aging accelerates, ailment and disease come. Gradually, sickness also joins and worsens this problem. In the end, this culminates in death (*maraṇa*).</w:t>
+        <w:t xml:space="preserve">There are four stages of release from this *saṃsāra*, namely Stream-entry (*sotāpanna*), Once-returning (*sakadāgāmi*), Non-returning (*anāgāmi*), and Arahantship. Within our minds, there are forces that drag us down to the four woeful states—sinful forces. The supramundane wisdom of the Stream-enterer has the power to destroy those unwholesome forces. A Stream-enterer is not born more than seven times in *saṃsāra*. Furthermore, they do not fall into the four woeful states. That is the greatest guarantee obtained from Stream-entry itself. That is why the Buddha declared the Fruit of Stream-entry to be supreme, more than lordship over the entire world, more than universal monarchy, more than going to heaven. For a universal monarch is a righteous king, but in the ordinary world, a kingship is a position where committing sin is almost unavoidable. As a result of those sins committed, they are next born in terrible hells, as hungry ghosts, or as demons. But the Stream-enterer is released from the four woeful states. That is the first supramundane state. Next, the Once-returner returns to this world only once more. They may be born in heaven and return to the human world only once. These are named according to how they shorten *saṃsāra*. Non-returning is the third stage. They do not return to this world. They end *saṃsāric* suffering in the Brahma realm itself and attain final Nibbāna (*pariNibbāna) as a noble Arahant. That is the state of Non-returning. Arahantship is this final life. After this life, there is no further birth (*jāti*). Birth is suffering (*jāti dukkha*)—although ordinary people celebrate birth with great festivities as birthdays. What a suffering birth is! Yet the child does not remember it, and sometimes the mother does not remember it either. Not only that, if we look with our eyes wide open, according to the state of the world, is it not because of birth (*jāti*) that all these troubles arise? Even this physical frame of ours is due to this birth (*jāti*). Due to the craving (*taṇhā*) and mental grasping (*upādāna*) we created in the past, we received a certain body according to kamma. Sometimes one might be born blind, mute, or deaf, and how much suffering must one undergo because of that? Well, let us suppose one is born without any such defects, with all limbs intact. Even then, to nourish this body, to survive, from the day of birth, only if parents and others feed and look after us can we live. When the time comes that we can no longer depend on them, then through the sweat of our </w:t>
+      </w:r>
+      <w:r>
+        <w:rPr>
+          <w:rFonts w:ascii="Georgia" w:hAnsi="Georgia"/>
+        </w:rPr>
+        <w:lastRenderedPageBreak/>
+        <w:t>brow, getting soiled in mud, undergoing various hardships, we must earn a living. Such is the situation for protecting this life—for maintaining this physical frame. Thus, that is the suffering born of birth (*jāti*). Next, what comes together with birth is aging (*jarā*). From the very day of birth, we age. We usually say we have grown old, reached old age, by setting a certain limit—saying it is after forty or thirty-five years. But in truth, this aging begins from birth itself. Even the hair on our head that is born keeps aging. When this aging accelerates, ailment and disease come. Gradually, sickness also joins and worsens this problem. In the end, this culminates in death (*maraṇa*).</w:t>
       </w:r>
     </w:p>
     <w:p>
       <w:r>
         <w:rPr>
           <w:rFonts w:ascii="Georgia" w:hAnsi="Georgia"/>
-          <w:b w:val="0"/>
-          <w:i w:val="0"/>
-          <w:sz w:val="24"/>
         </w:rPr>
         <w:t>It is because of these four—birth, aging, sickness, and death (*jāti, jarā, vyādhi, maraṇa*)—that the Buddha abandoned such royal luxury and departed. Other sufferings in the world are minor. They can increase or decrease. These four are common to everyone. Therefore, if someone contemplates this *saṃsāric* state with wisdom, instead of running after that vast array of knowledge held by the world as conventional truth, what they must do is apply themselves to this path of practice—to *yoga*—declared by the Buddha, just as Ven. Poṭhila did in the end when he learned that "lesson." One must turn away from *ayoga* (non-practice) and engage in *yoga* (practice). *Yoga* means meditative attention. In this way, one must approach those who can give instructions on a meditation subject, receive instructions from them, and—humbly like Ven. Poṭhila—walk that path of the Dhamma. For a long time in *saṃsāra*, we have been running in a futile race. Like the deer running after the mirage, in this life, we set certain goals in our childhood. A small child looks at the lives of adults and develops desires for their lands and houses, the vehicles they use, and so on. Those very things are given to the child as toys, and are placed before them on the day they are first fed solid food. Those are the target objects of their parents' desires. It is those objects that the little child goes and grasps on that first feeding day. Next, the child dedicates their entire life to that grasped object. Those are the toys of small children. There is no need to speak separately of the toys of grown-up children. They spend their entire lives chasing after them. Sometimes they sacrifice their lives. But in the end, they are empty things. One can never escape *saṃsāra* through such things.</w:t>
       </w:r>
@@ -509,42 +583,56 @@
       <w:r>
         <w:rPr>
           <w:rFonts w:ascii="Georgia" w:hAnsi="Georgia"/>
-          <w:b w:val="0"/>
-          <w:i w:val="0"/>
-          <w:sz w:val="24"/>
         </w:rPr>
-        <w:t>Instead, what must be done is to stop that running and try to halt the mind, using the object of a meditation subject. Even to the robber Angulimāla, that bandit, the Buddha said, "I have stopped, you too stop." It is just like that. This stopping is what the world needs—not running. Everyone invites us to run. Halting this running is what is called meditative attention. To help in this, by nipping the incoming objects at the sense doors in the bud through a meditation subject, noting them in a highly subtle manner—endowed with mindfulness and full awareness (*sati-sampajañña*)—one becomes able to realize for oneself the three characteristics of impermanence (*anicca*), suffering (*dukkha*), and not-self (*anattā*) expounded by the Buddha. If everything changes, if everything is of the nature of arising and passing away, if one is oppressed by them, if they break up with extreme rapidity, this is a highly dangerous thing—this is suffering (*dukkha*). If we keep patching up and using a vehicle whose parts are falling apart, how troublesome is that? What a suffering! Similarly, this body of ours—even if we take food and drink, we must nourish it again in a few hours. We take this inhalation with great pleasure, smelling a nice flower, but we have to exhale it. The same applies to other things. Because of this breaking-up nature, this changing nature, this mutability (*vipariṇāma*), the Buddha declared this to be *dukkha* (suffering). Identifying these three marks should be the goal of everyone's life: the characteristic of impermanence (*anicca*), the characteristic of suffering (*dukkha*), and the characteristic of not-self (*anattā*). If this is suffering, if it is something painful, if there is indeed no pleasure here, how can one proudly claim it as "I" and "mine"? It breaks up precisely because it cannot be kept under one's control. If it could be called "mine," it should behave as I wish. But this is not such a thing. In a way we did not expect, at a moment we did not expect, the things we desire, the things we hold onto, the things we possess, change, break, and are destroyed—they are separated from us. Such is the nature of this *saṃsāra*.</w:t>
+        <w:t xml:space="preserve">Instead, what must be done is to stop that running and try to halt the mind, using the object of a meditation subject. Even to the robber Angulimāla, that bandit, the Buddha said, "I have stopped, you too stop." It is just like that. This stopping is what the world needs—not running. Everyone invites us to run. Halting this running is what is called meditative attention. To help in this, by nipping the incoming objects at the sense doors in the bud through a meditation subject, noting them in a highly subtle manner—endowed with mindfulness and full awareness (*sati-sampajañña*)—one becomes able to realize for oneself the three characteristics of impermanence (*anicca*), suffering (*dukkha*), and not-self (*anattā*) expounded by the Buddha. If everything changes, if everything is of the nature of arising and passing away, if one is oppressed by them, if they break up with extreme rapidity, this is a highly dangerous thing—this is suffering (*dukkha*). If we keep patching up </w:t>
+      </w:r>
+      <w:r>
+        <w:rPr>
+          <w:rFonts w:ascii="Georgia" w:hAnsi="Georgia"/>
+        </w:rPr>
+        <w:lastRenderedPageBreak/>
+        <w:t>and using a vehicle whose parts are falling apart, how troublesome is that? What a suffering! Similarly, this body of ours—even if we take food and drink, we must nourish it again in a few hours. We take this inhalation with great pleasure, smelling a nice flower, but we have to exhale it. The same applies to other things. Because of this breaking-up nature, this changing nature, this mutability (*vipariṇāma*), the Buddha declared this to be *dukkha* (suffering). Identifying these three marks should be the goal of everyone's life: the characteristic of impermanence (*anicca*), the characteristic of suffering (*dukkha*), and the characteristic of not-self (*anattā*). If this is suffering, if it is something painful, if there is indeed no pleasure here, how can one proudly claim it as "I" and "mine"? It breaks up precisely because it cannot be kept under one's control. If it could be called "mine," it should behave as I wish. But this is not such a thing. In a way we did not expect, at a moment we did not expect, the things we desire, the things we hold onto, the things we possess, change, break, and are destroyed—they are separated from us. Such is the nature of this *saṃsāra*.</w:t>
       </w:r>
     </w:p>
     <w:p>
       <w:r>
         <w:rPr>
           <w:rFonts w:ascii="Georgia" w:hAnsi="Georgia"/>
-          <w:b w:val="0"/>
-          <w:i w:val="0"/>
-          <w:sz w:val="24"/>
         </w:rPr>
-        <w:t>The one who has directly realized this nature with wisdom attains that supreme bliss of Nibbāna, which is called the calming of all preparations (*sabba-saṅkhāra-samatha*) expounded by the Buddha. Nibbāna means Nibbāna. Throughout this entire world, throughout this entire *saṃsāra*, there is a burning. Wondrously, the world burns within and without. The Buddha declared: "Monks, everything is burning." The eye, the ear, the nose, and all these are burning. The world lives amidst such a multitude of burnings. Through the Dhamma expounded by the Buddha, having escaped from these burnings, he showed the path to that supreme Nibbāna. That path of practice is what is called the Buddha's teaching. Its essence is the application of that practice. Therefore, you, devout lay disciples, having undertaken the valuable Noble Eight Precepts (*ariya-aṭṭhaṅgika-sīla*) on this valuable Uposatha day—and there are those here who have undertaken even more valuable precepts—having restrained body and speech in whatever manner, have now listened to several Dhamma points related to the Buddha's teaching. Through this—by means of the similes and other examples we presented—even if you adopt only the practical aspects necessary for your daily lives, if not everything, that is sufficient. Next, what is important is that in your daily life—not as a mere experiment, but incorporating it into your lifestyle, incorporating it into your daily routine, dedicating at least a short time of the day to this meditative attention, even a few minutes, or if possible, when you have free time, or even by taking leave—you turn toward this, and apply your life to that supreme task, duty, and purpose of *saṃsāric* release, the realization of Nibbāna, which has been neglected due to falling into negligence in this long *saṃsāra*.</w:t>
+        <w:t xml:space="preserve">The one who has directly realized this nature with wisdom attains that supreme bliss of Nibbāna, which is called the calming of all </w:t>
+      </w:r>
+      <w:r>
+        <w:rPr>
+          <w:rFonts w:ascii="Georgia" w:hAnsi="Georgia"/>
+        </w:rPr>
+        <w:t>Preparations</w:t>
+      </w:r>
+      <w:r>
+        <w:rPr>
+          <w:rFonts w:ascii="Georgia" w:hAnsi="Georgia"/>
+        </w:rPr>
+        <w:t xml:space="preserve"> (*sabba-saṅkhāra-samatha*) expounded by the Buddha. Nibbāna means Nibbāna. Throughout this entire world, throughout this entire *saṃsāra*, there is a burning. Wondrously, the world burns within and without. The Buddha declared: "Monks, everything is burning." The eye, the ear, the nose, and all these are burning. The world lives amidst such a multitude of burnings. Through the Dhamma expounded by the Buddha, having escaped from these burnings, he showed the path to that supreme Nibbāna. That path of practice is what is called the Buddha's teaching. Its essence is the application of that practice. Therefore, you, devout lay disciples, having undertaken the valuable Noble Eight Precepts (*ariya-aṭṭhaṅgika-sīla*) on this valuable Uposatha day—and there are those here who have undertaken even more valuable precepts—having restrained body and speech in whatever manner, have now listened to several Dhamma points related to the Buddha's teaching. Through this—by means of the similes and other examples we presented—even if you adopt only the practical aspects necessary for your daily lives, if not everything, that is sufficient. Next, what is important is that in your daily life—not as a mere experiment, but incorporating it into your lifestyle, incorporating it into your daily routine, dedicating at least a short time of the day to this meditative attention, even a few minutes, or if possible, when you have free time, or even by taking leave—you turn toward this, and apply your life to that supreme task, duty, and purpose of *saṃsāric* release, the realization of Nibbāna, which has been neglected due to falling into negligence in this long *saṃsāra*.</w:t>
       </w:r>
     </w:p>
     <w:p>
       <w:r>
         <w:rPr>
           <w:rFonts w:ascii="Georgia" w:hAnsi="Georgia"/>
-          <w:b w:val="0"/>
-          <w:i w:val="0"/>
-          <w:sz w:val="24"/>
         </w:rPr>
-        <w:t>At this moment, within this Dhamma sermon, we believe that several valuable Dhamma teachings helpful for Nibbāna have been deposited in your minds. You listened to this with faith (*saddhā*). Faith is a highly valuable quality. So much so, the Buddha declared this faith to be a spiritual faculty (*indriya*) as well as a spiritual power (*bala*) that aids in realizing Nibbāna. Mindfulness (*sati*), concentration (*samādhi*), and wisdom (*paññā*)—we believe that you have gained the strength to develop these to some extent by listening and reflecting on this Dhamma sermon. Therefore, by applying a pure mind, body, and speech with the strength you have received, which is considered the benefit of listening to the Dhamma today, if a great mass of wholesome states (*kusala*) has arisen, let us now share all those merits with those who expect them and wish to receive them.</w:t>
+        <w:t xml:space="preserve">At this moment, within this Dhamma sermon, we believe that several valuable Dhamma teachings helpful for Nibbāna have been deposited in your minds. You listened to this with faith (*saddhā*). Faith is a highly valuable quality. So much so, the Buddha declared this faith to be a spiritual faculty (*indriya*) as well as a spiritual power (*bala*) that aids in realizing Nibbāna. Mindfulness (*sati*), </w:t>
+      </w:r>
+      <w:r>
+        <w:rPr>
+          <w:rFonts w:ascii="Georgia" w:hAnsi="Georgia"/>
+        </w:rPr>
+        <w:lastRenderedPageBreak/>
+        <w:t>concentration (*samādhi*), and wisdom (*paññā*)—we believe that you have gained the strength to develop these to some extent by listening and reflecting on this Dhamma sermon. Therefore, by applying a pure mind, body, and speech with the strength you have received, which is considered the benefit of listening to the Dhamma today, if a great mass of wholesome states (*kusala*) has arisen, let us now share all those merits with those who expect them and wish to receive them.</w:t>
       </w:r>
     </w:p>
     <w:p>
       <w:r>
         <w:rPr>
           <w:rFonts w:ascii="Georgia" w:hAnsi="Georgia"/>
-          <w:b w:val="0"/>
-          <w:i w:val="0"/>
-          <w:sz w:val="24"/>
         </w:rPr>
         <w:t>Whatever sublime mass of wholesome merit we have gathered through this preaching and listening to the Dhamma on this occasion, may the guardian deities of the Dispensation, the assembly of Devas and Brahmas, and especially all the deities presiding over this place, rejoice in this mass of merit! According to their own aspirations, may they realize the supreme, deathless, great Nibbāna through one of the three Bodhis (Awakenings)! May they protect the Dispensation and us! We must make this aspiration. Similarly, may all beings—including one's own departed relatives—from the Avīci hell to the Akanitṭha heaven, who wish for merit and seek Nibbāna, rejoice in this noble merit and realize the supreme, deathless, great Nibbāna as quickly as possible through their aspired Bodhi. Reciting these verses, share the merits:</w:t>
       </w:r>
@@ -553,19 +641,10 @@
       <w:r>
         <w:rPr>
           <w:rFonts w:ascii="Georgia" w:hAnsi="Georgia"/>
-          <w:b w:val="0"/>
-          <w:i w:val="0"/>
-          <w:sz w:val="24"/>
         </w:rPr>
         <w:t>“*Ettāvatā ca amhehi.........*”</w:t>
       </w:r>
     </w:p>
-    <w:sectPr>
-      <w:pgSz w:w="12240" w:h="15840"/>
-      <w:pgMar w:top="1440" w:right="1800" w:bottom="1440" w:left="1800" w:header="720" w:footer="720" w:gutter="0"/>
-      <w:cols w:space="720"/>
-      <w:docGrid w:linePitch="360"/>
-    </w:sectPr>
   </w:body>
 </w:document>
 </file>
